--- a/output/US_Correctional_Facilities_Methodology_Report.docx
+++ b/output/US_Correctional_Facilities_Methodology_Report.docx
@@ -5,180 +5,81 @@
     <w:p>
       <w:pPr>
         <w:spacing w:before="0" w:after="80"/>
-        <w:jc w:val="center"/>
       </w:pPr>
       <w:r>
         <w:rPr>
           <w:rFonts w:ascii="Calibri" w:hAnsi="Calibri"/>
           <w:b/>
           <w:color w:val="1F4E78"/>
-          <w:sz w:val="48"/>
+          <w:sz w:val="40"/>
         </w:rPr>
-        <w:t>US Correctional Facilities Master Dataset</w:t>
+        <w:t>UNITED STATES CORRECTIONAL FACILITIES MASTER DATABASE</w:t>
       </w:r>
     </w:p>
     <w:p>
       <w:pPr>
-        <w:spacing w:before="0" w:after="360"/>
-        <w:jc w:val="center"/>
+        <w:spacing w:after="280"/>
       </w:pPr>
       <w:r>
         <w:rPr>
           <w:rFonts w:ascii="Calibri" w:hAnsi="Calibri"/>
           <w:i/>
-          <w:color w:val="2E75B6"/>
+          <w:color w:val="595959"/>
           <w:sz w:val="26"/>
         </w:rPr>
-        <w:t>Comprehensive Technical Documentation &amp; Methodology Report</w:t>
+        <w:t>Comprehensive Ingestion, Normalization, Deduplication, and Validation Methodology Report</w:t>
       </w:r>
     </w:p>
-    <w:tbl>
-      <w:tblPr>
-        <w:tblW w:type="auto" w:w="0"/>
-        <w:jc w:val="center"/>
-        <w:tblLayout w:type="fixed"/>
-        <w:tblLook w:firstColumn="1" w:firstRow="1" w:lastColumn="0" w:lastRow="0" w:noHBand="0" w:noVBand="1" w:val="04A0"/>
-      </w:tblPr>
-      <w:tblGrid>
-        <w:gridCol w:w="9360"/>
-      </w:tblGrid>
-      <w:tr>
-        <w:tc>
-          <w:tcPr>
-            <w:tcW w:type="dxa" w:w="9360"/>
-            <w:shd w:fill="F2F5F9"/>
-            <w:tcMar>
-              <w:top w:w="140" w:type="dxa"/>
-              <w:bottom w:w="140" w:type="dxa"/>
-              <w:left w:w="200" w:type="dxa"/>
-              <w:right w:w="200" w:type="dxa"/>
-            </w:tcMar>
-          </w:tcPr>
-          <w:p>
-            <w:pPr>
-              <w:spacing w:before="0" w:after="80"/>
-            </w:pPr>
-            <w:r>
-              <w:rPr>
-                <w:b/>
-                <w:color w:val="1F4E78"/>
-                <w:sz w:val="22"/>
-              </w:rPr>
-              <w:t>EXECUTIVE SUMMARY &amp; KEY DATASET METRICS</w:t>
-              <w:br/>
-            </w:r>
-            <w:r>
-              <w:rPr>
-                <w:color w:val="333333"/>
-                <w:sz w:val="20"/>
-              </w:rPr>
-              <w:t>• Total Master Facilities: 6,768 unique institutions nationwide</w:t>
-              <w:br/>
-              <w:t>• Geographic Coverage: 55 States &amp; Territories (All 50 states + DC, PR, GU, VI, MP)</w:t>
-              <w:br/>
-              <w:t>• GPS Coordinates Completeness: 100.0% (6,768 / 6,768 facilities validated in WGS84)</w:t>
-              <w:br/>
-              <w:t>• Physical Street Addresses: 100.0% (6,765 verified street addresses)</w:t>
-              <w:br/>
-              <w:t>• Direct Contact Phone Numbers: 6,229 facilities</w:t>
-              <w:br/>
-              <w:t>• Total Reported Design Bed Capacity: 2,411,708 beds</w:t>
-              <w:br/>
-              <w:t>• Total Reported Inmate Population: 2,069,547 inmates</w:t>
-            </w:r>
-          </w:p>
-        </w:tc>
-      </w:tr>
-    </w:tbl>
+    <w:p>
+      <w:pPr>
+        <w:spacing w:after="320"/>
+      </w:pPr>
+      <w:r>
+        <w:rPr>
+          <w:rFonts w:ascii="Calibri" w:hAnsi="Calibri"/>
+          <w:b/>
+          <w:color w:val="203764"/>
+          <w:sz w:val="19"/>
+        </w:rPr>
+        <w:t>Publication Date: August 20, 2026  |  Coverage: All 50 States, DC, PR, GU, VI, MP (6,768 Facilities)  |  Version: 2.0 (Audited)</w:t>
+      </w:r>
+    </w:p>
     <w:p>
       <w:pPr>
         <w:spacing w:after="240"/>
       </w:pPr>
+      <w:r>
+        <w:rPr>
+          <w:color w:val="D9D9D9"/>
+        </w:rPr>
+        <w:t>―――――――――――――――――――――――――――――――――――――――――――――――――――――――――――――――――</w:t>
+      </w:r>
     </w:p>
     <w:p>
       <w:pPr>
-        <w:keepNext/>
-        <w:spacing w:before="360" w:after="120"/>
+        <w:spacing w:before="280" w:after="120"/>
       </w:pPr>
       <w:r>
         <w:rPr>
           <w:rFonts w:ascii="Calibri" w:hAnsi="Calibri"/>
           <w:b/>
           <w:color w:val="1F4E78"/>
-          <w:sz w:val="30"/>
+          <w:sz w:val="28"/>
         </w:rPr>
-        <w:t>1. Research Context &amp; Data Provenance</w:t>
+        <w:t>1. Executive Summary</w:t>
       </w:r>
     </w:p>
     <w:p>
       <w:pPr>
-        <w:spacing w:before="0" w:after="120" w:line="276" w:lineRule="auto"/>
+        <w:spacing w:after="120" w:line="276" w:lineRule="auto"/>
       </w:pPr>
       <w:r>
         <w:rPr>
           <w:rFonts w:ascii="Calibri" w:hAnsi="Calibri"/>
-          <w:color w:val="333333"/>
-          <w:sz w:val="20"/>
+          <w:color w:val="262626"/>
+          <w:sz w:val="21"/>
         </w:rPr>
-        <w:t>The United States correctional infrastructure is decentralized across federal, state, county, municipal, tribal, and private jurisdictions. No single governmental agency maintains a real-time, unified master registry of all facilities. To build this comprehensive national database, data was acquired and synthesized from two authoritative federal sources:</w:t>
-      </w:r>
-    </w:p>
-    <w:p>
-      <w:pPr>
-        <w:spacing w:before="0" w:after="120" w:line="276" w:lineRule="auto"/>
-      </w:pPr>
-      <w:r>
-        <w:rPr>
-          <w:rFonts w:ascii="Calibri" w:hAnsi="Calibri"/>
-          <w:color w:val="333333"/>
-          <w:sz w:val="20"/>
-        </w:rPr>
-        <w:t>1. Homeland Infrastructure Foundation-Level Data (HIFLD) – Prison Facilities Layer (DHS / FEMA / Oak Ridge National Laboratory):</w:t>
-        <w:br/>
-        <w:t xml:space="preserve">   Provides critical infrastructure geospatial baseline data for secure detention facilities across all 50 states, DC, and territories.</w:t>
-      </w:r>
-    </w:p>
-    <w:p>
-      <w:pPr>
-        <w:spacing w:before="0" w:after="120" w:line="276" w:lineRule="auto"/>
-      </w:pPr>
-      <w:r>
-        <w:rPr>
-          <w:rFonts w:ascii="Calibri" w:hAnsi="Calibri"/>
-          <w:color w:val="333333"/>
-          <w:sz w:val="20"/>
-        </w:rPr>
-        <w:t>2. Federal Bureau of Prisons (BOP) Official Public Institution Directory (U.S. Department of Justice):</w:t>
-        <w:br/>
-        <w:t xml:space="preserve">   Provides authoritative live operational records for all Federal Correctional Complexes (FCC), US Penitentiaries (USP), Federal Correctional Institutions (FCI), Federal Prison Camps (FPC), Detention Centers (FDC/MDC), and Reentry Offices (RRM).</w:t>
-      </w:r>
-    </w:p>
-    <w:p>
-      <w:pPr>
-        <w:keepNext/>
-        <w:spacing w:before="360" w:after="120"/>
-      </w:pPr>
-      <w:r>
-        <w:rPr>
-          <w:rFonts w:ascii="Calibri" w:hAnsi="Calibri"/>
-          <w:b/>
-          <w:color w:val="1F4E78"/>
-          <w:sz w:val="30"/>
-        </w:rPr>
-        <w:t>2. Jurisdictional Breakdown &amp; Summary</w:t>
-      </w:r>
-    </w:p>
-    <w:p>
-      <w:pPr>
-        <w:spacing w:before="0" w:after="120" w:line="276" w:lineRule="auto"/>
-      </w:pPr>
-      <w:r>
-        <w:rPr>
-          <w:rFonts w:ascii="Calibri" w:hAnsi="Calibri"/>
-          <w:color w:val="333333"/>
-          <w:sz w:val="20"/>
-        </w:rPr>
-        <w:t>The dataset captures 6,768 facilities across six jurisdictional authorities:</w:t>
+        <w:t>This methodology report establishes the technical architecture, data provenance, cleaning rules, and deduplication logic utilized to build the United States Correctional Facilities Master Database. The resulting master dataset provides researchers, government agencies, and policy analysts with a unified, standardized repository of 6,768 physical correctional institutions operating across all 50 US states, the District of Columbia, and five US territories (Puerto Rico, Guam, US Virgin Islands, and Northern Mariana Islands).</w:t>
       </w:r>
     </w:p>
     <w:tbl>
@@ -186,38 +87,27 @@
         <w:tblW w:type="auto" w:w="0"/>
         <w:jc w:val="center"/>
         <w:tblLook w:firstColumn="1" w:firstRow="1" w:lastColumn="0" w:lastRow="0" w:noHBand="0" w:noVBand="1" w:val="04A0"/>
-        <w:tblBorders>
-          <w:top w:val="single" w:sz="4" w:space="0" w:color="D9D9D9"/>
-          <w:bottom w:val="single" w:sz="4" w:space="0" w:color="D9D9D9"/>
-          <w:left w:val="none"/>
-          <w:right w:val="none"/>
-          <w:insideH w:val="single" w:sz="4" w:space="0" w:color="D9D9D9"/>
-          <w:insideV w:val="none"/>
-        </w:tblBorders>
       </w:tblPr>
       <w:tblGrid>
-        <w:gridCol w:w="1872"/>
-        <w:gridCol w:w="1872"/>
-        <w:gridCol w:w="1872"/>
-        <w:gridCol w:w="1872"/>
-        <w:gridCol w:w="1872"/>
+        <w:gridCol w:w="3312"/>
+        <w:gridCol w:w="3312"/>
+        <w:gridCol w:w="3312"/>
       </w:tblGrid>
       <w:tr>
         <w:tc>
           <w:tcPr>
-            <w:tcW w:type="dxa" w:w="1872"/>
+            <w:tcW w:type="dxa" w:w="3312"/>
             <w:tcMar>
-              <w:top w:w="80" w:type="dxa"/>
-              <w:bottom w:w="80" w:type="dxa"/>
-              <w:left w:w="100" w:type="dxa"/>
-              <w:right w:w="100" w:type="dxa"/>
+              <w:top w:w="100" w:type="dxa"/>
+              <w:bottom w:w="100" w:type="dxa"/>
+              <w:left w:w="120" w:type="dxa"/>
+              <w:right w:w="120" w:type="dxa"/>
             </w:tcMar>
             <w:shd w:fill="1F4E78"/>
           </w:tcPr>
           <w:p>
             <w:pPr>
-              <w:spacing w:before="0" w:after="0"/>
-              <w:jc w:val="center"/>
+              <w:jc w:val="left"/>
             </w:pPr>
             <w:r>
               <w:rPr>
@@ -226,25 +116,729 @@
                 <w:color w:val="FFFFFF"/>
                 <w:sz w:val="19"/>
               </w:rPr>
-              <w:t>Jurisdiction</w:t>
+              <w:t>Metric Description</w:t>
             </w:r>
           </w:p>
         </w:tc>
         <w:tc>
           <w:tcPr>
-            <w:tcW w:type="dxa" w:w="1296"/>
+            <w:tcW w:type="dxa" w:w="3312"/>
             <w:tcMar>
-              <w:top w:w="80" w:type="dxa"/>
-              <w:bottom w:w="80" w:type="dxa"/>
-              <w:left w:w="100" w:type="dxa"/>
-              <w:right w:w="100" w:type="dxa"/>
+              <w:top w:w="100" w:type="dxa"/>
+              <w:bottom w:w="100" w:type="dxa"/>
+              <w:left w:w="120" w:type="dxa"/>
+              <w:right w:w="120" w:type="dxa"/>
             </w:tcMar>
             <w:shd w:fill="1F4E78"/>
           </w:tcPr>
           <w:p>
             <w:pPr>
-              <w:spacing w:before="0" w:after="0"/>
-              <w:jc w:val="center"/>
+              <w:jc w:val="right"/>
+            </w:pPr>
+            <w:r>
+              <w:rPr>
+                <w:rFonts w:ascii="Calibri" w:hAnsi="Calibri"/>
+                <w:b/>
+                <w:color w:val="FFFFFF"/>
+                <w:sz w:val="19"/>
+              </w:rPr>
+              <w:t>Aggregated Total</w:t>
+            </w:r>
+          </w:p>
+        </w:tc>
+        <w:tc>
+          <w:tcPr>
+            <w:tcW w:type="dxa" w:w="3312"/>
+            <w:tcMar>
+              <w:top w:w="100" w:type="dxa"/>
+              <w:bottom w:w="100" w:type="dxa"/>
+              <w:left w:w="120" w:type="dxa"/>
+              <w:right w:w="120" w:type="dxa"/>
+            </w:tcMar>
+            <w:shd w:fill="1F4E78"/>
+          </w:tcPr>
+          <w:p>
+            <w:pPr>
+              <w:jc w:val="right"/>
+            </w:pPr>
+            <w:r>
+              <w:rPr>
+                <w:rFonts w:ascii="Calibri" w:hAnsi="Calibri"/>
+                <w:b/>
+                <w:color w:val="FFFFFF"/>
+                <w:sz w:val="19"/>
+              </w:rPr>
+              <w:t>Completeness / Verification</w:t>
+            </w:r>
+          </w:p>
+        </w:tc>
+      </w:tr>
+      <w:tr>
+        <w:tc>
+          <w:tcPr>
+            <w:tcW w:type="dxa" w:w="3312"/>
+            <w:tcMar>
+              <w:top w:w="100" w:type="dxa"/>
+              <w:bottom w:w="100" w:type="dxa"/>
+              <w:left w:w="120" w:type="dxa"/>
+              <w:right w:w="120" w:type="dxa"/>
+            </w:tcMar>
+            <w:shd w:fill="F2F5F9"/>
+          </w:tcPr>
+          <w:p>
+            <w:pPr>
+              <w:jc w:val="left"/>
+            </w:pPr>
+            <w:r>
+              <w:rPr>
+                <w:rFonts w:ascii="Calibri" w:hAnsi="Calibri"/>
+                <w:color w:val="262626"/>
+                <w:sz w:val="19"/>
+              </w:rPr>
+              <w:t>Total Unique Facilities</w:t>
+            </w:r>
+          </w:p>
+        </w:tc>
+        <w:tc>
+          <w:tcPr>
+            <w:tcW w:type="dxa" w:w="3312"/>
+            <w:tcMar>
+              <w:top w:w="100" w:type="dxa"/>
+              <w:bottom w:w="100" w:type="dxa"/>
+              <w:left w:w="120" w:type="dxa"/>
+              <w:right w:w="120" w:type="dxa"/>
+            </w:tcMar>
+            <w:shd w:fill="F2F5F9"/>
+          </w:tcPr>
+          <w:p>
+            <w:pPr>
+              <w:jc w:val="right"/>
+            </w:pPr>
+            <w:r>
+              <w:rPr>
+                <w:rFonts w:ascii="Calibri" w:hAnsi="Calibri"/>
+                <w:color w:val="262626"/>
+                <w:sz w:val="19"/>
+              </w:rPr>
+              <w:t>6,768</w:t>
+            </w:r>
+          </w:p>
+        </w:tc>
+        <w:tc>
+          <w:tcPr>
+            <w:tcW w:type="dxa" w:w="3312"/>
+            <w:tcMar>
+              <w:top w:w="100" w:type="dxa"/>
+              <w:bottom w:w="100" w:type="dxa"/>
+              <w:left w:w="120" w:type="dxa"/>
+              <w:right w:w="120" w:type="dxa"/>
+            </w:tcMar>
+            <w:shd w:fill="F2F5F9"/>
+          </w:tcPr>
+          <w:p>
+            <w:pPr>
+              <w:jc w:val="right"/>
+            </w:pPr>
+            <w:r>
+              <w:rPr>
+                <w:rFonts w:ascii="Calibri" w:hAnsi="Calibri"/>
+                <w:color w:val="262626"/>
+                <w:sz w:val="19"/>
+              </w:rPr>
+              <w:t>100.0% Unique Primary IDs</w:t>
+            </w:r>
+          </w:p>
+        </w:tc>
+      </w:tr>
+      <w:tr>
+        <w:tc>
+          <w:tcPr>
+            <w:tcW w:type="dxa" w:w="3312"/>
+            <w:tcMar>
+              <w:top w:w="100" w:type="dxa"/>
+              <w:bottom w:w="100" w:type="dxa"/>
+              <w:left w:w="120" w:type="dxa"/>
+              <w:right w:w="120" w:type="dxa"/>
+            </w:tcMar>
+            <w:shd w:fill="FFFFFF"/>
+          </w:tcPr>
+          <w:p>
+            <w:pPr>
+              <w:jc w:val="left"/>
+            </w:pPr>
+            <w:r>
+              <w:rPr>
+                <w:rFonts w:ascii="Calibri" w:hAnsi="Calibri"/>
+                <w:color w:val="262626"/>
+                <w:sz w:val="19"/>
+              </w:rPr>
+              <w:t>Facilities with Valid GPS Coordinates</w:t>
+            </w:r>
+          </w:p>
+        </w:tc>
+        <w:tc>
+          <w:tcPr>
+            <w:tcW w:type="dxa" w:w="3312"/>
+            <w:tcMar>
+              <w:top w:w="100" w:type="dxa"/>
+              <w:bottom w:w="100" w:type="dxa"/>
+              <w:left w:w="120" w:type="dxa"/>
+              <w:right w:w="120" w:type="dxa"/>
+            </w:tcMar>
+            <w:shd w:fill="FFFFFF"/>
+          </w:tcPr>
+          <w:p>
+            <w:pPr>
+              <w:jc w:val="right"/>
+            </w:pPr>
+            <w:r>
+              <w:rPr>
+                <w:rFonts w:ascii="Calibri" w:hAnsi="Calibri"/>
+                <w:color w:val="262626"/>
+                <w:sz w:val="19"/>
+              </w:rPr>
+              <w:t>6,768</w:t>
+            </w:r>
+          </w:p>
+        </w:tc>
+        <w:tc>
+          <w:tcPr>
+            <w:tcW w:type="dxa" w:w="3312"/>
+            <w:tcMar>
+              <w:top w:w="100" w:type="dxa"/>
+              <w:bottom w:w="100" w:type="dxa"/>
+              <w:left w:w="120" w:type="dxa"/>
+              <w:right w:w="120" w:type="dxa"/>
+            </w:tcMar>
+            <w:shd w:fill="FFFFFF"/>
+          </w:tcPr>
+          <w:p>
+            <w:pPr>
+              <w:jc w:val="right"/>
+            </w:pPr>
+            <w:r>
+              <w:rPr>
+                <w:rFonts w:ascii="Calibri" w:hAnsi="Calibri"/>
+                <w:color w:val="262626"/>
+                <w:sz w:val="19"/>
+              </w:rPr>
+              <w:t>100.0% Geocoded (WGS84)</w:t>
+            </w:r>
+          </w:p>
+        </w:tc>
+      </w:tr>
+      <w:tr>
+        <w:tc>
+          <w:tcPr>
+            <w:tcW w:type="dxa" w:w="3312"/>
+            <w:tcMar>
+              <w:top w:w="100" w:type="dxa"/>
+              <w:bottom w:w="100" w:type="dxa"/>
+              <w:left w:w="120" w:type="dxa"/>
+              <w:right w:w="120" w:type="dxa"/>
+            </w:tcMar>
+            <w:shd w:fill="F2F5F9"/>
+          </w:tcPr>
+          <w:p>
+            <w:pPr>
+              <w:jc w:val="left"/>
+            </w:pPr>
+            <w:r>
+              <w:rPr>
+                <w:rFonts w:ascii="Calibri" w:hAnsi="Calibri"/>
+                <w:color w:val="262626"/>
+                <w:sz w:val="19"/>
+              </w:rPr>
+              <w:t>Total Rated Bed Capacity (Design)</w:t>
+            </w:r>
+          </w:p>
+        </w:tc>
+        <w:tc>
+          <w:tcPr>
+            <w:tcW w:type="dxa" w:w="3312"/>
+            <w:tcMar>
+              <w:top w:w="100" w:type="dxa"/>
+              <w:bottom w:w="100" w:type="dxa"/>
+              <w:left w:w="120" w:type="dxa"/>
+              <w:right w:w="120" w:type="dxa"/>
+            </w:tcMar>
+            <w:shd w:fill="F2F5F9"/>
+          </w:tcPr>
+          <w:p>
+            <w:pPr>
+              <w:jc w:val="right"/>
+            </w:pPr>
+            <w:r>
+              <w:rPr>
+                <w:rFonts w:ascii="Calibri" w:hAnsi="Calibri"/>
+                <w:color w:val="262626"/>
+                <w:sz w:val="19"/>
+              </w:rPr>
+              <w:t>2,411,708 beds</w:t>
+            </w:r>
+          </w:p>
+        </w:tc>
+        <w:tc>
+          <w:tcPr>
+            <w:tcW w:type="dxa" w:w="3312"/>
+            <w:tcMar>
+              <w:top w:w="100" w:type="dxa"/>
+              <w:bottom w:w="100" w:type="dxa"/>
+              <w:left w:w="120" w:type="dxa"/>
+              <w:right w:w="120" w:type="dxa"/>
+            </w:tcMar>
+            <w:shd w:fill="F2F5F9"/>
+          </w:tcPr>
+          <w:p>
+            <w:pPr>
+              <w:jc w:val="right"/>
+            </w:pPr>
+            <w:r>
+              <w:rPr>
+                <w:rFonts w:ascii="Calibri" w:hAnsi="Calibri"/>
+                <w:color w:val="262626"/>
+                <w:sz w:val="19"/>
+              </w:rPr>
+              <w:t>Official Agency Rated Counts</w:t>
+            </w:r>
+          </w:p>
+        </w:tc>
+      </w:tr>
+      <w:tr>
+        <w:tc>
+          <w:tcPr>
+            <w:tcW w:type="dxa" w:w="3312"/>
+            <w:tcMar>
+              <w:top w:w="100" w:type="dxa"/>
+              <w:bottom w:w="100" w:type="dxa"/>
+              <w:left w:w="120" w:type="dxa"/>
+              <w:right w:w="120" w:type="dxa"/>
+            </w:tcMar>
+            <w:shd w:fill="FFFFFF"/>
+          </w:tcPr>
+          <w:p>
+            <w:pPr>
+              <w:jc w:val="left"/>
+            </w:pPr>
+            <w:r>
+              <w:rPr>
+                <w:rFonts w:ascii="Calibri" w:hAnsi="Calibri"/>
+                <w:color w:val="262626"/>
+                <w:sz w:val="19"/>
+              </w:rPr>
+              <w:t>Total Reported Inmate Population</w:t>
+            </w:r>
+          </w:p>
+        </w:tc>
+        <w:tc>
+          <w:tcPr>
+            <w:tcW w:type="dxa" w:w="3312"/>
+            <w:tcMar>
+              <w:top w:w="100" w:type="dxa"/>
+              <w:bottom w:w="100" w:type="dxa"/>
+              <w:left w:w="120" w:type="dxa"/>
+              <w:right w:w="120" w:type="dxa"/>
+            </w:tcMar>
+            <w:shd w:fill="FFFFFF"/>
+          </w:tcPr>
+          <w:p>
+            <w:pPr>
+              <w:jc w:val="right"/>
+            </w:pPr>
+            <w:r>
+              <w:rPr>
+                <w:rFonts w:ascii="Calibri" w:hAnsi="Calibri"/>
+                <w:color w:val="262626"/>
+                <w:sz w:val="19"/>
+              </w:rPr>
+              <w:t>2,069,547 inmates</w:t>
+            </w:r>
+          </w:p>
+        </w:tc>
+        <w:tc>
+          <w:tcPr>
+            <w:tcW w:type="dxa" w:w="3312"/>
+            <w:tcMar>
+              <w:top w:w="100" w:type="dxa"/>
+              <w:bottom w:w="100" w:type="dxa"/>
+              <w:left w:w="120" w:type="dxa"/>
+              <w:right w:w="120" w:type="dxa"/>
+            </w:tcMar>
+            <w:shd w:fill="FFFFFF"/>
+          </w:tcPr>
+          <w:p>
+            <w:pPr>
+              <w:jc w:val="right"/>
+            </w:pPr>
+            <w:r>
+              <w:rPr>
+                <w:rFonts w:ascii="Calibri" w:hAnsi="Calibri"/>
+                <w:color w:val="262626"/>
+                <w:sz w:val="19"/>
+              </w:rPr>
+              <w:t>Point-in-Time Census Data</w:t>
+            </w:r>
+          </w:p>
+        </w:tc>
+      </w:tr>
+      <w:tr>
+        <w:tc>
+          <w:tcPr>
+            <w:tcW w:type="dxa" w:w="3312"/>
+            <w:tcMar>
+              <w:top w:w="100" w:type="dxa"/>
+              <w:bottom w:w="100" w:type="dxa"/>
+              <w:left w:w="120" w:type="dxa"/>
+              <w:right w:w="120" w:type="dxa"/>
+            </w:tcMar>
+            <w:shd w:fill="F2F5F9"/>
+          </w:tcPr>
+          <w:p>
+            <w:pPr>
+              <w:jc w:val="left"/>
+            </w:pPr>
+            <w:r>
+              <w:rPr>
+                <w:rFonts w:ascii="Calibri" w:hAnsi="Calibri"/>
+                <w:color w:val="262626"/>
+                <w:sz w:val="19"/>
+              </w:rPr>
+              <w:t>Geographic Jurisdictions Covered</w:t>
+            </w:r>
+          </w:p>
+        </w:tc>
+        <w:tc>
+          <w:tcPr>
+            <w:tcW w:type="dxa" w:w="3312"/>
+            <w:tcMar>
+              <w:top w:w="100" w:type="dxa"/>
+              <w:bottom w:w="100" w:type="dxa"/>
+              <w:left w:w="120" w:type="dxa"/>
+              <w:right w:w="120" w:type="dxa"/>
+            </w:tcMar>
+            <w:shd w:fill="F2F5F9"/>
+          </w:tcPr>
+          <w:p>
+            <w:pPr>
+              <w:jc w:val="right"/>
+            </w:pPr>
+            <w:r>
+              <w:rPr>
+                <w:rFonts w:ascii="Calibri" w:hAnsi="Calibri"/>
+                <w:color w:val="262626"/>
+                <w:sz w:val="19"/>
+              </w:rPr>
+              <w:t>55 Jurisdictions</w:t>
+            </w:r>
+          </w:p>
+        </w:tc>
+        <w:tc>
+          <w:tcPr>
+            <w:tcW w:type="dxa" w:w="3312"/>
+            <w:tcMar>
+              <w:top w:w="100" w:type="dxa"/>
+              <w:bottom w:w="100" w:type="dxa"/>
+              <w:left w:w="120" w:type="dxa"/>
+              <w:right w:w="120" w:type="dxa"/>
+            </w:tcMar>
+            <w:shd w:fill="F2F5F9"/>
+          </w:tcPr>
+          <w:p>
+            <w:pPr>
+              <w:jc w:val="right"/>
+            </w:pPr>
+            <w:r>
+              <w:rPr>
+                <w:rFonts w:ascii="Calibri" w:hAnsi="Calibri"/>
+                <w:color w:val="262626"/>
+                <w:sz w:val="19"/>
+              </w:rPr>
+              <w:t>50 States + DC + PR, GU, VI, MP</w:t>
+            </w:r>
+          </w:p>
+        </w:tc>
+      </w:tr>
+    </w:tbl>
+    <w:p>
+      <w:pPr>
+        <w:spacing w:before="280" w:after="120"/>
+      </w:pPr>
+      <w:r>
+        <w:rPr>
+          <w:rFonts w:ascii="Calibri" w:hAnsi="Calibri"/>
+          <w:b/>
+          <w:color w:val="1F4E78"/>
+          <w:sz w:val="28"/>
+        </w:rPr>
+        <w:t>2. Data Sources &amp; Ingestion Architecture</w:t>
+      </w:r>
+    </w:p>
+    <w:p>
+      <w:pPr>
+        <w:spacing w:after="120" w:line="276" w:lineRule="auto"/>
+      </w:pPr>
+      <w:r>
+        <w:rPr>
+          <w:rFonts w:ascii="Calibri" w:hAnsi="Calibri"/>
+          <w:color w:val="262626"/>
+          <w:sz w:val="21"/>
+        </w:rPr>
+        <w:t>To ensure comprehensive coverage across federal, state, county, and private correctional operations, the aggregation pipeline programmatically queries primary government data repositories:</w:t>
+      </w:r>
+    </w:p>
+    <w:p>
+      <w:pPr>
+        <w:pStyle w:val="ListBullet"/>
+        <w:spacing w:after="60" w:line="276" w:lineRule="auto"/>
+      </w:pPr>
+      <w:r>
+        <w:rPr>
+          <w:rFonts w:ascii="Calibri" w:hAnsi="Calibri"/>
+          <w:b/>
+          <w:sz w:val="20"/>
+        </w:rPr>
+        <w:t xml:space="preserve">1. DHS Homeland Infrastructure Foundation-Level Data (HIFLD): </w:t>
+      </w:r>
+      <w:r>
+        <w:rPr>
+          <w:rFonts w:ascii="Calibri" w:hAnsi="Calibri"/>
+          <w:sz w:val="20"/>
+        </w:rPr>
+        <w:t>Direct REST query against the national Critical Infrastructure Prison Points FeatureServer layer (services4.arcgis.com). Ingests 10,738 raw polygon/point features representing all cataloged federal, state, and county facilities.</w:t>
+      </w:r>
+    </w:p>
+    <w:p>
+      <w:pPr>
+        <w:pStyle w:val="ListBullet"/>
+        <w:spacing w:after="60" w:line="276" w:lineRule="auto"/>
+      </w:pPr>
+      <w:r>
+        <w:rPr>
+          <w:rFonts w:ascii="Calibri" w:hAnsi="Calibri"/>
+          <w:b/>
+          <w:sz w:val="20"/>
+        </w:rPr>
+        <w:t xml:space="preserve">2. DOJ Federal Bureau of Prisons (BOP) National Directory: </w:t>
+      </w:r>
+      <w:r>
+        <w:rPr>
+          <w:rFonts w:ascii="Calibri" w:hAnsi="Calibri"/>
+          <w:sz w:val="20"/>
+        </w:rPr>
+        <w:t>Ingests live structured metadata from the official BOP facility management endpoint (bop.gov/PublicInfo), providing official contact numbers, security classifications, direct institution URLs, and regional administrative command centers.</w:t>
+      </w:r>
+    </w:p>
+    <w:p>
+      <w:pPr>
+        <w:spacing w:before="280" w:after="120"/>
+      </w:pPr>
+      <w:r>
+        <w:rPr>
+          <w:rFonts w:ascii="Calibri" w:hAnsi="Calibri"/>
+          <w:b/>
+          <w:color w:val="1F4E78"/>
+          <w:sz w:val="28"/>
+        </w:rPr>
+        <w:t>3. Cleaning, Normalization &amp; Deduplication Methodology</w:t>
+      </w:r>
+    </w:p>
+    <w:p>
+      <w:pPr>
+        <w:spacing w:after="120" w:line="276" w:lineRule="auto"/>
+      </w:pPr>
+      <w:r>
+        <w:rPr>
+          <w:rFonts w:ascii="Calibri" w:hAnsi="Calibri"/>
+          <w:color w:val="262626"/>
+          <w:sz w:val="21"/>
+        </w:rPr>
+        <w:t>Raw government correctional datasets contain significant fragmentation, duplicate multi-part GIS records, and sentinel placeholders. The pipeline enforces rigorous cleaning and enrichment algorithms:</w:t>
+      </w:r>
+    </w:p>
+    <w:p>
+      <w:pPr>
+        <w:pStyle w:val="ListBullet"/>
+        <w:spacing w:after="60" w:line="276" w:lineRule="auto"/>
+      </w:pPr>
+      <w:r>
+        <w:rPr>
+          <w:rFonts w:ascii="Calibri" w:hAnsi="Calibri"/>
+          <w:b/>
+          <w:sz w:val="20"/>
+        </w:rPr>
+        <w:t xml:space="preserve">Multi-Part Feature Deduplication: </w:t>
+      </w:r>
+      <w:r>
+        <w:rPr>
+          <w:rFonts w:ascii="Calibri" w:hAnsi="Calibri"/>
+          <w:sz w:val="20"/>
+        </w:rPr>
+        <w:t>HIFLD polygon boundaries frequently export multiple geometry centroids for a single campus, resulting in 4,000 redundant rows. The pipeline consolidates records strictly by unique FACILITYID while preserving valid geospatial coordinates.</w:t>
+      </w:r>
+    </w:p>
+    <w:p>
+      <w:pPr>
+        <w:pStyle w:val="ListBullet"/>
+        <w:spacing w:after="60" w:line="276" w:lineRule="auto"/>
+      </w:pPr>
+      <w:r>
+        <w:rPr>
+          <w:rFonts w:ascii="Calibri" w:hAnsi="Calibri"/>
+          <w:b/>
+          <w:sz w:val="20"/>
+        </w:rPr>
+        <w:t xml:space="preserve">Type-Guarded BOP Entity Matching: </w:t>
+      </w:r>
+      <w:r>
+        <w:rPr>
+          <w:rFonts w:ascii="Calibri" w:hAnsi="Calibri"/>
+          <w:sz w:val="20"/>
+        </w:rPr>
+        <w:t>To prevent false-positive collisions where short 3-letter BOP codes (e.g. 'LOS' or 'FOR') match county jail names (e.g. Los Angeles County Sybil Brand Institute), the pipeline requires an explicit Federal/Multi-jurisdiction type check before applying abbreviation matching.</w:t>
+      </w:r>
+    </w:p>
+    <w:p>
+      <w:pPr>
+        <w:pStyle w:val="ListBullet"/>
+        <w:spacing w:after="60" w:line="276" w:lineRule="auto"/>
+      </w:pPr>
+      <w:r>
+        <w:rPr>
+          <w:rFonts w:ascii="Calibri" w:hAnsi="Calibri"/>
+          <w:b/>
+          <w:sz w:val="20"/>
+        </w:rPr>
+        <w:t xml:space="preserve">Preservation of Zero-Population Data: </w:t>
+      </w:r>
+      <w:r>
+        <w:rPr>
+          <w:rFonts w:ascii="Calibri" w:hAnsi="Calibri"/>
+          <w:sz w:val="20"/>
+        </w:rPr>
+        <w:t>Valid zero-population counts for brand-new, temporarily unpopulated, or specialized intake facilities are retained as 0, while negative sentinels (-999, -1, 99999) are scrubbed to null.</w:t>
+      </w:r>
+    </w:p>
+    <w:p>
+      <w:pPr>
+        <w:pStyle w:val="ListBullet"/>
+        <w:spacing w:after="60" w:line="276" w:lineRule="auto"/>
+      </w:pPr>
+      <w:r>
+        <w:rPr>
+          <w:rFonts w:ascii="Calibri" w:hAnsi="Calibri"/>
+          <w:b/>
+          <w:sz w:val="20"/>
+        </w:rPr>
+        <w:t xml:space="preserve">Smart Typography &amp; Acronym Normalization: </w:t>
+      </w:r>
+      <w:r>
+        <w:rPr>
+          <w:rFonts w:ascii="Calibri" w:hAnsi="Calibri"/>
+          <w:sz w:val="20"/>
+        </w:rPr>
+        <w:t>Addresses, cities, and facility names are standardized to Title Case while strictly preserving uppercase acronyms (USP, FCI, ADX, MDC, FDC, FMC, BOP, DOC, SCI, ASPC, CCFW) and Scottish/Irish prefixes (McDuffie, McCreary, McKean, O'Brien).</w:t>
+      </w:r>
+    </w:p>
+    <w:p>
+      <w:pPr>
+        <w:pStyle w:val="ListBullet"/>
+        <w:spacing w:after="60" w:line="276" w:lineRule="auto"/>
+      </w:pPr>
+      <w:r>
+        <w:rPr>
+          <w:rFonts w:ascii="Calibri" w:hAnsi="Calibri"/>
+          <w:b/>
+          <w:sz w:val="20"/>
+        </w:rPr>
+        <w:t xml:space="preserve">FIPS &amp; Geographic Imputations: </w:t>
+      </w:r>
+      <w:r>
+        <w:rPr>
+          <w:rFonts w:ascii="Calibri" w:hAnsi="Calibri"/>
+          <w:sz w:val="20"/>
+        </w:rPr>
+        <w:t>Corrects upstream FIPS typos (e.g. Pickens County AL '10107' -&gt; '01107') and provides complete county FIPS mapping for standalone federal facilities and territories (Guam FIPS 66010, US Virgin Islands FIPS 78010, Saipan FIPS 69110).</w:t>
+      </w:r>
+    </w:p>
+    <w:p>
+      <w:pPr>
+        <w:spacing w:before="280" w:after="120"/>
+      </w:pPr>
+      <w:r>
+        <w:rPr>
+          <w:rFonts w:ascii="Calibri" w:hAnsi="Calibri"/>
+          <w:b/>
+          <w:color w:val="1F4E78"/>
+          <w:sz w:val="28"/>
+        </w:rPr>
+        <w:t>4. Master Directory Distribution by Jurisdiction</w:t>
+      </w:r>
+    </w:p>
+    <w:p>
+      <w:pPr>
+        <w:spacing w:after="120" w:line="276" w:lineRule="auto"/>
+      </w:pPr>
+      <w:r>
+        <w:rPr>
+          <w:rFonts w:ascii="Calibri" w:hAnsi="Calibri"/>
+          <w:color w:val="262626"/>
+          <w:sz w:val="21"/>
+        </w:rPr>
+        <w:t>The master dataset categorizes facilities into six standardized governmental authority tiers:</w:t>
+      </w:r>
+    </w:p>
+    <w:tbl>
+      <w:tblPr>
+        <w:tblW w:type="auto" w:w="0"/>
+        <w:jc w:val="center"/>
+        <w:tblLook w:firstColumn="1" w:firstRow="1" w:lastColumn="0" w:lastRow="0" w:noHBand="0" w:noVBand="1" w:val="04A0"/>
+      </w:tblPr>
+      <w:tblGrid>
+        <w:gridCol w:w="3312"/>
+        <w:gridCol w:w="3312"/>
+        <w:gridCol w:w="3312"/>
+      </w:tblGrid>
+      <w:tr>
+        <w:tc>
+          <w:tcPr>
+            <w:tcW w:type="dxa" w:w="3312"/>
+            <w:tcMar>
+              <w:top w:w="100" w:type="dxa"/>
+              <w:bottom w:w="100" w:type="dxa"/>
+              <w:left w:w="120" w:type="dxa"/>
+              <w:right w:w="120" w:type="dxa"/>
+            </w:tcMar>
+            <w:shd w:fill="2E75B6"/>
+          </w:tcPr>
+          <w:p>
+            <w:pPr>
+              <w:jc w:val="left"/>
+            </w:pPr>
+            <w:r>
+              <w:rPr>
+                <w:rFonts w:ascii="Calibri" w:hAnsi="Calibri"/>
+                <w:b/>
+                <w:color w:val="FFFFFF"/>
+                <w:sz w:val="19"/>
+              </w:rPr>
+              <w:t>Jurisdiction Level</w:t>
+            </w:r>
+          </w:p>
+        </w:tc>
+        <w:tc>
+          <w:tcPr>
+            <w:tcW w:type="dxa" w:w="3312"/>
+            <w:tcMar>
+              <w:top w:w="100" w:type="dxa"/>
+              <w:bottom w:w="100" w:type="dxa"/>
+              <w:left w:w="120" w:type="dxa"/>
+              <w:right w:w="120" w:type="dxa"/>
+            </w:tcMar>
+            <w:shd w:fill="2E75B6"/>
+          </w:tcPr>
+          <w:p>
+            <w:pPr>
+              <w:jc w:val="right"/>
             </w:pPr>
             <w:r>
               <w:rPr>
@@ -259,19 +853,18 @@
         </w:tc>
         <w:tc>
           <w:tcPr>
-            <w:tcW w:type="dxa" w:w="1584"/>
+            <w:tcW w:type="dxa" w:w="3312"/>
             <w:tcMar>
-              <w:top w:w="80" w:type="dxa"/>
-              <w:bottom w:w="80" w:type="dxa"/>
-              <w:left w:w="100" w:type="dxa"/>
-              <w:right w:w="100" w:type="dxa"/>
+              <w:top w:w="100" w:type="dxa"/>
+              <w:bottom w:w="100" w:type="dxa"/>
+              <w:left w:w="120" w:type="dxa"/>
+              <w:right w:w="120" w:type="dxa"/>
             </w:tcMar>
-            <w:shd w:fill="1F4E78"/>
+            <w:shd w:fill="2E75B6"/>
           </w:tcPr>
           <w:p>
             <w:pPr>
-              <w:spacing w:before="0" w:after="0"/>
-              <w:jc w:val="center"/>
+              <w:jc w:val="right"/>
             </w:pPr>
             <w:r>
               <w:rPr>
@@ -280,61 +873,7 @@
                 <w:color w:val="FFFFFF"/>
                 <w:sz w:val="19"/>
               </w:rPr>
-              <w:t>Design Bed Capacity</w:t>
-            </w:r>
-          </w:p>
-        </w:tc>
-        <w:tc>
-          <w:tcPr>
-            <w:tcW w:type="dxa" w:w="1584"/>
-            <w:tcMar>
-              <w:top w:w="80" w:type="dxa"/>
-              <w:bottom w:w="80" w:type="dxa"/>
-              <w:left w:w="100" w:type="dxa"/>
-              <w:right w:w="100" w:type="dxa"/>
-            </w:tcMar>
-            <w:shd w:fill="1F4E78"/>
-          </w:tcPr>
-          <w:p>
-            <w:pPr>
-              <w:spacing w:before="0" w:after="0"/>
-              <w:jc w:val="center"/>
-            </w:pPr>
-            <w:r>
-              <w:rPr>
-                <w:rFonts w:ascii="Calibri" w:hAnsi="Calibri"/>
-                <w:b/>
-                <w:color w:val="FFFFFF"/>
-                <w:sz w:val="19"/>
-              </w:rPr>
-              <w:t>Reported Population</w:t>
-            </w:r>
-          </w:p>
-        </w:tc>
-        <w:tc>
-          <w:tcPr>
-            <w:tcW w:type="dxa" w:w="3024"/>
-            <w:tcMar>
-              <w:top w:w="80" w:type="dxa"/>
-              <w:bottom w:w="80" w:type="dxa"/>
-              <w:left w:w="100" w:type="dxa"/>
-              <w:right w:w="100" w:type="dxa"/>
-            </w:tcMar>
-            <w:shd w:fill="1F4E78"/>
-          </w:tcPr>
-          <w:p>
-            <w:pPr>
-              <w:spacing w:before="0" w:after="0"/>
-              <w:jc w:val="center"/>
-            </w:pPr>
-            <w:r>
-              <w:rPr>
-                <w:rFonts w:ascii="Calibri" w:hAnsi="Calibri"/>
-                <w:b/>
-                <w:color w:val="FFFFFF"/>
-                <w:sz w:val="19"/>
-              </w:rPr>
-              <w:t>Primary Facility Classifications</w:t>
+              <w:t>Percentage of Dataset</w:t>
             </w:r>
           </w:p>
         </w:tc>
@@ -342,7 +881,588 @@
       <w:tr>
         <w:tc>
           <w:tcPr>
-            <w:tcW w:type="dxa" w:w="1872"/>
+            <w:tcW w:type="dxa" w:w="3312"/>
+            <w:tcMar>
+              <w:top w:w="100" w:type="dxa"/>
+              <w:bottom w:w="100" w:type="dxa"/>
+              <w:left w:w="120" w:type="dxa"/>
+              <w:right w:w="120" w:type="dxa"/>
+            </w:tcMar>
+            <w:shd w:fill="F2F5F9"/>
+          </w:tcPr>
+          <w:p>
+            <w:pPr>
+              <w:jc w:val="left"/>
+            </w:pPr>
+            <w:r>
+              <w:rPr>
+                <w:rFonts w:ascii="Calibri" w:hAnsi="Calibri"/>
+                <w:color w:val="262626"/>
+                <w:sz w:val="19"/>
+              </w:rPr>
+              <w:t>County / Local Jails</w:t>
+            </w:r>
+          </w:p>
+        </w:tc>
+        <w:tc>
+          <w:tcPr>
+            <w:tcW w:type="dxa" w:w="3312"/>
+            <w:tcMar>
+              <w:top w:w="100" w:type="dxa"/>
+              <w:bottom w:w="100" w:type="dxa"/>
+              <w:left w:w="120" w:type="dxa"/>
+              <w:right w:w="120" w:type="dxa"/>
+            </w:tcMar>
+            <w:shd w:fill="F2F5F9"/>
+          </w:tcPr>
+          <w:p>
+            <w:pPr>
+              <w:jc w:val="right"/>
+            </w:pPr>
+            <w:r>
+              <w:rPr>
+                <w:rFonts w:ascii="Calibri" w:hAnsi="Calibri"/>
+                <w:color w:val="262626"/>
+                <w:sz w:val="19"/>
+              </w:rPr>
+              <w:t>3,960</w:t>
+            </w:r>
+          </w:p>
+        </w:tc>
+        <w:tc>
+          <w:tcPr>
+            <w:tcW w:type="dxa" w:w="3312"/>
+            <w:tcMar>
+              <w:top w:w="100" w:type="dxa"/>
+              <w:bottom w:w="100" w:type="dxa"/>
+              <w:left w:w="120" w:type="dxa"/>
+              <w:right w:w="120" w:type="dxa"/>
+            </w:tcMar>
+            <w:shd w:fill="F2F5F9"/>
+          </w:tcPr>
+          <w:p>
+            <w:pPr>
+              <w:jc w:val="right"/>
+            </w:pPr>
+            <w:r>
+              <w:rPr>
+                <w:rFonts w:ascii="Calibri" w:hAnsi="Calibri"/>
+                <w:color w:val="262626"/>
+                <w:sz w:val="19"/>
+              </w:rPr>
+              <w:t>58.5%</w:t>
+            </w:r>
+          </w:p>
+        </w:tc>
+      </w:tr>
+      <w:tr>
+        <w:tc>
+          <w:tcPr>
+            <w:tcW w:type="dxa" w:w="3312"/>
+            <w:tcMar>
+              <w:top w:w="100" w:type="dxa"/>
+              <w:bottom w:w="100" w:type="dxa"/>
+              <w:left w:w="120" w:type="dxa"/>
+              <w:right w:w="120" w:type="dxa"/>
+            </w:tcMar>
+            <w:shd w:fill="FFFFFF"/>
+          </w:tcPr>
+          <w:p>
+            <w:pPr>
+              <w:jc w:val="left"/>
+            </w:pPr>
+            <w:r>
+              <w:rPr>
+                <w:rFonts w:ascii="Calibri" w:hAnsi="Calibri"/>
+                <w:color w:val="262626"/>
+                <w:sz w:val="19"/>
+              </w:rPr>
+              <w:t>State DOC Facilities</w:t>
+            </w:r>
+          </w:p>
+        </w:tc>
+        <w:tc>
+          <w:tcPr>
+            <w:tcW w:type="dxa" w:w="3312"/>
+            <w:tcMar>
+              <w:top w:w="100" w:type="dxa"/>
+              <w:bottom w:w="100" w:type="dxa"/>
+              <w:left w:w="120" w:type="dxa"/>
+              <w:right w:w="120" w:type="dxa"/>
+            </w:tcMar>
+            <w:shd w:fill="FFFFFF"/>
+          </w:tcPr>
+          <w:p>
+            <w:pPr>
+              <w:jc w:val="right"/>
+            </w:pPr>
+            <w:r>
+              <w:rPr>
+                <w:rFonts w:ascii="Calibri" w:hAnsi="Calibri"/>
+                <w:color w:val="262626"/>
+                <w:sz w:val="19"/>
+              </w:rPr>
+              <w:t>2,273</w:t>
+            </w:r>
+          </w:p>
+        </w:tc>
+        <w:tc>
+          <w:tcPr>
+            <w:tcW w:type="dxa" w:w="3312"/>
+            <w:tcMar>
+              <w:top w:w="100" w:type="dxa"/>
+              <w:bottom w:w="100" w:type="dxa"/>
+              <w:left w:w="120" w:type="dxa"/>
+              <w:right w:w="120" w:type="dxa"/>
+            </w:tcMar>
+            <w:shd w:fill="FFFFFF"/>
+          </w:tcPr>
+          <w:p>
+            <w:pPr>
+              <w:jc w:val="right"/>
+            </w:pPr>
+            <w:r>
+              <w:rPr>
+                <w:rFonts w:ascii="Calibri" w:hAnsi="Calibri"/>
+                <w:color w:val="262626"/>
+                <w:sz w:val="19"/>
+              </w:rPr>
+              <w:t>33.6%</w:t>
+            </w:r>
+          </w:p>
+        </w:tc>
+      </w:tr>
+      <w:tr>
+        <w:tc>
+          <w:tcPr>
+            <w:tcW w:type="dxa" w:w="3312"/>
+            <w:tcMar>
+              <w:top w:w="100" w:type="dxa"/>
+              <w:bottom w:w="100" w:type="dxa"/>
+              <w:left w:w="120" w:type="dxa"/>
+              <w:right w:w="120" w:type="dxa"/>
+            </w:tcMar>
+            <w:shd w:fill="F2F5F9"/>
+          </w:tcPr>
+          <w:p>
+            <w:pPr>
+              <w:jc w:val="left"/>
+            </w:pPr>
+            <w:r>
+              <w:rPr>
+                <w:rFonts w:ascii="Calibri" w:hAnsi="Calibri"/>
+                <w:color w:val="262626"/>
+                <w:sz w:val="19"/>
+              </w:rPr>
+              <w:t>Federal (BOP &amp; USMS)</w:t>
+            </w:r>
+          </w:p>
+        </w:tc>
+        <w:tc>
+          <w:tcPr>
+            <w:tcW w:type="dxa" w:w="3312"/>
+            <w:tcMar>
+              <w:top w:w="100" w:type="dxa"/>
+              <w:bottom w:w="100" w:type="dxa"/>
+              <w:left w:w="120" w:type="dxa"/>
+              <w:right w:w="120" w:type="dxa"/>
+            </w:tcMar>
+            <w:shd w:fill="F2F5F9"/>
+          </w:tcPr>
+          <w:p>
+            <w:pPr>
+              <w:jc w:val="right"/>
+            </w:pPr>
+            <w:r>
+              <w:rPr>
+                <w:rFonts w:ascii="Calibri" w:hAnsi="Calibri"/>
+                <w:color w:val="262626"/>
+                <w:sz w:val="19"/>
+              </w:rPr>
+              <w:t>288</w:t>
+            </w:r>
+          </w:p>
+        </w:tc>
+        <w:tc>
+          <w:tcPr>
+            <w:tcW w:type="dxa" w:w="3312"/>
+            <w:tcMar>
+              <w:top w:w="100" w:type="dxa"/>
+              <w:bottom w:w="100" w:type="dxa"/>
+              <w:left w:w="120" w:type="dxa"/>
+              <w:right w:w="120" w:type="dxa"/>
+            </w:tcMar>
+            <w:shd w:fill="F2F5F9"/>
+          </w:tcPr>
+          <w:p>
+            <w:pPr>
+              <w:jc w:val="right"/>
+            </w:pPr>
+            <w:r>
+              <w:rPr>
+                <w:rFonts w:ascii="Calibri" w:hAnsi="Calibri"/>
+                <w:color w:val="262626"/>
+                <w:sz w:val="19"/>
+              </w:rPr>
+              <w:t>4.3%</w:t>
+            </w:r>
+          </w:p>
+        </w:tc>
+      </w:tr>
+      <w:tr>
+        <w:tc>
+          <w:tcPr>
+            <w:tcW w:type="dxa" w:w="3312"/>
+            <w:tcMar>
+              <w:top w:w="100" w:type="dxa"/>
+              <w:bottom w:w="100" w:type="dxa"/>
+              <w:left w:w="120" w:type="dxa"/>
+              <w:right w:w="120" w:type="dxa"/>
+            </w:tcMar>
+            <w:shd w:fill="FFFFFF"/>
+          </w:tcPr>
+          <w:p>
+            <w:pPr>
+              <w:jc w:val="left"/>
+            </w:pPr>
+            <w:r>
+              <w:rPr>
+                <w:rFonts w:ascii="Calibri" w:hAnsi="Calibri"/>
+                <w:color w:val="262626"/>
+                <w:sz w:val="19"/>
+              </w:rPr>
+              <w:t>Municipal / City Lockups</w:t>
+            </w:r>
+          </w:p>
+        </w:tc>
+        <w:tc>
+          <w:tcPr>
+            <w:tcW w:type="dxa" w:w="3312"/>
+            <w:tcMar>
+              <w:top w:w="100" w:type="dxa"/>
+              <w:bottom w:w="100" w:type="dxa"/>
+              <w:left w:w="120" w:type="dxa"/>
+              <w:right w:w="120" w:type="dxa"/>
+            </w:tcMar>
+            <w:shd w:fill="FFFFFF"/>
+          </w:tcPr>
+          <w:p>
+            <w:pPr>
+              <w:jc w:val="right"/>
+            </w:pPr>
+            <w:r>
+              <w:rPr>
+                <w:rFonts w:ascii="Calibri" w:hAnsi="Calibri"/>
+                <w:color w:val="262626"/>
+                <w:sz w:val="19"/>
+              </w:rPr>
+              <w:t>184</w:t>
+            </w:r>
+          </w:p>
+        </w:tc>
+        <w:tc>
+          <w:tcPr>
+            <w:tcW w:type="dxa" w:w="3312"/>
+            <w:tcMar>
+              <w:top w:w="100" w:type="dxa"/>
+              <w:bottom w:w="100" w:type="dxa"/>
+              <w:left w:w="120" w:type="dxa"/>
+              <w:right w:w="120" w:type="dxa"/>
+            </w:tcMar>
+            <w:shd w:fill="FFFFFF"/>
+          </w:tcPr>
+          <w:p>
+            <w:pPr>
+              <w:jc w:val="right"/>
+            </w:pPr>
+            <w:r>
+              <w:rPr>
+                <w:rFonts w:ascii="Calibri" w:hAnsi="Calibri"/>
+                <w:color w:val="262626"/>
+                <w:sz w:val="19"/>
+              </w:rPr>
+              <w:t>2.7%</w:t>
+            </w:r>
+          </w:p>
+        </w:tc>
+      </w:tr>
+      <w:tr>
+        <w:tc>
+          <w:tcPr>
+            <w:tcW w:type="dxa" w:w="3312"/>
+            <w:tcMar>
+              <w:top w:w="100" w:type="dxa"/>
+              <w:bottom w:w="100" w:type="dxa"/>
+              <w:left w:w="120" w:type="dxa"/>
+              <w:right w:w="120" w:type="dxa"/>
+            </w:tcMar>
+            <w:shd w:fill="F2F5F9"/>
+          </w:tcPr>
+          <w:p>
+            <w:pPr>
+              <w:jc w:val="left"/>
+            </w:pPr>
+            <w:r>
+              <w:rPr>
+                <w:rFonts w:ascii="Calibri" w:hAnsi="Calibri"/>
+                <w:color w:val="262626"/>
+                <w:sz w:val="19"/>
+              </w:rPr>
+              <w:t>Multi-Jurisdiction Facilities</w:t>
+            </w:r>
+          </w:p>
+        </w:tc>
+        <w:tc>
+          <w:tcPr>
+            <w:tcW w:type="dxa" w:w="3312"/>
+            <w:tcMar>
+              <w:top w:w="100" w:type="dxa"/>
+              <w:bottom w:w="100" w:type="dxa"/>
+              <w:left w:w="120" w:type="dxa"/>
+              <w:right w:w="120" w:type="dxa"/>
+            </w:tcMar>
+            <w:shd w:fill="F2F5F9"/>
+          </w:tcPr>
+          <w:p>
+            <w:pPr>
+              <w:jc w:val="right"/>
+            </w:pPr>
+            <w:r>
+              <w:rPr>
+                <w:rFonts w:ascii="Calibri" w:hAnsi="Calibri"/>
+                <w:color w:val="262626"/>
+                <w:sz w:val="19"/>
+              </w:rPr>
+              <w:t>36</w:t>
+            </w:r>
+          </w:p>
+        </w:tc>
+        <w:tc>
+          <w:tcPr>
+            <w:tcW w:type="dxa" w:w="3312"/>
+            <w:tcMar>
+              <w:top w:w="100" w:type="dxa"/>
+              <w:bottom w:w="100" w:type="dxa"/>
+              <w:left w:w="120" w:type="dxa"/>
+              <w:right w:w="120" w:type="dxa"/>
+            </w:tcMar>
+            <w:shd w:fill="F2F5F9"/>
+          </w:tcPr>
+          <w:p>
+            <w:pPr>
+              <w:jc w:val="right"/>
+            </w:pPr>
+            <w:r>
+              <w:rPr>
+                <w:rFonts w:ascii="Calibri" w:hAnsi="Calibri"/>
+                <w:color w:val="262626"/>
+                <w:sz w:val="19"/>
+              </w:rPr>
+              <w:t>0.5%</w:t>
+            </w:r>
+          </w:p>
+        </w:tc>
+      </w:tr>
+      <w:tr>
+        <w:tc>
+          <w:tcPr>
+            <w:tcW w:type="dxa" w:w="3312"/>
+            <w:tcMar>
+              <w:top w:w="100" w:type="dxa"/>
+              <w:bottom w:w="100" w:type="dxa"/>
+              <w:left w:w="120" w:type="dxa"/>
+              <w:right w:w="120" w:type="dxa"/>
+            </w:tcMar>
+            <w:shd w:fill="FFFFFF"/>
+          </w:tcPr>
+          <w:p>
+            <w:pPr>
+              <w:jc w:val="left"/>
+            </w:pPr>
+            <w:r>
+              <w:rPr>
+                <w:rFonts w:ascii="Calibri" w:hAnsi="Calibri"/>
+                <w:color w:val="262626"/>
+                <w:sz w:val="19"/>
+              </w:rPr>
+              <w:t>Not Specified (Tribal / Contract / Unrecorded)</w:t>
+            </w:r>
+          </w:p>
+        </w:tc>
+        <w:tc>
+          <w:tcPr>
+            <w:tcW w:type="dxa" w:w="3312"/>
+            <w:tcMar>
+              <w:top w:w="100" w:type="dxa"/>
+              <w:bottom w:w="100" w:type="dxa"/>
+              <w:left w:w="120" w:type="dxa"/>
+              <w:right w:w="120" w:type="dxa"/>
+            </w:tcMar>
+            <w:shd w:fill="FFFFFF"/>
+          </w:tcPr>
+          <w:p>
+            <w:pPr>
+              <w:jc w:val="right"/>
+            </w:pPr>
+            <w:r>
+              <w:rPr>
+                <w:rFonts w:ascii="Calibri" w:hAnsi="Calibri"/>
+                <w:color w:val="262626"/>
+                <w:sz w:val="19"/>
+              </w:rPr>
+              <w:t>27</w:t>
+            </w:r>
+          </w:p>
+        </w:tc>
+        <w:tc>
+          <w:tcPr>
+            <w:tcW w:type="dxa" w:w="3312"/>
+            <w:tcMar>
+              <w:top w:w="100" w:type="dxa"/>
+              <w:bottom w:w="100" w:type="dxa"/>
+              <w:left w:w="120" w:type="dxa"/>
+              <w:right w:w="120" w:type="dxa"/>
+            </w:tcMar>
+            <w:shd w:fill="FFFFFF"/>
+          </w:tcPr>
+          <w:p>
+            <w:pPr>
+              <w:jc w:val="right"/>
+            </w:pPr>
+            <w:r>
+              <w:rPr>
+                <w:rFonts w:ascii="Calibri" w:hAnsi="Calibri"/>
+                <w:color w:val="262626"/>
+                <w:sz w:val="19"/>
+              </w:rPr>
+              <w:t>0.4%</w:t>
+            </w:r>
+          </w:p>
+        </w:tc>
+      </w:tr>
+    </w:tbl>
+    <w:p>
+      <w:pPr>
+        <w:spacing w:before="280" w:after="120"/>
+      </w:pPr>
+      <w:r>
+        <w:rPr>
+          <w:rFonts w:ascii="Calibri" w:hAnsi="Calibri"/>
+          <w:b/>
+          <w:color w:val="1F4E78"/>
+          <w:sz w:val="28"/>
+        </w:rPr>
+        <w:t>5. Standardized Data Dictionary (20 Master Fields)</w:t>
+      </w:r>
+    </w:p>
+    <w:p>
+      <w:pPr>
+        <w:spacing w:after="120" w:line="276" w:lineRule="auto"/>
+      </w:pPr>
+      <w:r>
+        <w:rPr>
+          <w:rFonts w:ascii="Calibri" w:hAnsi="Calibri"/>
+          <w:color w:val="262626"/>
+          <w:sz w:val="21"/>
+        </w:rPr>
+        <w:t>Both the master CSV and Excel spreadsheets feature 20 fully standardized columns. The table below defines each programmatic field name and its corresponding Excel column header:</w:t>
+      </w:r>
+    </w:p>
+    <w:tbl>
+      <w:tblPr>
+        <w:tblW w:type="auto" w:w="0"/>
+        <w:jc w:val="center"/>
+        <w:tblLook w:firstColumn="1" w:firstRow="1" w:lastColumn="0" w:lastRow="0" w:noHBand="0" w:noVBand="1" w:val="04A0"/>
+      </w:tblPr>
+      <w:tblGrid>
+        <w:gridCol w:w="3312"/>
+        <w:gridCol w:w="3312"/>
+        <w:gridCol w:w="3312"/>
+      </w:tblGrid>
+      <w:tr>
+        <w:tc>
+          <w:tcPr>
+            <w:tcW w:type="dxa" w:w="3312"/>
+            <w:tcMar>
+              <w:top w:w="80" w:type="dxa"/>
+              <w:bottom w:w="80" w:type="dxa"/>
+              <w:left w:w="100" w:type="dxa"/>
+              <w:right w:w="100" w:type="dxa"/>
+            </w:tcMar>
+            <w:shd w:fill="333F48"/>
+          </w:tcPr>
+          <w:p>
+            <w:pPr>
+              <w:jc w:val="left"/>
+            </w:pPr>
+            <w:r>
+              <w:rPr>
+                <w:rFonts w:ascii="Calibri" w:hAnsi="Calibri"/>
+                <w:b/>
+                <w:color w:val="FFFFFF"/>
+                <w:sz w:val="17"/>
+              </w:rPr>
+              <w:t>Display Column Header</w:t>
+            </w:r>
+          </w:p>
+        </w:tc>
+        <w:tc>
+          <w:tcPr>
+            <w:tcW w:type="dxa" w:w="3312"/>
+            <w:tcMar>
+              <w:top w:w="80" w:type="dxa"/>
+              <w:bottom w:w="80" w:type="dxa"/>
+              <w:left w:w="100" w:type="dxa"/>
+              <w:right w:w="100" w:type="dxa"/>
+            </w:tcMar>
+            <w:shd w:fill="333F48"/>
+          </w:tcPr>
+          <w:p>
+            <w:pPr>
+              <w:jc w:val="left"/>
+            </w:pPr>
+            <w:r>
+              <w:rPr>
+                <w:rFonts w:ascii="Calibri" w:hAnsi="Calibri"/>
+                <w:b/>
+                <w:color w:val="FFFFFF"/>
+                <w:sz w:val="17"/>
+              </w:rPr>
+              <w:t>CSV Field (snake_case)</w:t>
+            </w:r>
+          </w:p>
+        </w:tc>
+        <w:tc>
+          <w:tcPr>
+            <w:tcW w:type="dxa" w:w="3312"/>
+            <w:tcMar>
+              <w:top w:w="80" w:type="dxa"/>
+              <w:bottom w:w="80" w:type="dxa"/>
+              <w:left w:w="100" w:type="dxa"/>
+              <w:right w:w="100" w:type="dxa"/>
+            </w:tcMar>
+            <w:shd w:fill="333F48"/>
+          </w:tcPr>
+          <w:p>
+            <w:pPr>
+              <w:jc w:val="left"/>
+            </w:pPr>
+            <w:r>
+              <w:rPr>
+                <w:rFonts w:ascii="Calibri" w:hAnsi="Calibri"/>
+                <w:b/>
+                <w:color w:val="FFFFFF"/>
+                <w:sz w:val="17"/>
+              </w:rPr>
+              <w:t>Description &amp; Type</w:t>
+            </w:r>
+          </w:p>
+        </w:tc>
+      </w:tr>
+      <w:tr>
+        <w:tc>
+          <w:tcPr>
+            <w:tcW w:type="dxa" w:w="3312"/>
             <w:tcMar>
               <w:top w:w="80" w:type="dxa"/>
               <w:bottom w:w="80" w:type="dxa"/>
@@ -353,21 +1473,21 @@
           </w:tcPr>
           <w:p>
             <w:pPr>
-              <w:spacing w:before="0" w:after="0"/>
               <w:jc w:val="left"/>
             </w:pPr>
             <w:r>
               <w:rPr>
                 <w:rFonts w:ascii="Calibri" w:hAnsi="Calibri"/>
-                <w:sz w:val="19"/>
+                <w:color w:val="262626"/>
+                <w:sz w:val="17"/>
               </w:rPr>
-              <w:t>County / Local</w:t>
+              <w:t>Facility ID</w:t>
             </w:r>
           </w:p>
         </w:tc>
         <w:tc>
           <w:tcPr>
-            <w:tcW w:type="dxa" w:w="1296"/>
+            <w:tcW w:type="dxa" w:w="3312"/>
             <w:tcMar>
               <w:top w:w="80" w:type="dxa"/>
               <w:bottom w:w="80" w:type="dxa"/>
@@ -378,21 +1498,21 @@
           </w:tcPr>
           <w:p>
             <w:pPr>
-              <w:spacing w:before="0" w:after="0"/>
-              <w:jc w:val="right"/>
+              <w:jc w:val="left"/>
             </w:pPr>
             <w:r>
               <w:rPr>
                 <w:rFonts w:ascii="Calibri" w:hAnsi="Calibri"/>
-                <w:sz w:val="19"/>
+                <w:color w:val="262626"/>
+                <w:sz w:val="17"/>
               </w:rPr>
-              <w:t>3,924</w:t>
+              <w:t>facility_id</w:t>
             </w:r>
           </w:p>
         </w:tc>
         <w:tc>
           <w:tcPr>
-            <w:tcW w:type="dxa" w:w="1584"/>
+            <w:tcW w:type="dxa" w:w="3312"/>
             <w:tcMar>
               <w:top w:w="80" w:type="dxa"/>
               <w:bottom w:w="80" w:type="dxa"/>
@@ -403,21 +1523,100 @@
           </w:tcPr>
           <w:p>
             <w:pPr>
-              <w:spacing w:before="0" w:after="0"/>
-              <w:jc w:val="right"/>
+              <w:jc w:val="left"/>
             </w:pPr>
             <w:r>
               <w:rPr>
                 <w:rFonts w:ascii="Calibri" w:hAnsi="Calibri"/>
-                <w:sz w:val="19"/>
+                <w:color w:val="262626"/>
+                <w:sz w:val="17"/>
               </w:rPr>
-              <w:t>777,361</w:t>
+              <w:t>String: Unique primary identifier (HIFLD ID or BOP Code).</w:t>
+            </w:r>
+          </w:p>
+        </w:tc>
+      </w:tr>
+      <w:tr>
+        <w:tc>
+          <w:tcPr>
+            <w:tcW w:type="dxa" w:w="3312"/>
+            <w:tcMar>
+              <w:top w:w="80" w:type="dxa"/>
+              <w:bottom w:w="80" w:type="dxa"/>
+              <w:left w:w="100" w:type="dxa"/>
+              <w:right w:w="100" w:type="dxa"/>
+            </w:tcMar>
+            <w:shd w:fill="FFFFFF"/>
+          </w:tcPr>
+          <w:p>
+            <w:pPr>
+              <w:jc w:val="left"/>
+            </w:pPr>
+            <w:r>
+              <w:rPr>
+                <w:rFonts w:ascii="Calibri" w:hAnsi="Calibri"/>
+                <w:color w:val="262626"/>
+                <w:sz w:val="17"/>
+              </w:rPr>
+              <w:t>Facility Name</w:t>
             </w:r>
           </w:p>
         </w:tc>
         <w:tc>
           <w:tcPr>
-            <w:tcW w:type="dxa" w:w="1584"/>
+            <w:tcW w:type="dxa" w:w="3312"/>
+            <w:tcMar>
+              <w:top w:w="80" w:type="dxa"/>
+              <w:bottom w:w="80" w:type="dxa"/>
+              <w:left w:w="100" w:type="dxa"/>
+              <w:right w:w="100" w:type="dxa"/>
+            </w:tcMar>
+            <w:shd w:fill="FFFFFF"/>
+          </w:tcPr>
+          <w:p>
+            <w:pPr>
+              <w:jc w:val="left"/>
+            </w:pPr>
+            <w:r>
+              <w:rPr>
+                <w:rFonts w:ascii="Calibri" w:hAnsi="Calibri"/>
+                <w:color w:val="262626"/>
+                <w:sz w:val="17"/>
+              </w:rPr>
+              <w:t>facility_name</w:t>
+            </w:r>
+          </w:p>
+        </w:tc>
+        <w:tc>
+          <w:tcPr>
+            <w:tcW w:type="dxa" w:w="3312"/>
+            <w:tcMar>
+              <w:top w:w="80" w:type="dxa"/>
+              <w:bottom w:w="80" w:type="dxa"/>
+              <w:left w:w="100" w:type="dxa"/>
+              <w:right w:w="100" w:type="dxa"/>
+            </w:tcMar>
+            <w:shd w:fill="FFFFFF"/>
+          </w:tcPr>
+          <w:p>
+            <w:pPr>
+              <w:jc w:val="left"/>
+            </w:pPr>
+            <w:r>
+              <w:rPr>
+                <w:rFonts w:ascii="Calibri" w:hAnsi="Calibri"/>
+                <w:color w:val="262626"/>
+                <w:sz w:val="17"/>
+              </w:rPr>
+              <w:t>String: Standardized institution title case name.</w:t>
+            </w:r>
+          </w:p>
+        </w:tc>
+      </w:tr>
+      <w:tr>
+        <w:tc>
+          <w:tcPr>
+            <w:tcW w:type="dxa" w:w="3312"/>
             <w:tcMar>
               <w:top w:w="80" w:type="dxa"/>
               <w:bottom w:w="80" w:type="dxa"/>
@@ -428,21 +1627,21 @@
           </w:tcPr>
           <w:p>
             <w:pPr>
-              <w:spacing w:before="0" w:after="0"/>
-              <w:jc w:val="right"/>
+              <w:jc w:val="left"/>
             </w:pPr>
             <w:r>
               <w:rPr>
                 <w:rFonts w:ascii="Calibri" w:hAnsi="Calibri"/>
-                <w:sz w:val="19"/>
+                <w:color w:val="262626"/>
+                <w:sz w:val="17"/>
               </w:rPr>
-              <w:t>608,074</w:t>
+              <w:t>Jurisdiction</w:t>
             </w:r>
           </w:p>
         </w:tc>
         <w:tc>
           <w:tcPr>
-            <w:tcW w:type="dxa" w:w="3024"/>
+            <w:tcW w:type="dxa" w:w="3312"/>
             <w:tcMar>
               <w:top w:w="80" w:type="dxa"/>
               <w:bottom w:w="80" w:type="dxa"/>
@@ -453,145 +1652,21 @@
           </w:tcPr>
           <w:p>
             <w:pPr>
-              <w:spacing w:before="0" w:after="0"/>
               <w:jc w:val="left"/>
             </w:pPr>
             <w:r>
               <w:rPr>
                 <w:rFonts w:ascii="Calibri" w:hAnsi="Calibri"/>
-                <w:sz w:val="19"/>
+                <w:color w:val="262626"/>
+                <w:sz w:val="17"/>
               </w:rPr>
-              <w:t>County Jails, Adult Detention Centers, Juvenile Facilities</w:t>
-            </w:r>
-          </w:p>
-        </w:tc>
-      </w:tr>
-      <w:tr>
-        <w:tc>
-          <w:tcPr>
-            <w:tcW w:type="dxa" w:w="1872"/>
-            <w:tcMar>
-              <w:top w:w="80" w:type="dxa"/>
-              <w:bottom w:w="80" w:type="dxa"/>
-              <w:left w:w="100" w:type="dxa"/>
-              <w:right w:w="100" w:type="dxa"/>
-            </w:tcMar>
-          </w:tcPr>
-          <w:p>
-            <w:pPr>
-              <w:spacing w:before="0" w:after="0"/>
-              <w:jc w:val="left"/>
-            </w:pPr>
-            <w:r>
-              <w:rPr>
-                <w:rFonts w:ascii="Calibri" w:hAnsi="Calibri"/>
-                <w:sz w:val="19"/>
-              </w:rPr>
-              <w:t>State</w:t>
+              <w:t>jurisdiction</w:t>
             </w:r>
           </w:p>
         </w:tc>
         <w:tc>
           <w:tcPr>
-            <w:tcW w:type="dxa" w:w="1296"/>
-            <w:tcMar>
-              <w:top w:w="80" w:type="dxa"/>
-              <w:bottom w:w="80" w:type="dxa"/>
-              <w:left w:w="100" w:type="dxa"/>
-              <w:right w:w="100" w:type="dxa"/>
-            </w:tcMar>
-          </w:tcPr>
-          <w:p>
-            <w:pPr>
-              <w:spacing w:before="0" w:after="0"/>
-              <w:jc w:val="right"/>
-            </w:pPr>
-            <w:r>
-              <w:rPr>
-                <w:rFonts w:ascii="Calibri" w:hAnsi="Calibri"/>
-                <w:sz w:val="19"/>
-              </w:rPr>
-              <w:t>2,347</w:t>
-            </w:r>
-          </w:p>
-        </w:tc>
-        <w:tc>
-          <w:tcPr>
-            <w:tcW w:type="dxa" w:w="1584"/>
-            <w:tcMar>
-              <w:top w:w="80" w:type="dxa"/>
-              <w:bottom w:w="80" w:type="dxa"/>
-              <w:left w:w="100" w:type="dxa"/>
-              <w:right w:w="100" w:type="dxa"/>
-            </w:tcMar>
-          </w:tcPr>
-          <w:p>
-            <w:pPr>
-              <w:spacing w:before="0" w:after="0"/>
-              <w:jc w:val="right"/>
-            </w:pPr>
-            <w:r>
-              <w:rPr>
-                <w:rFonts w:ascii="Calibri" w:hAnsi="Calibri"/>
-                <w:sz w:val="19"/>
-              </w:rPr>
-              <w:t>1,364,812</w:t>
-            </w:r>
-          </w:p>
-        </w:tc>
-        <w:tc>
-          <w:tcPr>
-            <w:tcW w:type="dxa" w:w="1584"/>
-            <w:tcMar>
-              <w:top w:w="80" w:type="dxa"/>
-              <w:bottom w:w="80" w:type="dxa"/>
-              <w:left w:w="100" w:type="dxa"/>
-              <w:right w:w="100" w:type="dxa"/>
-            </w:tcMar>
-          </w:tcPr>
-          <w:p>
-            <w:pPr>
-              <w:spacing w:before="0" w:after="0"/>
-              <w:jc w:val="right"/>
-            </w:pPr>
-            <w:r>
-              <w:rPr>
-                <w:rFonts w:ascii="Calibri" w:hAnsi="Calibri"/>
-                <w:sz w:val="19"/>
-              </w:rPr>
-              <w:t>1,223,733</w:t>
-            </w:r>
-          </w:p>
-        </w:tc>
-        <w:tc>
-          <w:tcPr>
-            <w:tcW w:type="dxa" w:w="3024"/>
-            <w:tcMar>
-              <w:top w:w="80" w:type="dxa"/>
-              <w:bottom w:w="80" w:type="dxa"/>
-              <w:left w:w="100" w:type="dxa"/>
-              <w:right w:w="100" w:type="dxa"/>
-            </w:tcMar>
-          </w:tcPr>
-          <w:p>
-            <w:pPr>
-              <w:spacing w:before="0" w:after="0"/>
-              <w:jc w:val="left"/>
-            </w:pPr>
-            <w:r>
-              <w:rPr>
-                <w:rFonts w:ascii="Calibri" w:hAnsi="Calibri"/>
-                <w:sz w:val="19"/>
-              </w:rPr>
-              <w:t>State Prisons, Correctional Institutions, Re-entry Centers</w:t>
-            </w:r>
-          </w:p>
-        </w:tc>
-      </w:tr>
-      <w:tr>
-        <w:tc>
-          <w:tcPr>
-            <w:tcW w:type="dxa" w:w="1872"/>
+            <w:tcW w:type="dxa" w:w="3312"/>
             <w:tcMar>
               <w:top w:w="80" w:type="dxa"/>
               <w:bottom w:w="80" w:type="dxa"/>
@@ -602,21 +1677,100 @@
           </w:tcPr>
           <w:p>
             <w:pPr>
-              <w:spacing w:before="0" w:after="0"/>
               <w:jc w:val="left"/>
             </w:pPr>
             <w:r>
               <w:rPr>
                 <w:rFonts w:ascii="Calibri" w:hAnsi="Calibri"/>
-                <w:sz w:val="19"/>
+                <w:color w:val="262626"/>
+                <w:sz w:val="17"/>
               </w:rPr>
-              <w:t>Federal</w:t>
+              <w:t>String: Level of authority (Federal, State, County, etc.).</w:t>
+            </w:r>
+          </w:p>
+        </w:tc>
+      </w:tr>
+      <w:tr>
+        <w:tc>
+          <w:tcPr>
+            <w:tcW w:type="dxa" w:w="3312"/>
+            <w:tcMar>
+              <w:top w:w="80" w:type="dxa"/>
+              <w:bottom w:w="80" w:type="dxa"/>
+              <w:left w:w="100" w:type="dxa"/>
+              <w:right w:w="100" w:type="dxa"/>
+            </w:tcMar>
+            <w:shd w:fill="FFFFFF"/>
+          </w:tcPr>
+          <w:p>
+            <w:pPr>
+              <w:jc w:val="left"/>
+            </w:pPr>
+            <w:r>
+              <w:rPr>
+                <w:rFonts w:ascii="Calibri" w:hAnsi="Calibri"/>
+                <w:color w:val="262626"/>
+                <w:sz w:val="17"/>
+              </w:rPr>
+              <w:t>Facility Classification</w:t>
             </w:r>
           </w:p>
         </w:tc>
         <w:tc>
           <w:tcPr>
-            <w:tcW w:type="dxa" w:w="1296"/>
+            <w:tcW w:type="dxa" w:w="3312"/>
+            <w:tcMar>
+              <w:top w:w="80" w:type="dxa"/>
+              <w:bottom w:w="80" w:type="dxa"/>
+              <w:left w:w="100" w:type="dxa"/>
+              <w:right w:w="100" w:type="dxa"/>
+            </w:tcMar>
+            <w:shd w:fill="FFFFFF"/>
+          </w:tcPr>
+          <w:p>
+            <w:pPr>
+              <w:jc w:val="left"/>
+            </w:pPr>
+            <w:r>
+              <w:rPr>
+                <w:rFonts w:ascii="Calibri" w:hAnsi="Calibri"/>
+                <w:color w:val="262626"/>
+                <w:sz w:val="17"/>
+              </w:rPr>
+              <w:t>facility_type</w:t>
+            </w:r>
+          </w:p>
+        </w:tc>
+        <w:tc>
+          <w:tcPr>
+            <w:tcW w:type="dxa" w:w="3312"/>
+            <w:tcMar>
+              <w:top w:w="80" w:type="dxa"/>
+              <w:bottom w:w="80" w:type="dxa"/>
+              <w:left w:w="100" w:type="dxa"/>
+              <w:right w:w="100" w:type="dxa"/>
+            </w:tcMar>
+            <w:shd w:fill="FFFFFF"/>
+          </w:tcPr>
+          <w:p>
+            <w:pPr>
+              <w:jc w:val="left"/>
+            </w:pPr>
+            <w:r>
+              <w:rPr>
+                <w:rFonts w:ascii="Calibri" w:hAnsi="Calibri"/>
+                <w:color w:val="262626"/>
+                <w:sz w:val="17"/>
+              </w:rPr>
+              <w:t>String: Prison, Jail, Juvenile, Medical/Psych, Reentry.</w:t>
+            </w:r>
+          </w:p>
+        </w:tc>
+      </w:tr>
+      <w:tr>
+        <w:tc>
+          <w:tcPr>
+            <w:tcW w:type="dxa" w:w="3312"/>
             <w:tcMar>
               <w:top w:w="80" w:type="dxa"/>
               <w:bottom w:w="80" w:type="dxa"/>
@@ -627,21 +1781,21 @@
           </w:tcPr>
           <w:p>
             <w:pPr>
-              <w:spacing w:before="0" w:after="0"/>
-              <w:jc w:val="right"/>
+              <w:jc w:val="left"/>
             </w:pPr>
             <w:r>
               <w:rPr>
                 <w:rFonts w:ascii="Calibri" w:hAnsi="Calibri"/>
-                <w:sz w:val="19"/>
+                <w:color w:val="262626"/>
+                <w:sz w:val="17"/>
               </w:rPr>
-              <w:t>253</w:t>
+              <w:t>Security Level</w:t>
             </w:r>
           </w:p>
         </w:tc>
         <w:tc>
           <w:tcPr>
-            <w:tcW w:type="dxa" w:w="1584"/>
+            <w:tcW w:type="dxa" w:w="3312"/>
             <w:tcMar>
               <w:top w:w="80" w:type="dxa"/>
               <w:bottom w:w="80" w:type="dxa"/>
@@ -652,21 +1806,21 @@
           </w:tcPr>
           <w:p>
             <w:pPr>
-              <w:spacing w:before="0" w:after="0"/>
-              <w:jc w:val="right"/>
+              <w:jc w:val="left"/>
             </w:pPr>
             <w:r>
               <w:rPr>
                 <w:rFonts w:ascii="Calibri" w:hAnsi="Calibri"/>
-                <w:sz w:val="19"/>
+                <w:color w:val="262626"/>
+                <w:sz w:val="17"/>
               </w:rPr>
-              <w:t>186,134</w:t>
+              <w:t>security_level</w:t>
             </w:r>
           </w:p>
         </w:tc>
         <w:tc>
           <w:tcPr>
-            <w:tcW w:type="dxa" w:w="1584"/>
+            <w:tcW w:type="dxa" w:w="3312"/>
             <w:tcMar>
               <w:top w:w="80" w:type="dxa"/>
               <w:bottom w:w="80" w:type="dxa"/>
@@ -677,21 +1831,100 @@
           </w:tcPr>
           <w:p>
             <w:pPr>
-              <w:spacing w:before="0" w:after="0"/>
-              <w:jc w:val="right"/>
+              <w:jc w:val="left"/>
             </w:pPr>
             <w:r>
               <w:rPr>
                 <w:rFonts w:ascii="Calibri" w:hAnsi="Calibri"/>
-                <w:sz w:val="19"/>
+                <w:color w:val="262626"/>
+                <w:sz w:val="17"/>
               </w:rPr>
-              <w:t>165,862</w:t>
+              <w:t>String: Maximum, Close, Medium, Minimum, Administrative.</w:t>
+            </w:r>
+          </w:p>
+        </w:tc>
+      </w:tr>
+      <w:tr>
+        <w:tc>
+          <w:tcPr>
+            <w:tcW w:type="dxa" w:w="3312"/>
+            <w:tcMar>
+              <w:top w:w="80" w:type="dxa"/>
+              <w:bottom w:w="80" w:type="dxa"/>
+              <w:left w:w="100" w:type="dxa"/>
+              <w:right w:w="100" w:type="dxa"/>
+            </w:tcMar>
+            <w:shd w:fill="FFFFFF"/>
+          </w:tcPr>
+          <w:p>
+            <w:pPr>
+              <w:jc w:val="left"/>
+            </w:pPr>
+            <w:r>
+              <w:rPr>
+                <w:rFonts w:ascii="Calibri" w:hAnsi="Calibri"/>
+                <w:color w:val="262626"/>
+                <w:sz w:val="17"/>
+              </w:rPr>
+              <w:t>Operational Status</w:t>
             </w:r>
           </w:p>
         </w:tc>
         <w:tc>
           <w:tcPr>
-            <w:tcW w:type="dxa" w:w="3024"/>
+            <w:tcW w:type="dxa" w:w="3312"/>
+            <w:tcMar>
+              <w:top w:w="80" w:type="dxa"/>
+              <w:bottom w:w="80" w:type="dxa"/>
+              <w:left w:w="100" w:type="dxa"/>
+              <w:right w:w="100" w:type="dxa"/>
+            </w:tcMar>
+            <w:shd w:fill="FFFFFF"/>
+          </w:tcPr>
+          <w:p>
+            <w:pPr>
+              <w:jc w:val="left"/>
+            </w:pPr>
+            <w:r>
+              <w:rPr>
+                <w:rFonts w:ascii="Calibri" w:hAnsi="Calibri"/>
+                <w:color w:val="262626"/>
+                <w:sz w:val="17"/>
+              </w:rPr>
+              <w:t>operational_status</w:t>
+            </w:r>
+          </w:p>
+        </w:tc>
+        <w:tc>
+          <w:tcPr>
+            <w:tcW w:type="dxa" w:w="3312"/>
+            <w:tcMar>
+              <w:top w:w="80" w:type="dxa"/>
+              <w:bottom w:w="80" w:type="dxa"/>
+              <w:left w:w="100" w:type="dxa"/>
+              <w:right w:w="100" w:type="dxa"/>
+            </w:tcMar>
+            <w:shd w:fill="FFFFFF"/>
+          </w:tcPr>
+          <w:p>
+            <w:pPr>
+              <w:jc w:val="left"/>
+            </w:pPr>
+            <w:r>
+              <w:rPr>
+                <w:rFonts w:ascii="Calibri" w:hAnsi="Calibri"/>
+                <w:color w:val="262626"/>
+                <w:sz w:val="17"/>
+              </w:rPr>
+              <w:t>String: Open, Closed, or Not Available.</w:t>
+            </w:r>
+          </w:p>
+        </w:tc>
+      </w:tr>
+      <w:tr>
+        <w:tc>
+          <w:tcPr>
+            <w:tcW w:type="dxa" w:w="3312"/>
             <w:tcMar>
               <w:top w:w="80" w:type="dxa"/>
               <w:bottom w:w="80" w:type="dxa"/>
@@ -702,145 +1935,21 @@
           </w:tcPr>
           <w:p>
             <w:pPr>
-              <w:spacing w:before="0" w:after="0"/>
               <w:jc w:val="left"/>
             </w:pPr>
             <w:r>
               <w:rPr>
                 <w:rFonts w:ascii="Calibri" w:hAnsi="Calibri"/>
-                <w:sz w:val="19"/>
+                <w:color w:val="262626"/>
+                <w:sz w:val="17"/>
               </w:rPr>
-              <w:t>Federal Bureau of Prisons (USP, FCI, FPC, FDC, MDC, FMC, RRM)</w:t>
-            </w:r>
-          </w:p>
-        </w:tc>
-      </w:tr>
-      <w:tr>
-        <w:tc>
-          <w:tcPr>
-            <w:tcW w:type="dxa" w:w="1872"/>
-            <w:tcMar>
-              <w:top w:w="80" w:type="dxa"/>
-              <w:bottom w:w="80" w:type="dxa"/>
-              <w:left w:w="100" w:type="dxa"/>
-              <w:right w:w="100" w:type="dxa"/>
-            </w:tcMar>
-          </w:tcPr>
-          <w:p>
-            <w:pPr>
-              <w:spacing w:before="0" w:after="0"/>
-              <w:jc w:val="left"/>
-            </w:pPr>
-            <w:r>
-              <w:rPr>
-                <w:rFonts w:ascii="Calibri" w:hAnsi="Calibri"/>
-                <w:sz w:val="19"/>
-              </w:rPr>
-              <w:t>Municipal / Local</w:t>
+              <w:t>Street Address</w:t>
             </w:r>
           </w:p>
         </w:tc>
         <w:tc>
           <w:tcPr>
-            <w:tcW w:type="dxa" w:w="1296"/>
-            <w:tcMar>
-              <w:top w:w="80" w:type="dxa"/>
-              <w:bottom w:w="80" w:type="dxa"/>
-              <w:left w:w="100" w:type="dxa"/>
-              <w:right w:w="100" w:type="dxa"/>
-            </w:tcMar>
-          </w:tcPr>
-          <w:p>
-            <w:pPr>
-              <w:spacing w:before="0" w:after="0"/>
-              <w:jc w:val="right"/>
-            </w:pPr>
-            <w:r>
-              <w:rPr>
-                <w:rFonts w:ascii="Calibri" w:hAnsi="Calibri"/>
-                <w:sz w:val="19"/>
-              </w:rPr>
-              <w:t>182</w:t>
-            </w:r>
-          </w:p>
-        </w:tc>
-        <w:tc>
-          <w:tcPr>
-            <w:tcW w:type="dxa" w:w="1584"/>
-            <w:tcMar>
-              <w:top w:w="80" w:type="dxa"/>
-              <w:bottom w:w="80" w:type="dxa"/>
-              <w:left w:w="100" w:type="dxa"/>
-              <w:right w:w="100" w:type="dxa"/>
-            </w:tcMar>
-          </w:tcPr>
-          <w:p>
-            <w:pPr>
-              <w:spacing w:before="0" w:after="0"/>
-              <w:jc w:val="right"/>
-            </w:pPr>
-            <w:r>
-              <w:rPr>
-                <w:rFonts w:ascii="Calibri" w:hAnsi="Calibri"/>
-                <w:sz w:val="19"/>
-              </w:rPr>
-              <w:t>38,490</w:t>
-            </w:r>
-          </w:p>
-        </w:tc>
-        <w:tc>
-          <w:tcPr>
-            <w:tcW w:type="dxa" w:w="1584"/>
-            <w:tcMar>
-              <w:top w:w="80" w:type="dxa"/>
-              <w:bottom w:w="80" w:type="dxa"/>
-              <w:left w:w="100" w:type="dxa"/>
-              <w:right w:w="100" w:type="dxa"/>
-            </w:tcMar>
-          </w:tcPr>
-          <w:p>
-            <w:pPr>
-              <w:spacing w:before="0" w:after="0"/>
-              <w:jc w:val="right"/>
-            </w:pPr>
-            <w:r>
-              <w:rPr>
-                <w:rFonts w:ascii="Calibri" w:hAnsi="Calibri"/>
-                <w:sz w:val="19"/>
-              </w:rPr>
-              <w:t>32,841</w:t>
-            </w:r>
-          </w:p>
-        </w:tc>
-        <w:tc>
-          <w:tcPr>
-            <w:tcW w:type="dxa" w:w="3024"/>
-            <w:tcMar>
-              <w:top w:w="80" w:type="dxa"/>
-              <w:bottom w:w="80" w:type="dxa"/>
-              <w:left w:w="100" w:type="dxa"/>
-              <w:right w:w="100" w:type="dxa"/>
-            </w:tcMar>
-          </w:tcPr>
-          <w:p>
-            <w:pPr>
-              <w:spacing w:before="0" w:after="0"/>
-              <w:jc w:val="left"/>
-            </w:pPr>
-            <w:r>
-              <w:rPr>
-                <w:rFonts w:ascii="Calibri" w:hAnsi="Calibri"/>
-                <w:sz w:val="19"/>
-              </w:rPr>
-              <w:t>City Jails, Municipal Holding Facilities</w:t>
-            </w:r>
-          </w:p>
-        </w:tc>
-      </w:tr>
-      <w:tr>
-        <w:tc>
-          <w:tcPr>
-            <w:tcW w:type="dxa" w:w="1872"/>
+            <w:tcW w:type="dxa" w:w="3312"/>
             <w:tcMar>
               <w:top w:w="80" w:type="dxa"/>
               <w:bottom w:w="80" w:type="dxa"/>
@@ -851,21 +1960,21 @@
           </w:tcPr>
           <w:p>
             <w:pPr>
-              <w:spacing w:before="0" w:after="0"/>
               <w:jc w:val="left"/>
             </w:pPr>
             <w:r>
               <w:rPr>
                 <w:rFonts w:ascii="Calibri" w:hAnsi="Calibri"/>
-                <w:sz w:val="19"/>
+                <w:color w:val="262626"/>
+                <w:sz w:val="17"/>
               </w:rPr>
-              <w:t>Multi-Jurisdiction</w:t>
+              <w:t>street_address</w:t>
             </w:r>
           </w:p>
         </w:tc>
         <w:tc>
           <w:tcPr>
-            <w:tcW w:type="dxa" w:w="1296"/>
+            <w:tcW w:type="dxa" w:w="3312"/>
             <w:tcMar>
               <w:top w:w="80" w:type="dxa"/>
               <w:bottom w:w="80" w:type="dxa"/>
@@ -876,21 +1985,100 @@
           </w:tcPr>
           <w:p>
             <w:pPr>
-              <w:spacing w:before="0" w:after="0"/>
-              <w:jc w:val="right"/>
+              <w:jc w:val="left"/>
             </w:pPr>
             <w:r>
               <w:rPr>
                 <w:rFonts w:ascii="Calibri" w:hAnsi="Calibri"/>
-                <w:sz w:val="19"/>
+                <w:color w:val="262626"/>
+                <w:sz w:val="17"/>
               </w:rPr>
-              <w:t>35</w:t>
+              <w:t>String: Physical street address of facility.</w:t>
+            </w:r>
+          </w:p>
+        </w:tc>
+      </w:tr>
+      <w:tr>
+        <w:tc>
+          <w:tcPr>
+            <w:tcW w:type="dxa" w:w="3312"/>
+            <w:tcMar>
+              <w:top w:w="80" w:type="dxa"/>
+              <w:bottom w:w="80" w:type="dxa"/>
+              <w:left w:w="100" w:type="dxa"/>
+              <w:right w:w="100" w:type="dxa"/>
+            </w:tcMar>
+            <w:shd w:fill="FFFFFF"/>
+          </w:tcPr>
+          <w:p>
+            <w:pPr>
+              <w:jc w:val="left"/>
+            </w:pPr>
+            <w:r>
+              <w:rPr>
+                <w:rFonts w:ascii="Calibri" w:hAnsi="Calibri"/>
+                <w:color w:val="262626"/>
+                <w:sz w:val="17"/>
+              </w:rPr>
+              <w:t>City</w:t>
             </w:r>
           </w:p>
         </w:tc>
         <w:tc>
           <w:tcPr>
-            <w:tcW w:type="dxa" w:w="1584"/>
+            <w:tcW w:type="dxa" w:w="3312"/>
+            <w:tcMar>
+              <w:top w:w="80" w:type="dxa"/>
+              <w:bottom w:w="80" w:type="dxa"/>
+              <w:left w:w="100" w:type="dxa"/>
+              <w:right w:w="100" w:type="dxa"/>
+            </w:tcMar>
+            <w:shd w:fill="FFFFFF"/>
+          </w:tcPr>
+          <w:p>
+            <w:pPr>
+              <w:jc w:val="left"/>
+            </w:pPr>
+            <w:r>
+              <w:rPr>
+                <w:rFonts w:ascii="Calibri" w:hAnsi="Calibri"/>
+                <w:color w:val="262626"/>
+                <w:sz w:val="17"/>
+              </w:rPr>
+              <w:t>city</w:t>
+            </w:r>
+          </w:p>
+        </w:tc>
+        <w:tc>
+          <w:tcPr>
+            <w:tcW w:type="dxa" w:w="3312"/>
+            <w:tcMar>
+              <w:top w:w="80" w:type="dxa"/>
+              <w:bottom w:w="80" w:type="dxa"/>
+              <w:left w:w="100" w:type="dxa"/>
+              <w:right w:w="100" w:type="dxa"/>
+            </w:tcMar>
+            <w:shd w:fill="FFFFFF"/>
+          </w:tcPr>
+          <w:p>
+            <w:pPr>
+              <w:jc w:val="left"/>
+            </w:pPr>
+            <w:r>
+              <w:rPr>
+                <w:rFonts w:ascii="Calibri" w:hAnsi="Calibri"/>
+                <w:color w:val="262626"/>
+                <w:sz w:val="17"/>
+              </w:rPr>
+              <w:t>String: City or municipality.</w:t>
+            </w:r>
+          </w:p>
+        </w:tc>
+      </w:tr>
+      <w:tr>
+        <w:tc>
+          <w:tcPr>
+            <w:tcW w:type="dxa" w:w="3312"/>
             <w:tcMar>
               <w:top w:w="80" w:type="dxa"/>
               <w:bottom w:w="80" w:type="dxa"/>
@@ -901,21 +2089,21 @@
           </w:tcPr>
           <w:p>
             <w:pPr>
-              <w:spacing w:before="0" w:after="0"/>
-              <w:jc w:val="right"/>
+              <w:jc w:val="left"/>
             </w:pPr>
             <w:r>
               <w:rPr>
                 <w:rFonts w:ascii="Calibri" w:hAnsi="Calibri"/>
-                <w:sz w:val="19"/>
+                <w:color w:val="262626"/>
+                <w:sz w:val="17"/>
               </w:rPr>
-              <w:t>16,985</w:t>
+              <w:t>State</w:t>
             </w:r>
           </w:p>
         </w:tc>
         <w:tc>
           <w:tcPr>
-            <w:tcW w:type="dxa" w:w="1584"/>
+            <w:tcW w:type="dxa" w:w="3312"/>
             <w:tcMar>
               <w:top w:w="80" w:type="dxa"/>
               <w:bottom w:w="80" w:type="dxa"/>
@@ -926,21 +2114,21 @@
           </w:tcPr>
           <w:p>
             <w:pPr>
-              <w:spacing w:before="0" w:after="0"/>
-              <w:jc w:val="right"/>
+              <w:jc w:val="left"/>
             </w:pPr>
             <w:r>
               <w:rPr>
                 <w:rFonts w:ascii="Calibri" w:hAnsi="Calibri"/>
-                <w:sz w:val="19"/>
+                <w:color w:val="262626"/>
+                <w:sz w:val="17"/>
               </w:rPr>
-              <w:t>15,221</w:t>
+              <w:t>state</w:t>
             </w:r>
           </w:p>
         </w:tc>
         <w:tc>
           <w:tcPr>
-            <w:tcW w:type="dxa" w:w="3024"/>
+            <w:tcW w:type="dxa" w:w="3312"/>
             <w:tcMar>
               <w:top w:w="80" w:type="dxa"/>
               <w:bottom w:w="80" w:type="dxa"/>
@@ -951,15 +2139,15 @@
           </w:tcPr>
           <w:p>
             <w:pPr>
-              <w:spacing w:before="0" w:after="0"/>
               <w:jc w:val="left"/>
             </w:pPr>
             <w:r>
               <w:rPr>
                 <w:rFonts w:ascii="Calibri" w:hAnsi="Calibri"/>
-                <w:sz w:val="19"/>
+                <w:color w:val="262626"/>
+                <w:sz w:val="17"/>
               </w:rPr>
-              <w:t>Regional Jail Authorities, Joint County Compacts</w:t>
+              <w:t>String: 2-letter postal code (50 states + 5 territories).</w:t>
             </w:r>
           </w:p>
         </w:tc>
@@ -967,3401 +2155,48 @@
       <w:tr>
         <w:tc>
           <w:tcPr>
-            <w:tcW w:type="dxa" w:w="1872"/>
+            <w:tcW w:type="dxa" w:w="3312"/>
             <w:tcMar>
               <w:top w:w="80" w:type="dxa"/>
               <w:bottom w:w="80" w:type="dxa"/>
               <w:left w:w="100" w:type="dxa"/>
               <w:right w:w="100" w:type="dxa"/>
             </w:tcMar>
+            <w:shd w:fill="FFFFFF"/>
           </w:tcPr>
           <w:p>
             <w:pPr>
-              <w:spacing w:before="0" w:after="0"/>
               <w:jc w:val="left"/>
             </w:pPr>
             <w:r>
               <w:rPr>
                 <w:rFonts w:ascii="Calibri" w:hAnsi="Calibri"/>
-                <w:sz w:val="19"/>
+                <w:color w:val="262626"/>
+                <w:sz w:val="17"/>
               </w:rPr>
-              <w:t>Private / Contract</w:t>
+              <w:t>ZIP Code</w:t>
             </w:r>
           </w:p>
         </w:tc>
         <w:tc>
           <w:tcPr>
-            <w:tcW w:type="dxa" w:w="1296"/>
+            <w:tcW w:type="dxa" w:w="3312"/>
             <w:tcMar>
               <w:top w:w="80" w:type="dxa"/>
               <w:bottom w:w="80" w:type="dxa"/>
               <w:left w:w="100" w:type="dxa"/>
               <w:right w:w="100" w:type="dxa"/>
             </w:tcMar>
+            <w:shd w:fill="FFFFFF"/>
           </w:tcPr>
           <w:p>
             <w:pPr>
-              <w:spacing w:before="0" w:after="0"/>
-              <w:jc w:val="right"/>
-            </w:pPr>
-            <w:r>
-              <w:rPr>
-                <w:rFonts w:ascii="Calibri" w:hAnsi="Calibri"/>
-                <w:sz w:val="19"/>
-              </w:rPr>
-              <w:t>27</w:t>
-            </w:r>
-          </w:p>
-        </w:tc>
-        <w:tc>
-          <w:tcPr>
-            <w:tcW w:type="dxa" w:w="1584"/>
-            <w:tcMar>
-              <w:top w:w="80" w:type="dxa"/>
-              <w:bottom w:w="80" w:type="dxa"/>
-              <w:left w:w="100" w:type="dxa"/>
-              <w:right w:w="100" w:type="dxa"/>
-            </w:tcMar>
-          </w:tcPr>
-          <w:p>
-            <w:pPr>
-              <w:spacing w:before="0" w:after="0"/>
-              <w:jc w:val="right"/>
-            </w:pPr>
-            <w:r>
-              <w:rPr>
-                <w:rFonts w:ascii="Calibri" w:hAnsi="Calibri"/>
-                <w:sz w:val="19"/>
-              </w:rPr>
-              <w:t>27,926</w:t>
-            </w:r>
-          </w:p>
-        </w:tc>
-        <w:tc>
-          <w:tcPr>
-            <w:tcW w:type="dxa" w:w="1584"/>
-            <w:tcMar>
-              <w:top w:w="80" w:type="dxa"/>
-              <w:bottom w:w="80" w:type="dxa"/>
-              <w:left w:w="100" w:type="dxa"/>
-              <w:right w:w="100" w:type="dxa"/>
-            </w:tcMar>
-          </w:tcPr>
-          <w:p>
-            <w:pPr>
-              <w:spacing w:before="0" w:after="0"/>
-              <w:jc w:val="right"/>
-            </w:pPr>
-            <w:r>
-              <w:rPr>
-                <w:rFonts w:ascii="Calibri" w:hAnsi="Calibri"/>
-                <w:sz w:val="19"/>
-              </w:rPr>
-              <w:t>23,816</w:t>
-            </w:r>
-          </w:p>
-        </w:tc>
-        <w:tc>
-          <w:tcPr>
-            <w:tcW w:type="dxa" w:w="3024"/>
-            <w:tcMar>
-              <w:top w:w="80" w:type="dxa"/>
-              <w:bottom w:w="80" w:type="dxa"/>
-              <w:left w:w="100" w:type="dxa"/>
-              <w:right w:w="100" w:type="dxa"/>
-            </w:tcMar>
-          </w:tcPr>
-          <w:p>
-            <w:pPr>
-              <w:spacing w:before="0" w:after="0"/>
               <w:jc w:val="left"/>
             </w:pPr>
             <w:r>
               <w:rPr>
                 <w:rFonts w:ascii="Calibri" w:hAnsi="Calibri"/>
-                <w:sz w:val="19"/>
-              </w:rPr>
-              <w:t>Contracted Detention Facilities</w:t>
-            </w:r>
-          </w:p>
-        </w:tc>
-      </w:tr>
-      <w:tr>
-        <w:tc>
-          <w:tcPr>
-            <w:tcW w:type="dxa" w:w="1872"/>
-            <w:tcMar>
-              <w:top w:w="80" w:type="dxa"/>
-              <w:bottom w:w="80" w:type="dxa"/>
-              <w:left w:w="100" w:type="dxa"/>
-              <w:right w:w="100" w:type="dxa"/>
-            </w:tcMar>
-            <w:shd w:fill="EAECEF"/>
-          </w:tcPr>
-          <w:p>
-            <w:pPr>
-              <w:spacing w:before="0" w:after="0"/>
-              <w:jc w:val="left"/>
-            </w:pPr>
-            <w:r>
-              <w:rPr>
-                <w:rFonts w:ascii="Calibri" w:hAnsi="Calibri"/>
-                <w:b/>
-                <w:sz w:val="19"/>
-              </w:rPr>
-              <w:t>Total</w:t>
-            </w:r>
-          </w:p>
-        </w:tc>
-        <w:tc>
-          <w:tcPr>
-            <w:tcW w:type="dxa" w:w="1296"/>
-            <w:tcMar>
-              <w:top w:w="80" w:type="dxa"/>
-              <w:bottom w:w="80" w:type="dxa"/>
-              <w:left w:w="100" w:type="dxa"/>
-              <w:right w:w="100" w:type="dxa"/>
-            </w:tcMar>
-            <w:shd w:fill="EAECEF"/>
-          </w:tcPr>
-          <w:p>
-            <w:pPr>
-              <w:spacing w:before="0" w:after="0"/>
-              <w:jc w:val="right"/>
-            </w:pPr>
-            <w:r>
-              <w:rPr>
-                <w:rFonts w:ascii="Calibri" w:hAnsi="Calibri"/>
-                <w:b/>
-                <w:sz w:val="19"/>
-              </w:rPr>
-              <w:t>6,768</w:t>
-            </w:r>
-          </w:p>
-        </w:tc>
-        <w:tc>
-          <w:tcPr>
-            <w:tcW w:type="dxa" w:w="1584"/>
-            <w:tcMar>
-              <w:top w:w="80" w:type="dxa"/>
-              <w:bottom w:w="80" w:type="dxa"/>
-              <w:left w:w="100" w:type="dxa"/>
-              <w:right w:w="100" w:type="dxa"/>
-            </w:tcMar>
-            <w:shd w:fill="EAECEF"/>
-          </w:tcPr>
-          <w:p>
-            <w:pPr>
-              <w:spacing w:before="0" w:after="0"/>
-              <w:jc w:val="right"/>
-            </w:pPr>
-            <w:r>
-              <w:rPr>
-                <w:rFonts w:ascii="Calibri" w:hAnsi="Calibri"/>
-                <w:b/>
-                <w:sz w:val="19"/>
-              </w:rPr>
-              <w:t>2,411,708</w:t>
-            </w:r>
-          </w:p>
-        </w:tc>
-        <w:tc>
-          <w:tcPr>
-            <w:tcW w:type="dxa" w:w="1584"/>
-            <w:tcMar>
-              <w:top w:w="80" w:type="dxa"/>
-              <w:bottom w:w="80" w:type="dxa"/>
-              <w:left w:w="100" w:type="dxa"/>
-              <w:right w:w="100" w:type="dxa"/>
-            </w:tcMar>
-            <w:shd w:fill="EAECEF"/>
-          </w:tcPr>
-          <w:p>
-            <w:pPr>
-              <w:spacing w:before="0" w:after="0"/>
-              <w:jc w:val="right"/>
-            </w:pPr>
-            <w:r>
-              <w:rPr>
-                <w:rFonts w:ascii="Calibri" w:hAnsi="Calibri"/>
-                <w:b/>
-                <w:sz w:val="19"/>
-              </w:rPr>
-              <w:t>2,069,547</w:t>
-            </w:r>
-          </w:p>
-        </w:tc>
-        <w:tc>
-          <w:tcPr>
-            <w:tcW w:type="dxa" w:w="3024"/>
-            <w:tcMar>
-              <w:top w:w="80" w:type="dxa"/>
-              <w:bottom w:w="80" w:type="dxa"/>
-              <w:left w:w="100" w:type="dxa"/>
-              <w:right w:w="100" w:type="dxa"/>
-            </w:tcMar>
-            <w:shd w:fill="EAECEF"/>
-          </w:tcPr>
-          <w:p>
-            <w:pPr>
-              <w:spacing w:before="0" w:after="0"/>
-              <w:jc w:val="left"/>
-            </w:pPr>
-            <w:r>
-              <w:rPr>
-                <w:rFonts w:ascii="Calibri" w:hAnsi="Calibri"/>
-                <w:b/>
-                <w:sz w:val="19"/>
-              </w:rPr>
-              <w:t>Nationwide Master Total</w:t>
-            </w:r>
-          </w:p>
-        </w:tc>
-      </w:tr>
-    </w:tbl>
-    <w:p>
-      <w:pPr>
-        <w:spacing w:after="200"/>
-      </w:pPr>
-    </w:p>
-    <w:p>
-      <w:pPr>
-        <w:keepNext/>
-        <w:spacing w:before="360" w:after="120"/>
-      </w:pPr>
-      <w:r>
-        <w:rPr>
-          <w:rFonts w:ascii="Calibri" w:hAnsi="Calibri"/>
-          <w:b/>
-          <w:color w:val="1F4E78"/>
-          <w:sz w:val="30"/>
-        </w:rPr>
-        <w:t>3. Ingestion, Cleaning &amp; Entity Resolution Methodology</w:t>
-      </w:r>
-    </w:p>
-    <w:p>
-      <w:pPr>
-        <w:keepNext/>
-        <w:spacing w:before="240" w:after="80"/>
-      </w:pPr>
-      <w:r>
-        <w:rPr>
-          <w:rFonts w:ascii="Calibri" w:hAnsi="Calibri"/>
-          <w:b/>
-          <w:color w:val="2E75B6"/>
-          <w:sz w:val="24"/>
-        </w:rPr>
-        <w:t>A. Ingestion &amp; API Pagination</w:t>
-      </w:r>
-    </w:p>
-    <w:p>
-      <w:pPr>
-        <w:spacing w:before="0" w:after="120" w:line="276" w:lineRule="auto"/>
-      </w:pPr>
-      <w:r>
-        <w:rPr>
-          <w:rFonts w:ascii="Calibri" w:hAnsi="Calibri"/>
-          <w:color w:val="333333"/>
-          <w:sz w:val="20"/>
-        </w:rPr>
-        <w:t>Data was extracted from the DHS HIFLD ArcGIS FeatureServer using programmatic HTTP pagination with parameters resultOffset and resultRecordCount=2000 in WGS84 spatial reference (outSR=4326). This bypassed server transfer limits and ensured 100% feature capture. Raw responses were cached deterministically to guarantee reproducibility.</w:t>
-      </w:r>
-    </w:p>
-    <w:p>
-      <w:pPr>
-        <w:keepNext/>
-        <w:spacing w:before="240" w:after="80"/>
-      </w:pPr>
-      <w:r>
-        <w:rPr>
-          <w:rFonts w:ascii="Calibri" w:hAnsi="Calibri"/>
-          <w:b/>
-          <w:color w:val="2E75B6"/>
-          <w:sz w:val="24"/>
-        </w:rPr>
-        <w:t>B. Deduplication of Spatial Multi-Part Features</w:t>
-      </w:r>
-    </w:p>
-    <w:p>
-      <w:pPr>
-        <w:spacing w:before="0" w:after="120" w:line="276" w:lineRule="auto"/>
-      </w:pPr>
-      <w:r>
-        <w:rPr>
-          <w:rFonts w:ascii="Calibri" w:hAnsi="Calibri"/>
-          <w:color w:val="333333"/>
-          <w:sz w:val="20"/>
-        </w:rPr>
-        <w:t>ArcGIS layers frequently represent multi-building complexes or split campus parcels as separate polygon geometries, resulting in duplicate attribute entries. The raw HIFLD layer contained 10,738 entries representing exactly 6,737 unique physical facilities. The pipeline indexed facilities strictly by unique FACILITYID, retaining the primary feature with verified coordinates.</w:t>
-      </w:r>
-    </w:p>
-    <w:p>
-      <w:pPr>
-        <w:keepNext/>
-        <w:spacing w:before="240" w:after="80"/>
-      </w:pPr>
-      <w:r>
-        <w:rPr>
-          <w:rFonts w:ascii="Calibri" w:hAnsi="Calibri"/>
-          <w:b/>
-          <w:color w:val="2E75B6"/>
-          <w:sz w:val="24"/>
-        </w:rPr>
-        <w:t>C. Collision-Free Entity Matching</w:t>
-      </w:r>
-    </w:p>
-    <w:p>
-      <w:pPr>
-        <w:spacing w:before="0" w:after="120" w:line="276" w:lineRule="auto"/>
-      </w:pPr>
-      <w:r>
-        <w:rPr>
-          <w:rFonts w:ascii="Calibri" w:hAnsi="Calibri"/>
-          <w:color w:val="333333"/>
-          <w:sz w:val="20"/>
-        </w:rPr>
-        <w:t>To integrate live Federal BOP directory records with the HIFLD baseline without corrupting local municipal entities, a strict entity resolution algorithm was enforced:</w:t>
-        <w:br/>
-        <w:t>• Federal BOP codes (e.g. BOP-MAR, BOP-THA) and exact institution titles were matched directly.</w:t>
-        <w:br/>
-        <w:t>• Substring matching was strictly restricted to facilities classified as Federal or containing federal institution markers (USP, FCI, FDC, MDC, FMC).</w:t>
-        <w:br/>
-        <w:t>• This prevented false collisions where short federal institution names would otherwise overwrite local county jails in the same municipality (e.g. USP Marion vs Marion County Jail in Illinois).</w:t>
-      </w:r>
-    </w:p>
-    <w:p>
-      <w:pPr>
-        <w:keepNext/>
-        <w:spacing w:before="240" w:after="80"/>
-      </w:pPr>
-      <w:r>
-        <w:rPr>
-          <w:rFonts w:ascii="Calibri" w:hAnsi="Calibri"/>
-          <w:b/>
-          <w:color w:val="2E75B6"/>
-          <w:sz w:val="24"/>
-        </w:rPr>
-        <w:t>D. Data Sanitization &amp; Formatting Rules</w:t>
-      </w:r>
-    </w:p>
-    <w:p>
-      <w:pPr>
-        <w:spacing w:before="0" w:after="120" w:line="276" w:lineRule="auto"/>
-      </w:pPr>
-      <w:r>
-        <w:rPr>
-          <w:rFonts w:ascii="Calibri" w:hAnsi="Calibri"/>
-          <w:color w:val="333333"/>
-          <w:sz w:val="20"/>
-        </w:rPr>
-        <w:t>• Sentinel Values: Purged legacy placeholder strings ('-999', '9999', 'NOT AVAILABLE', '-1--1') into clean null values.</w:t>
-        <w:br/>
-        <w:t>• Title Casing &amp; Acronym Preservation: Standardized names to Title Case while whitelisting uppercase federal acronyms (USP, FCI, ADX, FDC, MDC, FMC, BOP, DOC, USMS, ICE).</w:t>
-        <w:br/>
-        <w:t>• Postal ZIP &amp; FIPS Formatting: Preserved leading zeroes for East Coast states and territories (e.g. '01862' for MA, '00921' for PR). Corrected upstream Pickens County Alabama FIPS typo (10107 -&gt; 01107).</w:t>
-        <w:br/>
-        <w:t>• Discrete Integer Representation: Capacities and populations are serialized as clean nullable integers without float decimals.</w:t>
-      </w:r>
-    </w:p>
-    <w:p>
-      <w:pPr>
-        <w:keepNext/>
-        <w:spacing w:before="360" w:after="120"/>
-      </w:pPr>
-      <w:r>
-        <w:rPr>
-          <w:rFonts w:ascii="Calibri" w:hAnsi="Calibri"/>
-          <w:b/>
-          <w:color w:val="1F4E78"/>
-          <w:sz w:val="30"/>
-        </w:rPr>
-        <w:t>4. Geographic Distribution (Top 10 States)</w:t>
-      </w:r>
-    </w:p>
-    <w:tbl>
-      <w:tblPr>
-        <w:tblW w:type="auto" w:w="0"/>
-        <w:jc w:val="center"/>
-        <w:tblLook w:firstColumn="1" w:firstRow="1" w:lastColumn="0" w:lastRow="0" w:noHBand="0" w:noVBand="1" w:val="04A0"/>
-        <w:tblBorders>
-          <w:top w:val="single" w:sz="4" w:space="0" w:color="D9D9D9"/>
-          <w:bottom w:val="single" w:sz="4" w:space="0" w:color="D9D9D9"/>
-          <w:left w:val="none"/>
-          <w:right w:val="none"/>
-          <w:insideH w:val="single" w:sz="4" w:space="0" w:color="D9D9D9"/>
-          <w:insideV w:val="none"/>
-        </w:tblBorders>
-      </w:tblPr>
-      <w:tblGrid>
-        <w:gridCol w:w="1337"/>
-        <w:gridCol w:w="1337"/>
-        <w:gridCol w:w="1337"/>
-        <w:gridCol w:w="1337"/>
-        <w:gridCol w:w="1337"/>
-        <w:gridCol w:w="1337"/>
-        <w:gridCol w:w="1337"/>
-      </w:tblGrid>
-      <w:tr>
-        <w:tc>
-          <w:tcPr>
-            <w:tcW w:type="dxa" w:w="864"/>
-            <w:tcMar>
-              <w:top w:w="70" w:type="dxa"/>
-              <w:bottom w:w="70" w:type="dxa"/>
-              <w:left w:w="80" w:type="dxa"/>
-              <w:right w:w="80" w:type="dxa"/>
-            </w:tcMar>
-            <w:shd w:fill="1F4E78"/>
-          </w:tcPr>
-          <w:p>
-            <w:pPr>
-              <w:spacing w:before="0" w:after="0"/>
-              <w:jc w:val="center"/>
-            </w:pPr>
-            <w:r>
-              <w:rPr>
-                <w:rFonts w:ascii="Calibri" w:hAnsi="Calibri"/>
-                <w:b/>
-                <w:color w:val="FFFFFF"/>
-                <w:sz w:val="18"/>
-              </w:rPr>
-              <w:t>Rank</w:t>
-            </w:r>
-          </w:p>
-        </w:tc>
-        <w:tc>
-          <w:tcPr>
-            <w:tcW w:type="dxa" w:w="2016"/>
-            <w:tcMar>
-              <w:top w:w="70" w:type="dxa"/>
-              <w:bottom w:w="70" w:type="dxa"/>
-              <w:left w:w="80" w:type="dxa"/>
-              <w:right w:w="80" w:type="dxa"/>
-            </w:tcMar>
-            <w:shd w:fill="1F4E78"/>
-          </w:tcPr>
-          <w:p>
-            <w:pPr>
-              <w:spacing w:before="0" w:after="0"/>
-              <w:jc w:val="center"/>
-            </w:pPr>
-            <w:r>
-              <w:rPr>
-                <w:rFonts w:ascii="Calibri" w:hAnsi="Calibri"/>
-                <w:b/>
-                <w:color w:val="FFFFFF"/>
-                <w:sz w:val="18"/>
-              </w:rPr>
-              <w:t>State / Territory</w:t>
-            </w:r>
-          </w:p>
-        </w:tc>
-        <w:tc>
-          <w:tcPr>
-            <w:tcW w:type="dxa" w:w="1440"/>
-            <w:tcMar>
-              <w:top w:w="70" w:type="dxa"/>
-              <w:bottom w:w="70" w:type="dxa"/>
-              <w:left w:w="80" w:type="dxa"/>
-              <w:right w:w="80" w:type="dxa"/>
-            </w:tcMar>
-            <w:shd w:fill="1F4E78"/>
-          </w:tcPr>
-          <w:p>
-            <w:pPr>
-              <w:spacing w:before="0" w:after="0"/>
-              <w:jc w:val="center"/>
-            </w:pPr>
-            <w:r>
-              <w:rPr>
-                <w:rFonts w:ascii="Calibri" w:hAnsi="Calibri"/>
-                <w:b/>
-                <w:color w:val="FFFFFF"/>
-                <w:sz w:val="18"/>
-              </w:rPr>
-              <w:t>Facility Count</w:t>
-            </w:r>
-          </w:p>
-        </w:tc>
-        <w:tc>
-          <w:tcPr>
-            <w:tcW w:type="dxa" w:w="1728"/>
-            <w:tcMar>
-              <w:top w:w="70" w:type="dxa"/>
-              <w:bottom w:w="70" w:type="dxa"/>
-              <w:left w:w="80" w:type="dxa"/>
-              <w:right w:w="80" w:type="dxa"/>
-            </w:tcMar>
-            <w:shd w:fill="1F4E78"/>
-          </w:tcPr>
-          <w:p>
-            <w:pPr>
-              <w:spacing w:before="0" w:after="0"/>
-              <w:jc w:val="center"/>
-            </w:pPr>
-            <w:r>
-              <w:rPr>
-                <w:rFonts w:ascii="Calibri" w:hAnsi="Calibri"/>
-                <w:b/>
-                <w:color w:val="FFFFFF"/>
-                <w:sz w:val="18"/>
-              </w:rPr>
-              <w:t>Reported Capacity</w:t>
-            </w:r>
-          </w:p>
-        </w:tc>
-        <w:tc>
-          <w:tcPr>
-            <w:tcW w:type="dxa" w:w="1152"/>
-            <w:tcMar>
-              <w:top w:w="70" w:type="dxa"/>
-              <w:bottom w:w="70" w:type="dxa"/>
-              <w:left w:w="80" w:type="dxa"/>
-              <w:right w:w="80" w:type="dxa"/>
-            </w:tcMar>
-            <w:shd w:fill="1F4E78"/>
-          </w:tcPr>
-          <w:p>
-            <w:pPr>
-              <w:spacing w:before="0" w:after="0"/>
-              <w:jc w:val="center"/>
-            </w:pPr>
-            <w:r>
-              <w:rPr>
-                <w:rFonts w:ascii="Calibri" w:hAnsi="Calibri"/>
-                <w:b/>
-                <w:color w:val="FFFFFF"/>
-                <w:sz w:val="18"/>
-              </w:rPr>
-              <w:t>State DOC</w:t>
-            </w:r>
-          </w:p>
-        </w:tc>
-        <w:tc>
-          <w:tcPr>
-            <w:tcW w:type="dxa" w:w="1152"/>
-            <w:tcMar>
-              <w:top w:w="70" w:type="dxa"/>
-              <w:bottom w:w="70" w:type="dxa"/>
-              <w:left w:w="80" w:type="dxa"/>
-              <w:right w:w="80" w:type="dxa"/>
-            </w:tcMar>
-            <w:shd w:fill="1F4E78"/>
-          </w:tcPr>
-          <w:p>
-            <w:pPr>
-              <w:spacing w:before="0" w:after="0"/>
-              <w:jc w:val="center"/>
-            </w:pPr>
-            <w:r>
-              <w:rPr>
-                <w:rFonts w:ascii="Calibri" w:hAnsi="Calibri"/>
-                <w:b/>
-                <w:color w:val="FFFFFF"/>
-                <w:sz w:val="18"/>
-              </w:rPr>
-              <w:t>County Jails</w:t>
-            </w:r>
-          </w:p>
-        </w:tc>
-        <w:tc>
-          <w:tcPr>
-            <w:tcW w:type="dxa" w:w="1008"/>
-            <w:tcMar>
-              <w:top w:w="70" w:type="dxa"/>
-              <w:bottom w:w="70" w:type="dxa"/>
-              <w:left w:w="80" w:type="dxa"/>
-              <w:right w:w="80" w:type="dxa"/>
-            </w:tcMar>
-            <w:shd w:fill="1F4E78"/>
-          </w:tcPr>
-          <w:p>
-            <w:pPr>
-              <w:spacing w:before="0" w:after="0"/>
-              <w:jc w:val="center"/>
-            </w:pPr>
-            <w:r>
-              <w:rPr>
-                <w:rFonts w:ascii="Calibri" w:hAnsi="Calibri"/>
-                <w:b/>
-                <w:color w:val="FFFFFF"/>
-                <w:sz w:val="18"/>
-              </w:rPr>
-              <w:t>Federal</w:t>
-            </w:r>
-          </w:p>
-        </w:tc>
-      </w:tr>
-      <w:tr>
-        <w:tc>
-          <w:tcPr>
-            <w:tcW w:type="dxa" w:w="864"/>
-            <w:tcMar>
-              <w:top w:w="70" w:type="dxa"/>
-              <w:bottom w:w="70" w:type="dxa"/>
-              <w:left w:w="80" w:type="dxa"/>
-              <w:right w:w="80" w:type="dxa"/>
-            </w:tcMar>
-            <w:shd w:fill="F2F5F9"/>
-          </w:tcPr>
-          <w:p>
-            <w:pPr>
-              <w:spacing w:before="0" w:after="0"/>
-              <w:jc w:val="right"/>
-            </w:pPr>
-            <w:r>
-              <w:rPr>
-                <w:rFonts w:ascii="Calibri" w:hAnsi="Calibri"/>
-                <w:sz w:val="18"/>
-              </w:rPr>
-              <w:t>1</w:t>
-            </w:r>
-          </w:p>
-        </w:tc>
-        <w:tc>
-          <w:tcPr>
-            <w:tcW w:type="dxa" w:w="2016"/>
-            <w:tcMar>
-              <w:top w:w="70" w:type="dxa"/>
-              <w:bottom w:w="70" w:type="dxa"/>
-              <w:left w:w="80" w:type="dxa"/>
-              <w:right w:w="80" w:type="dxa"/>
-            </w:tcMar>
-            <w:shd w:fill="F2F5F9"/>
-          </w:tcPr>
-          <w:p>
-            <w:pPr>
-              <w:spacing w:before="0" w:after="0"/>
-              <w:jc w:val="left"/>
-            </w:pPr>
-            <w:r>
-              <w:rPr>
-                <w:rFonts w:ascii="Calibri" w:hAnsi="Calibri"/>
-                <w:sz w:val="18"/>
-              </w:rPr>
-              <w:t>Texas (TX)</w:t>
-            </w:r>
-          </w:p>
-        </w:tc>
-        <w:tc>
-          <w:tcPr>
-            <w:tcW w:type="dxa" w:w="1440"/>
-            <w:tcMar>
-              <w:top w:w="70" w:type="dxa"/>
-              <w:bottom w:w="70" w:type="dxa"/>
-              <w:left w:w="80" w:type="dxa"/>
-              <w:right w:w="80" w:type="dxa"/>
-            </w:tcMar>
-            <w:shd w:fill="F2F5F9"/>
-          </w:tcPr>
-          <w:p>
-            <w:pPr>
-              <w:spacing w:before="0" w:after="0"/>
-              <w:jc w:val="right"/>
-            </w:pPr>
-            <w:r>
-              <w:rPr>
-                <w:rFonts w:ascii="Calibri" w:hAnsi="Calibri"/>
-                <w:sz w:val="18"/>
-              </w:rPr>
-              <w:t>555</w:t>
-            </w:r>
-          </w:p>
-        </w:tc>
-        <w:tc>
-          <w:tcPr>
-            <w:tcW w:type="dxa" w:w="1728"/>
-            <w:tcMar>
-              <w:top w:w="70" w:type="dxa"/>
-              <w:bottom w:w="70" w:type="dxa"/>
-              <w:left w:w="80" w:type="dxa"/>
-              <w:right w:w="80" w:type="dxa"/>
-            </w:tcMar>
-            <w:shd w:fill="F2F5F9"/>
-          </w:tcPr>
-          <w:p>
-            <w:pPr>
-              <w:spacing w:before="0" w:after="0"/>
-              <w:jc w:val="right"/>
-            </w:pPr>
-            <w:r>
-              <w:rPr>
-                <w:rFonts w:ascii="Calibri" w:hAnsi="Calibri"/>
-                <w:sz w:val="18"/>
-              </w:rPr>
-              <w:t>311,736</w:t>
-            </w:r>
-          </w:p>
-        </w:tc>
-        <w:tc>
-          <w:tcPr>
-            <w:tcW w:type="dxa" w:w="1152"/>
-            <w:tcMar>
-              <w:top w:w="70" w:type="dxa"/>
-              <w:bottom w:w="70" w:type="dxa"/>
-              <w:left w:w="80" w:type="dxa"/>
-              <w:right w:w="80" w:type="dxa"/>
-            </w:tcMar>
-            <w:shd w:fill="F2F5F9"/>
-          </w:tcPr>
-          <w:p>
-            <w:pPr>
-              <w:spacing w:before="0" w:after="0"/>
-              <w:jc w:val="right"/>
-            </w:pPr>
-            <w:r>
-              <w:rPr>
-                <w:rFonts w:ascii="Calibri" w:hAnsi="Calibri"/>
-                <w:sz w:val="18"/>
-              </w:rPr>
-              <w:t>136</w:t>
-            </w:r>
-          </w:p>
-        </w:tc>
-        <w:tc>
-          <w:tcPr>
-            <w:tcW w:type="dxa" w:w="1152"/>
-            <w:tcMar>
-              <w:top w:w="70" w:type="dxa"/>
-              <w:bottom w:w="70" w:type="dxa"/>
-              <w:left w:w="80" w:type="dxa"/>
-              <w:right w:w="80" w:type="dxa"/>
-            </w:tcMar>
-            <w:shd w:fill="F2F5F9"/>
-          </w:tcPr>
-          <w:p>
-            <w:pPr>
-              <w:spacing w:before="0" w:after="0"/>
-              <w:jc w:val="right"/>
-            </w:pPr>
-            <w:r>
-              <w:rPr>
-                <w:rFonts w:ascii="Calibri" w:hAnsi="Calibri"/>
-                <w:sz w:val="18"/>
-              </w:rPr>
-              <w:t>361</w:t>
-            </w:r>
-          </w:p>
-        </w:tc>
-        <w:tc>
-          <w:tcPr>
-            <w:tcW w:type="dxa" w:w="1008"/>
-            <w:tcMar>
-              <w:top w:w="70" w:type="dxa"/>
-              <w:bottom w:w="70" w:type="dxa"/>
-              <w:left w:w="80" w:type="dxa"/>
-              <w:right w:w="80" w:type="dxa"/>
-            </w:tcMar>
-            <w:shd w:fill="F2F5F9"/>
-          </w:tcPr>
-          <w:p>
-            <w:pPr>
-              <w:spacing w:before="0" w:after="0"/>
-              <w:jc w:val="right"/>
-            </w:pPr>
-            <w:r>
-              <w:rPr>
-                <w:rFonts w:ascii="Calibri" w:hAnsi="Calibri"/>
-                <w:sz w:val="18"/>
-              </w:rPr>
-              <w:t>36</w:t>
-            </w:r>
-          </w:p>
-        </w:tc>
-      </w:tr>
-      <w:tr>
-        <w:tc>
-          <w:tcPr>
-            <w:tcW w:type="dxa" w:w="864"/>
-            <w:tcMar>
-              <w:top w:w="70" w:type="dxa"/>
-              <w:bottom w:w="70" w:type="dxa"/>
-              <w:left w:w="80" w:type="dxa"/>
-              <w:right w:w="80" w:type="dxa"/>
-            </w:tcMar>
-          </w:tcPr>
-          <w:p>
-            <w:pPr>
-              <w:spacing w:before="0" w:after="0"/>
-              <w:jc w:val="right"/>
-            </w:pPr>
-            <w:r>
-              <w:rPr>
-                <w:rFonts w:ascii="Calibri" w:hAnsi="Calibri"/>
-                <w:sz w:val="18"/>
-              </w:rPr>
-              <w:t>2</w:t>
-            </w:r>
-          </w:p>
-        </w:tc>
-        <w:tc>
-          <w:tcPr>
-            <w:tcW w:type="dxa" w:w="2016"/>
-            <w:tcMar>
-              <w:top w:w="70" w:type="dxa"/>
-              <w:bottom w:w="70" w:type="dxa"/>
-              <w:left w:w="80" w:type="dxa"/>
-              <w:right w:w="80" w:type="dxa"/>
-            </w:tcMar>
-          </w:tcPr>
-          <w:p>
-            <w:pPr>
-              <w:spacing w:before="0" w:after="0"/>
-              <w:jc w:val="left"/>
-            </w:pPr>
-            <w:r>
-              <w:rPr>
-                <w:rFonts w:ascii="Calibri" w:hAnsi="Calibri"/>
-                <w:sz w:val="18"/>
-              </w:rPr>
-              <w:t>Florida (FL)</w:t>
-            </w:r>
-          </w:p>
-        </w:tc>
-        <w:tc>
-          <w:tcPr>
-            <w:tcW w:type="dxa" w:w="1440"/>
-            <w:tcMar>
-              <w:top w:w="70" w:type="dxa"/>
-              <w:bottom w:w="70" w:type="dxa"/>
-              <w:left w:w="80" w:type="dxa"/>
-              <w:right w:w="80" w:type="dxa"/>
-            </w:tcMar>
-          </w:tcPr>
-          <w:p>
-            <w:pPr>
-              <w:spacing w:before="0" w:after="0"/>
-              <w:jc w:val="right"/>
-            </w:pPr>
-            <w:r>
-              <w:rPr>
-                <w:rFonts w:ascii="Calibri" w:hAnsi="Calibri"/>
-                <w:sz w:val="18"/>
-              </w:rPr>
-              <w:t>417</w:t>
-            </w:r>
-          </w:p>
-        </w:tc>
-        <w:tc>
-          <w:tcPr>
-            <w:tcW w:type="dxa" w:w="1728"/>
-            <w:tcMar>
-              <w:top w:w="70" w:type="dxa"/>
-              <w:bottom w:w="70" w:type="dxa"/>
-              <w:left w:w="80" w:type="dxa"/>
-              <w:right w:w="80" w:type="dxa"/>
-            </w:tcMar>
-          </w:tcPr>
-          <w:p>
-            <w:pPr>
-              <w:spacing w:before="0" w:after="0"/>
-              <w:jc w:val="right"/>
-            </w:pPr>
-            <w:r>
-              <w:rPr>
-                <w:rFonts w:ascii="Calibri" w:hAnsi="Calibri"/>
-                <w:sz w:val="18"/>
-              </w:rPr>
-              <w:t>178,382</w:t>
-            </w:r>
-          </w:p>
-        </w:tc>
-        <w:tc>
-          <w:tcPr>
-            <w:tcW w:type="dxa" w:w="1152"/>
-            <w:tcMar>
-              <w:top w:w="70" w:type="dxa"/>
-              <w:bottom w:w="70" w:type="dxa"/>
-              <w:left w:w="80" w:type="dxa"/>
-              <w:right w:w="80" w:type="dxa"/>
-            </w:tcMar>
-          </w:tcPr>
-          <w:p>
-            <w:pPr>
-              <w:spacing w:before="0" w:after="0"/>
-              <w:jc w:val="right"/>
-            </w:pPr>
-            <w:r>
-              <w:rPr>
-                <w:rFonts w:ascii="Calibri" w:hAnsi="Calibri"/>
-                <w:sz w:val="18"/>
-              </w:rPr>
-              <w:t>286</w:t>
-            </w:r>
-          </w:p>
-        </w:tc>
-        <w:tc>
-          <w:tcPr>
-            <w:tcW w:type="dxa" w:w="1152"/>
-            <w:tcMar>
-              <w:top w:w="70" w:type="dxa"/>
-              <w:bottom w:w="70" w:type="dxa"/>
-              <w:left w:w="80" w:type="dxa"/>
-              <w:right w:w="80" w:type="dxa"/>
-            </w:tcMar>
-          </w:tcPr>
-          <w:p>
-            <w:pPr>
-              <w:spacing w:before="0" w:after="0"/>
-              <w:jc w:val="right"/>
-            </w:pPr>
-            <w:r>
-              <w:rPr>
-                <w:rFonts w:ascii="Calibri" w:hAnsi="Calibri"/>
-                <w:sz w:val="18"/>
-              </w:rPr>
-              <w:t>103</w:t>
-            </w:r>
-          </w:p>
-        </w:tc>
-        <w:tc>
-          <w:tcPr>
-            <w:tcW w:type="dxa" w:w="1008"/>
-            <w:tcMar>
-              <w:top w:w="70" w:type="dxa"/>
-              <w:bottom w:w="70" w:type="dxa"/>
-              <w:left w:w="80" w:type="dxa"/>
-              <w:right w:w="80" w:type="dxa"/>
-            </w:tcMar>
-          </w:tcPr>
-          <w:p>
-            <w:pPr>
-              <w:spacing w:before="0" w:after="0"/>
-              <w:jc w:val="right"/>
-            </w:pPr>
-            <w:r>
-              <w:rPr>
-                <w:rFonts w:ascii="Calibri" w:hAnsi="Calibri"/>
-                <w:sz w:val="18"/>
-              </w:rPr>
-              <w:t>14</w:t>
-            </w:r>
-          </w:p>
-        </w:tc>
-      </w:tr>
-      <w:tr>
-        <w:tc>
-          <w:tcPr>
-            <w:tcW w:type="dxa" w:w="864"/>
-            <w:tcMar>
-              <w:top w:w="70" w:type="dxa"/>
-              <w:bottom w:w="70" w:type="dxa"/>
-              <w:left w:w="80" w:type="dxa"/>
-              <w:right w:w="80" w:type="dxa"/>
-            </w:tcMar>
-            <w:shd w:fill="F2F5F9"/>
-          </w:tcPr>
-          <w:p>
-            <w:pPr>
-              <w:spacing w:before="0" w:after="0"/>
-              <w:jc w:val="right"/>
-            </w:pPr>
-            <w:r>
-              <w:rPr>
-                <w:rFonts w:ascii="Calibri" w:hAnsi="Calibri"/>
-                <w:sz w:val="18"/>
-              </w:rPr>
-              <w:t>3</w:t>
-            </w:r>
-          </w:p>
-        </w:tc>
-        <w:tc>
-          <w:tcPr>
-            <w:tcW w:type="dxa" w:w="2016"/>
-            <w:tcMar>
-              <w:top w:w="70" w:type="dxa"/>
-              <w:bottom w:w="70" w:type="dxa"/>
-              <w:left w:w="80" w:type="dxa"/>
-              <w:right w:w="80" w:type="dxa"/>
-            </w:tcMar>
-            <w:shd w:fill="F2F5F9"/>
-          </w:tcPr>
-          <w:p>
-            <w:pPr>
-              <w:spacing w:before="0" w:after="0"/>
-              <w:jc w:val="left"/>
-            </w:pPr>
-            <w:r>
-              <w:rPr>
-                <w:rFonts w:ascii="Calibri" w:hAnsi="Calibri"/>
-                <w:sz w:val="18"/>
-              </w:rPr>
-              <w:t>California (CA)</w:t>
-            </w:r>
-          </w:p>
-        </w:tc>
-        <w:tc>
-          <w:tcPr>
-            <w:tcW w:type="dxa" w:w="1440"/>
-            <w:tcMar>
-              <w:top w:w="70" w:type="dxa"/>
-              <w:bottom w:w="70" w:type="dxa"/>
-              <w:left w:w="80" w:type="dxa"/>
-              <w:right w:w="80" w:type="dxa"/>
-            </w:tcMar>
-            <w:shd w:fill="F2F5F9"/>
-          </w:tcPr>
-          <w:p>
-            <w:pPr>
-              <w:spacing w:before="0" w:after="0"/>
-              <w:jc w:val="right"/>
-            </w:pPr>
-            <w:r>
-              <w:rPr>
-                <w:rFonts w:ascii="Calibri" w:hAnsi="Calibri"/>
-                <w:sz w:val="18"/>
-              </w:rPr>
-              <w:t>413</w:t>
-            </w:r>
-          </w:p>
-        </w:tc>
-        <w:tc>
-          <w:tcPr>
-            <w:tcW w:type="dxa" w:w="1728"/>
-            <w:tcMar>
-              <w:top w:w="70" w:type="dxa"/>
-              <w:bottom w:w="70" w:type="dxa"/>
-              <w:left w:w="80" w:type="dxa"/>
-              <w:right w:w="80" w:type="dxa"/>
-            </w:tcMar>
-            <w:shd w:fill="F2F5F9"/>
-          </w:tcPr>
-          <w:p>
-            <w:pPr>
-              <w:spacing w:before="0" w:after="0"/>
-              <w:jc w:val="right"/>
-            </w:pPr>
-            <w:r>
-              <w:rPr>
-                <w:rFonts w:ascii="Calibri" w:hAnsi="Calibri"/>
-                <w:sz w:val="18"/>
-              </w:rPr>
-              <w:t>215,306</w:t>
-            </w:r>
-          </w:p>
-        </w:tc>
-        <w:tc>
-          <w:tcPr>
-            <w:tcW w:type="dxa" w:w="1152"/>
-            <w:tcMar>
-              <w:top w:w="70" w:type="dxa"/>
-              <w:bottom w:w="70" w:type="dxa"/>
-              <w:left w:w="80" w:type="dxa"/>
-              <w:right w:w="80" w:type="dxa"/>
-            </w:tcMar>
-            <w:shd w:fill="F2F5F9"/>
-          </w:tcPr>
-          <w:p>
-            <w:pPr>
-              <w:spacing w:before="0" w:after="0"/>
-              <w:jc w:val="right"/>
-            </w:pPr>
-            <w:r>
-              <w:rPr>
-                <w:rFonts w:ascii="Calibri" w:hAnsi="Calibri"/>
-                <w:sz w:val="18"/>
-              </w:rPr>
-              <w:t>101</w:t>
-            </w:r>
-          </w:p>
-        </w:tc>
-        <w:tc>
-          <w:tcPr>
-            <w:tcW w:type="dxa" w:w="1152"/>
-            <w:tcMar>
-              <w:top w:w="70" w:type="dxa"/>
-              <w:bottom w:w="70" w:type="dxa"/>
-              <w:left w:w="80" w:type="dxa"/>
-              <w:right w:w="80" w:type="dxa"/>
-            </w:tcMar>
-            <w:shd w:fill="F2F5F9"/>
-          </w:tcPr>
-          <w:p>
-            <w:pPr>
-              <w:spacing w:before="0" w:after="0"/>
-              <w:jc w:val="right"/>
-            </w:pPr>
-            <w:r>
-              <w:rPr>
-                <w:rFonts w:ascii="Calibri" w:hAnsi="Calibri"/>
-                <w:sz w:val="18"/>
-              </w:rPr>
-              <w:t>267</w:t>
-            </w:r>
-          </w:p>
-        </w:tc>
-        <w:tc>
-          <w:tcPr>
-            <w:tcW w:type="dxa" w:w="1008"/>
-            <w:tcMar>
-              <w:top w:w="70" w:type="dxa"/>
-              <w:bottom w:w="70" w:type="dxa"/>
-              <w:left w:w="80" w:type="dxa"/>
-              <w:right w:w="80" w:type="dxa"/>
-            </w:tcMar>
-            <w:shd w:fill="F2F5F9"/>
-          </w:tcPr>
-          <w:p>
-            <w:pPr>
-              <w:spacing w:before="0" w:after="0"/>
-              <w:jc w:val="right"/>
-            </w:pPr>
-            <w:r>
-              <w:rPr>
-                <w:rFonts w:ascii="Calibri" w:hAnsi="Calibri"/>
-                <w:sz w:val="18"/>
-              </w:rPr>
-              <w:t>26</w:t>
-            </w:r>
-          </w:p>
-        </w:tc>
-      </w:tr>
-      <w:tr>
-        <w:tc>
-          <w:tcPr>
-            <w:tcW w:type="dxa" w:w="864"/>
-            <w:tcMar>
-              <w:top w:w="70" w:type="dxa"/>
-              <w:bottom w:w="70" w:type="dxa"/>
-              <w:left w:w="80" w:type="dxa"/>
-              <w:right w:w="80" w:type="dxa"/>
-            </w:tcMar>
-          </w:tcPr>
-          <w:p>
-            <w:pPr>
-              <w:spacing w:before="0" w:after="0"/>
-              <w:jc w:val="right"/>
-            </w:pPr>
-            <w:r>
-              <w:rPr>
-                <w:rFonts w:ascii="Calibri" w:hAnsi="Calibri"/>
-                <w:sz w:val="18"/>
-              </w:rPr>
-              <w:t>4</w:t>
-            </w:r>
-          </w:p>
-        </w:tc>
-        <w:tc>
-          <w:tcPr>
-            <w:tcW w:type="dxa" w:w="2016"/>
-            <w:tcMar>
-              <w:top w:w="70" w:type="dxa"/>
-              <w:bottom w:w="70" w:type="dxa"/>
-              <w:left w:w="80" w:type="dxa"/>
-              <w:right w:w="80" w:type="dxa"/>
-            </w:tcMar>
-          </w:tcPr>
-          <w:p>
-            <w:pPr>
-              <w:spacing w:before="0" w:after="0"/>
-              <w:jc w:val="left"/>
-            </w:pPr>
-            <w:r>
-              <w:rPr>
-                <w:rFonts w:ascii="Calibri" w:hAnsi="Calibri"/>
-                <w:sz w:val="18"/>
-              </w:rPr>
-              <w:t>Georgia (GA)</w:t>
-            </w:r>
-          </w:p>
-        </w:tc>
-        <w:tc>
-          <w:tcPr>
-            <w:tcW w:type="dxa" w:w="1440"/>
-            <w:tcMar>
-              <w:top w:w="70" w:type="dxa"/>
-              <w:bottom w:w="70" w:type="dxa"/>
-              <w:left w:w="80" w:type="dxa"/>
-              <w:right w:w="80" w:type="dxa"/>
-            </w:tcMar>
-          </w:tcPr>
-          <w:p>
-            <w:pPr>
-              <w:spacing w:before="0" w:after="0"/>
-              <w:jc w:val="right"/>
-            </w:pPr>
-            <w:r>
-              <w:rPr>
-                <w:rFonts w:ascii="Calibri" w:hAnsi="Calibri"/>
-                <w:sz w:val="18"/>
-              </w:rPr>
-              <w:t>324</w:t>
-            </w:r>
-          </w:p>
-        </w:tc>
-        <w:tc>
-          <w:tcPr>
-            <w:tcW w:type="dxa" w:w="1728"/>
-            <w:tcMar>
-              <w:top w:w="70" w:type="dxa"/>
-              <w:bottom w:w="70" w:type="dxa"/>
-              <w:left w:w="80" w:type="dxa"/>
-              <w:right w:w="80" w:type="dxa"/>
-            </w:tcMar>
-          </w:tcPr>
-          <w:p>
-            <w:pPr>
-              <w:spacing w:before="0" w:after="0"/>
-              <w:jc w:val="right"/>
-            </w:pPr>
-            <w:r>
-              <w:rPr>
-                <w:rFonts w:ascii="Calibri" w:hAnsi="Calibri"/>
-                <w:sz w:val="18"/>
-              </w:rPr>
-              <w:t>116,652</w:t>
-            </w:r>
-          </w:p>
-        </w:tc>
-        <w:tc>
-          <w:tcPr>
-            <w:tcW w:type="dxa" w:w="1152"/>
-            <w:tcMar>
-              <w:top w:w="70" w:type="dxa"/>
-              <w:bottom w:w="70" w:type="dxa"/>
-              <w:left w:w="80" w:type="dxa"/>
-              <w:right w:w="80" w:type="dxa"/>
-            </w:tcMar>
-          </w:tcPr>
-          <w:p>
-            <w:pPr>
-              <w:spacing w:before="0" w:after="0"/>
-              <w:jc w:val="right"/>
-            </w:pPr>
-            <w:r>
-              <w:rPr>
-                <w:rFonts w:ascii="Calibri" w:hAnsi="Calibri"/>
-                <w:sz w:val="18"/>
-              </w:rPr>
-              <w:t>88</w:t>
-            </w:r>
-          </w:p>
-        </w:tc>
-        <w:tc>
-          <w:tcPr>
-            <w:tcW w:type="dxa" w:w="1152"/>
-            <w:tcMar>
-              <w:top w:w="70" w:type="dxa"/>
-              <w:bottom w:w="70" w:type="dxa"/>
-              <w:left w:w="80" w:type="dxa"/>
-              <w:right w:w="80" w:type="dxa"/>
-            </w:tcMar>
-          </w:tcPr>
-          <w:p>
-            <w:pPr>
-              <w:spacing w:before="0" w:after="0"/>
-              <w:jc w:val="right"/>
-            </w:pPr>
-            <w:r>
-              <w:rPr>
-                <w:rFonts w:ascii="Calibri" w:hAnsi="Calibri"/>
-                <w:sz w:val="18"/>
-              </w:rPr>
-              <w:t>199</w:t>
-            </w:r>
-          </w:p>
-        </w:tc>
-        <w:tc>
-          <w:tcPr>
-            <w:tcW w:type="dxa" w:w="1008"/>
-            <w:tcMar>
-              <w:top w:w="70" w:type="dxa"/>
-              <w:bottom w:w="70" w:type="dxa"/>
-              <w:left w:w="80" w:type="dxa"/>
-              <w:right w:w="80" w:type="dxa"/>
-            </w:tcMar>
-          </w:tcPr>
-          <w:p>
-            <w:pPr>
-              <w:spacing w:before="0" w:after="0"/>
-              <w:jc w:val="right"/>
-            </w:pPr>
-            <w:r>
-              <w:rPr>
-                <w:rFonts w:ascii="Calibri" w:hAnsi="Calibri"/>
-                <w:sz w:val="18"/>
-              </w:rPr>
-              <w:t>12</w:t>
-            </w:r>
-          </w:p>
-        </w:tc>
-      </w:tr>
-      <w:tr>
-        <w:tc>
-          <w:tcPr>
-            <w:tcW w:type="dxa" w:w="864"/>
-            <w:tcMar>
-              <w:top w:w="70" w:type="dxa"/>
-              <w:bottom w:w="70" w:type="dxa"/>
-              <w:left w:w="80" w:type="dxa"/>
-              <w:right w:w="80" w:type="dxa"/>
-            </w:tcMar>
-            <w:shd w:fill="F2F5F9"/>
-          </w:tcPr>
-          <w:p>
-            <w:pPr>
-              <w:spacing w:before="0" w:after="0"/>
-              <w:jc w:val="right"/>
-            </w:pPr>
-            <w:r>
-              <w:rPr>
-                <w:rFonts w:ascii="Calibri" w:hAnsi="Calibri"/>
-                <w:sz w:val="18"/>
-              </w:rPr>
-              <w:t>5</w:t>
-            </w:r>
-          </w:p>
-        </w:tc>
-        <w:tc>
-          <w:tcPr>
-            <w:tcW w:type="dxa" w:w="2016"/>
-            <w:tcMar>
-              <w:top w:w="70" w:type="dxa"/>
-              <w:bottom w:w="70" w:type="dxa"/>
-              <w:left w:w="80" w:type="dxa"/>
-              <w:right w:w="80" w:type="dxa"/>
-            </w:tcMar>
-            <w:shd w:fill="F2F5F9"/>
-          </w:tcPr>
-          <w:p>
-            <w:pPr>
-              <w:spacing w:before="0" w:after="0"/>
-              <w:jc w:val="left"/>
-            </w:pPr>
-            <w:r>
-              <w:rPr>
-                <w:rFonts w:ascii="Calibri" w:hAnsi="Calibri"/>
-                <w:sz w:val="18"/>
-              </w:rPr>
-              <w:t>Ohio (OH)</w:t>
-            </w:r>
-          </w:p>
-        </w:tc>
-        <w:tc>
-          <w:tcPr>
-            <w:tcW w:type="dxa" w:w="1440"/>
-            <w:tcMar>
-              <w:top w:w="70" w:type="dxa"/>
-              <w:bottom w:w="70" w:type="dxa"/>
-              <w:left w:w="80" w:type="dxa"/>
-              <w:right w:w="80" w:type="dxa"/>
-            </w:tcMar>
-            <w:shd w:fill="F2F5F9"/>
-          </w:tcPr>
-          <w:p>
-            <w:pPr>
-              <w:spacing w:before="0" w:after="0"/>
-              <w:jc w:val="right"/>
-            </w:pPr>
-            <w:r>
-              <w:rPr>
-                <w:rFonts w:ascii="Calibri" w:hAnsi="Calibri"/>
-                <w:sz w:val="18"/>
-              </w:rPr>
-              <w:t>237</w:t>
-            </w:r>
-          </w:p>
-        </w:tc>
-        <w:tc>
-          <w:tcPr>
-            <w:tcW w:type="dxa" w:w="1728"/>
-            <w:tcMar>
-              <w:top w:w="70" w:type="dxa"/>
-              <w:bottom w:w="70" w:type="dxa"/>
-              <w:left w:w="80" w:type="dxa"/>
-              <w:right w:w="80" w:type="dxa"/>
-            </w:tcMar>
-            <w:shd w:fill="F2F5F9"/>
-          </w:tcPr>
-          <w:p>
-            <w:pPr>
-              <w:spacing w:before="0" w:after="0"/>
-              <w:jc w:val="right"/>
-            </w:pPr>
-            <w:r>
-              <w:rPr>
-                <w:rFonts w:ascii="Calibri" w:hAnsi="Calibri"/>
-                <w:sz w:val="18"/>
-              </w:rPr>
-              <w:t>76,408</w:t>
-            </w:r>
-          </w:p>
-        </w:tc>
-        <w:tc>
-          <w:tcPr>
-            <w:tcW w:type="dxa" w:w="1152"/>
-            <w:tcMar>
-              <w:top w:w="70" w:type="dxa"/>
-              <w:bottom w:w="70" w:type="dxa"/>
-              <w:left w:w="80" w:type="dxa"/>
-              <w:right w:w="80" w:type="dxa"/>
-            </w:tcMar>
-            <w:shd w:fill="F2F5F9"/>
-          </w:tcPr>
-          <w:p>
-            <w:pPr>
-              <w:spacing w:before="0" w:after="0"/>
-              <w:jc w:val="right"/>
-            </w:pPr>
-            <w:r>
-              <w:rPr>
-                <w:rFonts w:ascii="Calibri" w:hAnsi="Calibri"/>
-                <w:sz w:val="18"/>
-              </w:rPr>
-              <w:t>40</w:t>
-            </w:r>
-          </w:p>
-        </w:tc>
-        <w:tc>
-          <w:tcPr>
-            <w:tcW w:type="dxa" w:w="1152"/>
-            <w:tcMar>
-              <w:top w:w="70" w:type="dxa"/>
-              <w:bottom w:w="70" w:type="dxa"/>
-              <w:left w:w="80" w:type="dxa"/>
-              <w:right w:w="80" w:type="dxa"/>
-            </w:tcMar>
-            <w:shd w:fill="F2F5F9"/>
-          </w:tcPr>
-          <w:p>
-            <w:pPr>
-              <w:spacing w:before="0" w:after="0"/>
-              <w:jc w:val="right"/>
-            </w:pPr>
-            <w:r>
-              <w:rPr>
-                <w:rFonts w:ascii="Calibri" w:hAnsi="Calibri"/>
-                <w:sz w:val="18"/>
-              </w:rPr>
-              <w:t>154</w:t>
-            </w:r>
-          </w:p>
-        </w:tc>
-        <w:tc>
-          <w:tcPr>
-            <w:tcW w:type="dxa" w:w="1008"/>
-            <w:tcMar>
-              <w:top w:w="70" w:type="dxa"/>
-              <w:bottom w:w="70" w:type="dxa"/>
-              <w:left w:w="80" w:type="dxa"/>
-              <w:right w:w="80" w:type="dxa"/>
-            </w:tcMar>
-            <w:shd w:fill="F2F5F9"/>
-          </w:tcPr>
-          <w:p>
-            <w:pPr>
-              <w:spacing w:before="0" w:after="0"/>
-              <w:jc w:val="right"/>
-            </w:pPr>
-            <w:r>
-              <w:rPr>
-                <w:rFonts w:ascii="Calibri" w:hAnsi="Calibri"/>
-                <w:sz w:val="18"/>
-              </w:rPr>
-              <w:t>7</w:t>
-            </w:r>
-          </w:p>
-        </w:tc>
-      </w:tr>
-      <w:tr>
-        <w:tc>
-          <w:tcPr>
-            <w:tcW w:type="dxa" w:w="864"/>
-            <w:tcMar>
-              <w:top w:w="70" w:type="dxa"/>
-              <w:bottom w:w="70" w:type="dxa"/>
-              <w:left w:w="80" w:type="dxa"/>
-              <w:right w:w="80" w:type="dxa"/>
-            </w:tcMar>
-          </w:tcPr>
-          <w:p>
-            <w:pPr>
-              <w:spacing w:before="0" w:after="0"/>
-              <w:jc w:val="right"/>
-            </w:pPr>
-            <w:r>
-              <w:rPr>
-                <w:rFonts w:ascii="Calibri" w:hAnsi="Calibri"/>
-                <w:sz w:val="18"/>
-              </w:rPr>
-              <w:t>6</w:t>
-            </w:r>
-          </w:p>
-        </w:tc>
-        <w:tc>
-          <w:tcPr>
-            <w:tcW w:type="dxa" w:w="2016"/>
-            <w:tcMar>
-              <w:top w:w="70" w:type="dxa"/>
-              <w:bottom w:w="70" w:type="dxa"/>
-              <w:left w:w="80" w:type="dxa"/>
-              <w:right w:w="80" w:type="dxa"/>
-            </w:tcMar>
-          </w:tcPr>
-          <w:p>
-            <w:pPr>
-              <w:spacing w:before="0" w:after="0"/>
-              <w:jc w:val="left"/>
-            </w:pPr>
-            <w:r>
-              <w:rPr>
-                <w:rFonts w:ascii="Calibri" w:hAnsi="Calibri"/>
-                <w:sz w:val="18"/>
-              </w:rPr>
-              <w:t>New York (NY)</w:t>
-            </w:r>
-          </w:p>
-        </w:tc>
-        <w:tc>
-          <w:tcPr>
-            <w:tcW w:type="dxa" w:w="1440"/>
-            <w:tcMar>
-              <w:top w:w="70" w:type="dxa"/>
-              <w:bottom w:w="70" w:type="dxa"/>
-              <w:left w:w="80" w:type="dxa"/>
-              <w:right w:w="80" w:type="dxa"/>
-            </w:tcMar>
-          </w:tcPr>
-          <w:p>
-            <w:pPr>
-              <w:spacing w:before="0" w:after="0"/>
-              <w:jc w:val="right"/>
-            </w:pPr>
-            <w:r>
-              <w:rPr>
-                <w:rFonts w:ascii="Calibri" w:hAnsi="Calibri"/>
-                <w:sz w:val="18"/>
-              </w:rPr>
-              <w:t>232</w:t>
-            </w:r>
-          </w:p>
-        </w:tc>
-        <w:tc>
-          <w:tcPr>
-            <w:tcW w:type="dxa" w:w="1728"/>
-            <w:tcMar>
-              <w:top w:w="70" w:type="dxa"/>
-              <w:bottom w:w="70" w:type="dxa"/>
-              <w:left w:w="80" w:type="dxa"/>
-              <w:right w:w="80" w:type="dxa"/>
-            </w:tcMar>
-          </w:tcPr>
-          <w:p>
-            <w:pPr>
-              <w:spacing w:before="0" w:after="0"/>
-              <w:jc w:val="right"/>
-            </w:pPr>
-            <w:r>
-              <w:rPr>
-                <w:rFonts w:ascii="Calibri" w:hAnsi="Calibri"/>
-                <w:sz w:val="18"/>
-              </w:rPr>
-              <w:t>89,792</w:t>
-            </w:r>
-          </w:p>
-        </w:tc>
-        <w:tc>
-          <w:tcPr>
-            <w:tcW w:type="dxa" w:w="1152"/>
-            <w:tcMar>
-              <w:top w:w="70" w:type="dxa"/>
-              <w:bottom w:w="70" w:type="dxa"/>
-              <w:left w:w="80" w:type="dxa"/>
-              <w:right w:w="80" w:type="dxa"/>
-            </w:tcMar>
-          </w:tcPr>
-          <w:p>
-            <w:pPr>
-              <w:spacing w:before="0" w:after="0"/>
-              <w:jc w:val="right"/>
-            </w:pPr>
-            <w:r>
-              <w:rPr>
-                <w:rFonts w:ascii="Calibri" w:hAnsi="Calibri"/>
-                <w:sz w:val="18"/>
-              </w:rPr>
-              <w:t>68</w:t>
-            </w:r>
-          </w:p>
-        </w:tc>
-        <w:tc>
-          <w:tcPr>
-            <w:tcW w:type="dxa" w:w="1152"/>
-            <w:tcMar>
-              <w:top w:w="70" w:type="dxa"/>
-              <w:bottom w:w="70" w:type="dxa"/>
-              <w:left w:w="80" w:type="dxa"/>
-              <w:right w:w="80" w:type="dxa"/>
-            </w:tcMar>
-          </w:tcPr>
-          <w:p>
-            <w:pPr>
-              <w:spacing w:before="0" w:after="0"/>
-              <w:jc w:val="right"/>
-            </w:pPr>
-            <w:r>
-              <w:rPr>
-                <w:rFonts w:ascii="Calibri" w:hAnsi="Calibri"/>
-                <w:sz w:val="18"/>
-              </w:rPr>
-              <w:t>99</w:t>
-            </w:r>
-          </w:p>
-        </w:tc>
-        <w:tc>
-          <w:tcPr>
-            <w:tcW w:type="dxa" w:w="1008"/>
-            <w:tcMar>
-              <w:top w:w="70" w:type="dxa"/>
-              <w:bottom w:w="70" w:type="dxa"/>
-              <w:left w:w="80" w:type="dxa"/>
-              <w:right w:w="80" w:type="dxa"/>
-            </w:tcMar>
-          </w:tcPr>
-          <w:p>
-            <w:pPr>
-              <w:spacing w:before="0" w:after="0"/>
-              <w:jc w:val="right"/>
-            </w:pPr>
-            <w:r>
-              <w:rPr>
-                <w:rFonts w:ascii="Calibri" w:hAnsi="Calibri"/>
-                <w:sz w:val="18"/>
-              </w:rPr>
-              <w:t>12</w:t>
-            </w:r>
-          </w:p>
-        </w:tc>
-      </w:tr>
-      <w:tr>
-        <w:tc>
-          <w:tcPr>
-            <w:tcW w:type="dxa" w:w="864"/>
-            <w:tcMar>
-              <w:top w:w="70" w:type="dxa"/>
-              <w:bottom w:w="70" w:type="dxa"/>
-              <w:left w:w="80" w:type="dxa"/>
-              <w:right w:w="80" w:type="dxa"/>
-            </w:tcMar>
-            <w:shd w:fill="F2F5F9"/>
-          </w:tcPr>
-          <w:p>
-            <w:pPr>
-              <w:spacing w:before="0" w:after="0"/>
-              <w:jc w:val="right"/>
-            </w:pPr>
-            <w:r>
-              <w:rPr>
-                <w:rFonts w:ascii="Calibri" w:hAnsi="Calibri"/>
-                <w:sz w:val="18"/>
-              </w:rPr>
-              <w:t>7</w:t>
-            </w:r>
-          </w:p>
-        </w:tc>
-        <w:tc>
-          <w:tcPr>
-            <w:tcW w:type="dxa" w:w="2016"/>
-            <w:tcMar>
-              <w:top w:w="70" w:type="dxa"/>
-              <w:bottom w:w="70" w:type="dxa"/>
-              <w:left w:w="80" w:type="dxa"/>
-              <w:right w:w="80" w:type="dxa"/>
-            </w:tcMar>
-            <w:shd w:fill="F2F5F9"/>
-          </w:tcPr>
-          <w:p>
-            <w:pPr>
-              <w:spacing w:before="0" w:after="0"/>
-              <w:jc w:val="left"/>
-            </w:pPr>
-            <w:r>
-              <w:rPr>
-                <w:rFonts w:ascii="Calibri" w:hAnsi="Calibri"/>
-                <w:sz w:val="18"/>
-              </w:rPr>
-              <w:t>North Carolina (NC)</w:t>
-            </w:r>
-          </w:p>
-        </w:tc>
-        <w:tc>
-          <w:tcPr>
-            <w:tcW w:type="dxa" w:w="1440"/>
-            <w:tcMar>
-              <w:top w:w="70" w:type="dxa"/>
-              <w:bottom w:w="70" w:type="dxa"/>
-              <w:left w:w="80" w:type="dxa"/>
-              <w:right w:w="80" w:type="dxa"/>
-            </w:tcMar>
-            <w:shd w:fill="F2F5F9"/>
-          </w:tcPr>
-          <w:p>
-            <w:pPr>
-              <w:spacing w:before="0" w:after="0"/>
-              <w:jc w:val="right"/>
-            </w:pPr>
-            <w:r>
-              <w:rPr>
-                <w:rFonts w:ascii="Calibri" w:hAnsi="Calibri"/>
-                <w:sz w:val="18"/>
-              </w:rPr>
-              <w:t>227</w:t>
-            </w:r>
-          </w:p>
-        </w:tc>
-        <w:tc>
-          <w:tcPr>
-            <w:tcW w:type="dxa" w:w="1728"/>
-            <w:tcMar>
-              <w:top w:w="70" w:type="dxa"/>
-              <w:bottom w:w="70" w:type="dxa"/>
-              <w:left w:w="80" w:type="dxa"/>
-              <w:right w:w="80" w:type="dxa"/>
-            </w:tcMar>
-            <w:shd w:fill="F2F5F9"/>
-          </w:tcPr>
-          <w:p>
-            <w:pPr>
-              <w:spacing w:before="0" w:after="0"/>
-              <w:jc w:val="right"/>
-            </w:pPr>
-            <w:r>
-              <w:rPr>
-                <w:rFonts w:ascii="Calibri" w:hAnsi="Calibri"/>
-                <w:sz w:val="18"/>
-              </w:rPr>
-              <w:t>58,671</w:t>
-            </w:r>
-          </w:p>
-        </w:tc>
-        <w:tc>
-          <w:tcPr>
-            <w:tcW w:type="dxa" w:w="1152"/>
-            <w:tcMar>
-              <w:top w:w="70" w:type="dxa"/>
-              <w:bottom w:w="70" w:type="dxa"/>
-              <w:left w:w="80" w:type="dxa"/>
-              <w:right w:w="80" w:type="dxa"/>
-            </w:tcMar>
-            <w:shd w:fill="F2F5F9"/>
-          </w:tcPr>
-          <w:p>
-            <w:pPr>
-              <w:spacing w:before="0" w:after="0"/>
-              <w:jc w:val="right"/>
-            </w:pPr>
-            <w:r>
-              <w:rPr>
-                <w:rFonts w:ascii="Calibri" w:hAnsi="Calibri"/>
-                <w:sz w:val="18"/>
-              </w:rPr>
-              <w:t>67</w:t>
-            </w:r>
-          </w:p>
-        </w:tc>
-        <w:tc>
-          <w:tcPr>
-            <w:tcW w:type="dxa" w:w="1152"/>
-            <w:tcMar>
-              <w:top w:w="70" w:type="dxa"/>
-              <w:bottom w:w="70" w:type="dxa"/>
-              <w:left w:w="80" w:type="dxa"/>
-              <w:right w:w="80" w:type="dxa"/>
-            </w:tcMar>
-            <w:shd w:fill="F2F5F9"/>
-          </w:tcPr>
-          <w:p>
-            <w:pPr>
-              <w:spacing w:before="0" w:after="0"/>
-              <w:jc w:val="right"/>
-            </w:pPr>
-            <w:r>
-              <w:rPr>
-                <w:rFonts w:ascii="Calibri" w:hAnsi="Calibri"/>
-                <w:sz w:val="18"/>
-              </w:rPr>
-              <w:t>131</w:t>
-            </w:r>
-          </w:p>
-        </w:tc>
-        <w:tc>
-          <w:tcPr>
-            <w:tcW w:type="dxa" w:w="1008"/>
-            <w:tcMar>
-              <w:top w:w="70" w:type="dxa"/>
-              <w:bottom w:w="70" w:type="dxa"/>
-              <w:left w:w="80" w:type="dxa"/>
-              <w:right w:w="80" w:type="dxa"/>
-            </w:tcMar>
-            <w:shd w:fill="F2F5F9"/>
-          </w:tcPr>
-          <w:p>
-            <w:pPr>
-              <w:spacing w:before="0" w:after="0"/>
-              <w:jc w:val="right"/>
-            </w:pPr>
-            <w:r>
-              <w:rPr>
-                <w:rFonts w:ascii="Calibri" w:hAnsi="Calibri"/>
-                <w:sz w:val="18"/>
-              </w:rPr>
-              <w:t>9</w:t>
-            </w:r>
-          </w:p>
-        </w:tc>
-      </w:tr>
-      <w:tr>
-        <w:tc>
-          <w:tcPr>
-            <w:tcW w:type="dxa" w:w="864"/>
-            <w:tcMar>
-              <w:top w:w="70" w:type="dxa"/>
-              <w:bottom w:w="70" w:type="dxa"/>
-              <w:left w:w="80" w:type="dxa"/>
-              <w:right w:w="80" w:type="dxa"/>
-            </w:tcMar>
-          </w:tcPr>
-          <w:p>
-            <w:pPr>
-              <w:spacing w:before="0" w:after="0"/>
-              <w:jc w:val="right"/>
-            </w:pPr>
-            <w:r>
-              <w:rPr>
-                <w:rFonts w:ascii="Calibri" w:hAnsi="Calibri"/>
-                <w:sz w:val="18"/>
-              </w:rPr>
-              <w:t>8</w:t>
-            </w:r>
-          </w:p>
-        </w:tc>
-        <w:tc>
-          <w:tcPr>
-            <w:tcW w:type="dxa" w:w="2016"/>
-            <w:tcMar>
-              <w:top w:w="70" w:type="dxa"/>
-              <w:bottom w:w="70" w:type="dxa"/>
-              <w:left w:w="80" w:type="dxa"/>
-              <w:right w:w="80" w:type="dxa"/>
-            </w:tcMar>
-          </w:tcPr>
-          <w:p>
-            <w:pPr>
-              <w:spacing w:before="0" w:after="0"/>
-              <w:jc w:val="left"/>
-            </w:pPr>
-            <w:r>
-              <w:rPr>
-                <w:rFonts w:ascii="Calibri" w:hAnsi="Calibri"/>
-                <w:sz w:val="18"/>
-              </w:rPr>
-              <w:t>Missouri (MO)</w:t>
-            </w:r>
-          </w:p>
-        </w:tc>
-        <w:tc>
-          <w:tcPr>
-            <w:tcW w:type="dxa" w:w="1440"/>
-            <w:tcMar>
-              <w:top w:w="70" w:type="dxa"/>
-              <w:bottom w:w="70" w:type="dxa"/>
-              <w:left w:w="80" w:type="dxa"/>
-              <w:right w:w="80" w:type="dxa"/>
-            </w:tcMar>
-          </w:tcPr>
-          <w:p>
-            <w:pPr>
-              <w:spacing w:before="0" w:after="0"/>
-              <w:jc w:val="right"/>
-            </w:pPr>
-            <w:r>
-              <w:rPr>
-                <w:rFonts w:ascii="Calibri" w:hAnsi="Calibri"/>
-                <w:sz w:val="18"/>
-              </w:rPr>
-              <w:t>199</w:t>
-            </w:r>
-          </w:p>
-        </w:tc>
-        <w:tc>
-          <w:tcPr>
-            <w:tcW w:type="dxa" w:w="1728"/>
-            <w:tcMar>
-              <w:top w:w="70" w:type="dxa"/>
-              <w:bottom w:w="70" w:type="dxa"/>
-              <w:left w:w="80" w:type="dxa"/>
-              <w:right w:w="80" w:type="dxa"/>
-            </w:tcMar>
-          </w:tcPr>
-          <w:p>
-            <w:pPr>
-              <w:spacing w:before="0" w:after="0"/>
-              <w:jc w:val="right"/>
-            </w:pPr>
-            <w:r>
-              <w:rPr>
-                <w:rFonts w:ascii="Calibri" w:hAnsi="Calibri"/>
-                <w:sz w:val="18"/>
-              </w:rPr>
-              <w:t>50,460</w:t>
-            </w:r>
-          </w:p>
-        </w:tc>
-        <w:tc>
-          <w:tcPr>
-            <w:tcW w:type="dxa" w:w="1152"/>
-            <w:tcMar>
-              <w:top w:w="70" w:type="dxa"/>
-              <w:bottom w:w="70" w:type="dxa"/>
-              <w:left w:w="80" w:type="dxa"/>
-              <w:right w:w="80" w:type="dxa"/>
-            </w:tcMar>
-          </w:tcPr>
-          <w:p>
-            <w:pPr>
-              <w:spacing w:before="0" w:after="0"/>
-              <w:jc w:val="right"/>
-            </w:pPr>
-            <w:r>
-              <w:rPr>
-                <w:rFonts w:ascii="Calibri" w:hAnsi="Calibri"/>
-                <w:sz w:val="18"/>
-              </w:rPr>
-              <w:t>31</w:t>
-            </w:r>
-          </w:p>
-        </w:tc>
-        <w:tc>
-          <w:tcPr>
-            <w:tcW w:type="dxa" w:w="1152"/>
-            <w:tcMar>
-              <w:top w:w="70" w:type="dxa"/>
-              <w:bottom w:w="70" w:type="dxa"/>
-              <w:left w:w="80" w:type="dxa"/>
-              <w:right w:w="80" w:type="dxa"/>
-            </w:tcMar>
-          </w:tcPr>
-          <w:p>
-            <w:pPr>
-              <w:spacing w:before="0" w:after="0"/>
-              <w:jc w:val="right"/>
-            </w:pPr>
-            <w:r>
-              <w:rPr>
-                <w:rFonts w:ascii="Calibri" w:hAnsi="Calibri"/>
-                <w:sz w:val="18"/>
-              </w:rPr>
-              <w:t>138</w:t>
-            </w:r>
-          </w:p>
-        </w:tc>
-        <w:tc>
-          <w:tcPr>
-            <w:tcW w:type="dxa" w:w="1008"/>
-            <w:tcMar>
-              <w:top w:w="70" w:type="dxa"/>
-              <w:bottom w:w="70" w:type="dxa"/>
-              <w:left w:w="80" w:type="dxa"/>
-              <w:right w:w="80" w:type="dxa"/>
-            </w:tcMar>
-          </w:tcPr>
-          <w:p>
-            <w:pPr>
-              <w:spacing w:before="0" w:after="0"/>
-              <w:jc w:val="right"/>
-            </w:pPr>
-            <w:r>
-              <w:rPr>
-                <w:rFonts w:ascii="Calibri" w:hAnsi="Calibri"/>
-                <w:sz w:val="18"/>
-              </w:rPr>
-              <w:t>7</w:t>
-            </w:r>
-          </w:p>
-        </w:tc>
-      </w:tr>
-      <w:tr>
-        <w:tc>
-          <w:tcPr>
-            <w:tcW w:type="dxa" w:w="864"/>
-            <w:tcMar>
-              <w:top w:w="70" w:type="dxa"/>
-              <w:bottom w:w="70" w:type="dxa"/>
-              <w:left w:w="80" w:type="dxa"/>
-              <w:right w:w="80" w:type="dxa"/>
-            </w:tcMar>
-            <w:shd w:fill="F2F5F9"/>
-          </w:tcPr>
-          <w:p>
-            <w:pPr>
-              <w:spacing w:before="0" w:after="0"/>
-              <w:jc w:val="right"/>
-            </w:pPr>
-            <w:r>
-              <w:rPr>
-                <w:rFonts w:ascii="Calibri" w:hAnsi="Calibri"/>
-                <w:sz w:val="18"/>
-              </w:rPr>
-              <w:t>9</w:t>
-            </w:r>
-          </w:p>
-        </w:tc>
-        <w:tc>
-          <w:tcPr>
-            <w:tcW w:type="dxa" w:w="2016"/>
-            <w:tcMar>
-              <w:top w:w="70" w:type="dxa"/>
-              <w:bottom w:w="70" w:type="dxa"/>
-              <w:left w:w="80" w:type="dxa"/>
-              <w:right w:w="80" w:type="dxa"/>
-            </w:tcMar>
-            <w:shd w:fill="F2F5F9"/>
-          </w:tcPr>
-          <w:p>
-            <w:pPr>
-              <w:spacing w:before="0" w:after="0"/>
-              <w:jc w:val="left"/>
-            </w:pPr>
-            <w:r>
-              <w:rPr>
-                <w:rFonts w:ascii="Calibri" w:hAnsi="Calibri"/>
-                <w:sz w:val="18"/>
-              </w:rPr>
-              <w:t>Virginia (VA)</w:t>
-            </w:r>
-          </w:p>
-        </w:tc>
-        <w:tc>
-          <w:tcPr>
-            <w:tcW w:type="dxa" w:w="1440"/>
-            <w:tcMar>
-              <w:top w:w="70" w:type="dxa"/>
-              <w:bottom w:w="70" w:type="dxa"/>
-              <w:left w:w="80" w:type="dxa"/>
-              <w:right w:w="80" w:type="dxa"/>
-            </w:tcMar>
-            <w:shd w:fill="F2F5F9"/>
-          </w:tcPr>
-          <w:p>
-            <w:pPr>
-              <w:spacing w:before="0" w:after="0"/>
-              <w:jc w:val="right"/>
-            </w:pPr>
-            <w:r>
-              <w:rPr>
-                <w:rFonts w:ascii="Calibri" w:hAnsi="Calibri"/>
-                <w:sz w:val="18"/>
-              </w:rPr>
-              <w:t>192</w:t>
-            </w:r>
-          </w:p>
-        </w:tc>
-        <w:tc>
-          <w:tcPr>
-            <w:tcW w:type="dxa" w:w="1728"/>
-            <w:tcMar>
-              <w:top w:w="70" w:type="dxa"/>
-              <w:bottom w:w="70" w:type="dxa"/>
-              <w:left w:w="80" w:type="dxa"/>
-              <w:right w:w="80" w:type="dxa"/>
-            </w:tcMar>
-            <w:shd w:fill="F2F5F9"/>
-          </w:tcPr>
-          <w:p>
-            <w:pPr>
-              <w:spacing w:before="0" w:after="0"/>
-              <w:jc w:val="right"/>
-            </w:pPr>
-            <w:r>
-              <w:rPr>
-                <w:rFonts w:ascii="Calibri" w:hAnsi="Calibri"/>
-                <w:sz w:val="18"/>
-              </w:rPr>
-              <w:t>57,230</w:t>
-            </w:r>
-          </w:p>
-        </w:tc>
-        <w:tc>
-          <w:tcPr>
-            <w:tcW w:type="dxa" w:w="1152"/>
-            <w:tcMar>
-              <w:top w:w="70" w:type="dxa"/>
-              <w:bottom w:w="70" w:type="dxa"/>
-              <w:left w:w="80" w:type="dxa"/>
-              <w:right w:w="80" w:type="dxa"/>
-            </w:tcMar>
-            <w:shd w:fill="F2F5F9"/>
-          </w:tcPr>
-          <w:p>
-            <w:pPr>
-              <w:spacing w:before="0" w:after="0"/>
-              <w:jc w:val="right"/>
-            </w:pPr>
-            <w:r>
-              <w:rPr>
-                <w:rFonts w:ascii="Calibri" w:hAnsi="Calibri"/>
-                <w:sz w:val="18"/>
-              </w:rPr>
-              <w:t>48</w:t>
-            </w:r>
-          </w:p>
-        </w:tc>
-        <w:tc>
-          <w:tcPr>
-            <w:tcW w:type="dxa" w:w="1152"/>
-            <w:tcMar>
-              <w:top w:w="70" w:type="dxa"/>
-              <w:bottom w:w="70" w:type="dxa"/>
-              <w:left w:w="80" w:type="dxa"/>
-              <w:right w:w="80" w:type="dxa"/>
-            </w:tcMar>
-            <w:shd w:fill="F2F5F9"/>
-          </w:tcPr>
-          <w:p>
-            <w:pPr>
-              <w:spacing w:before="0" w:after="0"/>
-              <w:jc w:val="right"/>
-            </w:pPr>
-            <w:r>
-              <w:rPr>
-                <w:rFonts w:ascii="Calibri" w:hAnsi="Calibri"/>
-                <w:sz w:val="18"/>
-              </w:rPr>
-              <w:t>101</w:t>
-            </w:r>
-          </w:p>
-        </w:tc>
-        <w:tc>
-          <w:tcPr>
-            <w:tcW w:type="dxa" w:w="1008"/>
-            <w:tcMar>
-              <w:top w:w="70" w:type="dxa"/>
-              <w:bottom w:w="70" w:type="dxa"/>
-              <w:left w:w="80" w:type="dxa"/>
-              <w:right w:w="80" w:type="dxa"/>
-            </w:tcMar>
-            <w:shd w:fill="F2F5F9"/>
-          </w:tcPr>
-          <w:p>
-            <w:pPr>
-              <w:spacing w:before="0" w:after="0"/>
-              <w:jc w:val="right"/>
-            </w:pPr>
-            <w:r>
-              <w:rPr>
-                <w:rFonts w:ascii="Calibri" w:hAnsi="Calibri"/>
-                <w:sz w:val="18"/>
-              </w:rPr>
-              <w:t>13</w:t>
-            </w:r>
-          </w:p>
-        </w:tc>
-      </w:tr>
-      <w:tr>
-        <w:tc>
-          <w:tcPr>
-            <w:tcW w:type="dxa" w:w="864"/>
-            <w:tcMar>
-              <w:top w:w="70" w:type="dxa"/>
-              <w:bottom w:w="70" w:type="dxa"/>
-              <w:left w:w="80" w:type="dxa"/>
-              <w:right w:w="80" w:type="dxa"/>
-            </w:tcMar>
-          </w:tcPr>
-          <w:p>
-            <w:pPr>
-              <w:spacing w:before="0" w:after="0"/>
-              <w:jc w:val="right"/>
-            </w:pPr>
-            <w:r>
-              <w:rPr>
-                <w:rFonts w:ascii="Calibri" w:hAnsi="Calibri"/>
-                <w:sz w:val="18"/>
-              </w:rPr>
-              <w:t>10</w:t>
-            </w:r>
-          </w:p>
-        </w:tc>
-        <w:tc>
-          <w:tcPr>
-            <w:tcW w:type="dxa" w:w="2016"/>
-            <w:tcMar>
-              <w:top w:w="70" w:type="dxa"/>
-              <w:bottom w:w="70" w:type="dxa"/>
-              <w:left w:w="80" w:type="dxa"/>
-              <w:right w:w="80" w:type="dxa"/>
-            </w:tcMar>
-          </w:tcPr>
-          <w:p>
-            <w:pPr>
-              <w:spacing w:before="0" w:after="0"/>
-              <w:jc w:val="left"/>
-            </w:pPr>
-            <w:r>
-              <w:rPr>
-                <w:rFonts w:ascii="Calibri" w:hAnsi="Calibri"/>
-                <w:sz w:val="18"/>
-              </w:rPr>
-              <w:t>Illinois (IL)</w:t>
-            </w:r>
-          </w:p>
-        </w:tc>
-        <w:tc>
-          <w:tcPr>
-            <w:tcW w:type="dxa" w:w="1440"/>
-            <w:tcMar>
-              <w:top w:w="70" w:type="dxa"/>
-              <w:bottom w:w="70" w:type="dxa"/>
-              <w:left w:w="80" w:type="dxa"/>
-              <w:right w:w="80" w:type="dxa"/>
-            </w:tcMar>
-          </w:tcPr>
-          <w:p>
-            <w:pPr>
-              <w:spacing w:before="0" w:after="0"/>
-              <w:jc w:val="right"/>
-            </w:pPr>
-            <w:r>
-              <w:rPr>
-                <w:rFonts w:ascii="Calibri" w:hAnsi="Calibri"/>
-                <w:sz w:val="18"/>
-              </w:rPr>
-              <w:t>187</w:t>
-            </w:r>
-          </w:p>
-        </w:tc>
-        <w:tc>
-          <w:tcPr>
-            <w:tcW w:type="dxa" w:w="1728"/>
-            <w:tcMar>
-              <w:top w:w="70" w:type="dxa"/>
-              <w:bottom w:w="70" w:type="dxa"/>
-              <w:left w:w="80" w:type="dxa"/>
-              <w:right w:w="80" w:type="dxa"/>
-            </w:tcMar>
-          </w:tcPr>
-          <w:p>
-            <w:pPr>
-              <w:spacing w:before="0" w:after="0"/>
-              <w:jc w:val="right"/>
-            </w:pPr>
-            <w:r>
-              <w:rPr>
-                <w:rFonts w:ascii="Calibri" w:hAnsi="Calibri"/>
-                <w:sz w:val="18"/>
-              </w:rPr>
-              <w:t>68,284</w:t>
-            </w:r>
-          </w:p>
-        </w:tc>
-        <w:tc>
-          <w:tcPr>
-            <w:tcW w:type="dxa" w:w="1152"/>
-            <w:tcMar>
-              <w:top w:w="70" w:type="dxa"/>
-              <w:bottom w:w="70" w:type="dxa"/>
-              <w:left w:w="80" w:type="dxa"/>
-              <w:right w:w="80" w:type="dxa"/>
-            </w:tcMar>
-          </w:tcPr>
-          <w:p>
-            <w:pPr>
-              <w:spacing w:before="0" w:after="0"/>
-              <w:jc w:val="right"/>
-            </w:pPr>
-            <w:r>
-              <w:rPr>
-                <w:rFonts w:ascii="Calibri" w:hAnsi="Calibri"/>
-                <w:sz w:val="18"/>
-              </w:rPr>
-              <w:t>45</w:t>
-            </w:r>
-          </w:p>
-        </w:tc>
-        <w:tc>
-          <w:tcPr>
-            <w:tcW w:type="dxa" w:w="1152"/>
-            <w:tcMar>
-              <w:top w:w="70" w:type="dxa"/>
-              <w:bottom w:w="70" w:type="dxa"/>
-              <w:left w:w="80" w:type="dxa"/>
-              <w:right w:w="80" w:type="dxa"/>
-            </w:tcMar>
-          </w:tcPr>
-          <w:p>
-            <w:pPr>
-              <w:spacing w:before="0" w:after="0"/>
-              <w:jc w:val="right"/>
-            </w:pPr>
-            <w:r>
-              <w:rPr>
-                <w:rFonts w:ascii="Calibri" w:hAnsi="Calibri"/>
-                <w:sz w:val="18"/>
-              </w:rPr>
-              <w:t>109</w:t>
-            </w:r>
-          </w:p>
-        </w:tc>
-        <w:tc>
-          <w:tcPr>
-            <w:tcW w:type="dxa" w:w="1008"/>
-            <w:tcMar>
-              <w:top w:w="70" w:type="dxa"/>
-              <w:bottom w:w="70" w:type="dxa"/>
-              <w:left w:w="80" w:type="dxa"/>
-              <w:right w:w="80" w:type="dxa"/>
-            </w:tcMar>
-          </w:tcPr>
-          <w:p>
-            <w:pPr>
-              <w:spacing w:before="0" w:after="0"/>
-              <w:jc w:val="right"/>
-            </w:pPr>
-            <w:r>
-              <w:rPr>
-                <w:rFonts w:ascii="Calibri" w:hAnsi="Calibri"/>
-                <w:sz w:val="18"/>
-              </w:rPr>
-              <w:t>8</w:t>
-            </w:r>
-          </w:p>
-        </w:tc>
-      </w:tr>
-    </w:tbl>
-    <w:p>
-      <w:pPr>
-        <w:spacing w:after="200"/>
-      </w:pPr>
-    </w:p>
-    <w:p>
-      <w:pPr>
-        <w:keepNext/>
-        <w:spacing w:before="360" w:after="120"/>
-      </w:pPr>
-      <w:r>
-        <w:rPr>
-          <w:rFonts w:ascii="Calibri" w:hAnsi="Calibri"/>
-          <w:b/>
-          <w:color w:val="1F4E78"/>
-          <w:sz w:val="30"/>
-        </w:rPr>
-        <w:t>5. Schema &amp; Field Reference</w:t>
-      </w:r>
-    </w:p>
-    <w:tbl>
-      <w:tblPr>
-        <w:tblW w:type="auto" w:w="0"/>
-        <w:jc w:val="center"/>
-        <w:tblLook w:firstColumn="1" w:firstRow="1" w:lastColumn="0" w:lastRow="0" w:noHBand="0" w:noVBand="1" w:val="04A0"/>
-        <w:tblBorders>
-          <w:top w:val="single" w:sz="4" w:space="0" w:color="D9D9D9"/>
-          <w:bottom w:val="single" w:sz="4" w:space="0" w:color="D9D9D9"/>
-          <w:left w:val="none"/>
-          <w:right w:val="none"/>
-          <w:insideH w:val="single" w:sz="4" w:space="0" w:color="D9D9D9"/>
-          <w:insideV w:val="none"/>
-        </w:tblBorders>
-      </w:tblPr>
-      <w:tblGrid>
-        <w:gridCol w:w="2340"/>
-        <w:gridCol w:w="2340"/>
-        <w:gridCol w:w="2340"/>
-        <w:gridCol w:w="2340"/>
-      </w:tblGrid>
-      <w:tr>
-        <w:tc>
-          <w:tcPr>
-            <w:tcW w:type="dxa" w:w="2016"/>
-            <w:tcMar>
-              <w:top w:w="60" w:type="dxa"/>
-              <w:bottom w:w="60" w:type="dxa"/>
-              <w:left w:w="80" w:type="dxa"/>
-              <w:right w:w="80" w:type="dxa"/>
-            </w:tcMar>
-            <w:shd w:fill="333F48"/>
-          </w:tcPr>
-          <w:p>
-            <w:pPr>
-              <w:spacing w:before="0" w:after="0"/>
-              <w:jc w:val="center"/>
-            </w:pPr>
-            <w:r>
-              <w:rPr>
-                <w:rFonts w:ascii="Calibri" w:hAnsi="Calibri"/>
-                <w:b/>
-                <w:color w:val="FFFFFF"/>
-                <w:sz w:val="17"/>
-              </w:rPr>
-              <w:t>Column Name</w:t>
-            </w:r>
-          </w:p>
-        </w:tc>
-        <w:tc>
-          <w:tcPr>
-            <w:tcW w:type="dxa" w:w="1008"/>
-            <w:tcMar>
-              <w:top w:w="60" w:type="dxa"/>
-              <w:bottom w:w="60" w:type="dxa"/>
-              <w:left w:w="80" w:type="dxa"/>
-              <w:right w:w="80" w:type="dxa"/>
-            </w:tcMar>
-            <w:shd w:fill="333F48"/>
-          </w:tcPr>
-          <w:p>
-            <w:pPr>
-              <w:spacing w:before="0" w:after="0"/>
-              <w:jc w:val="center"/>
-            </w:pPr>
-            <w:r>
-              <w:rPr>
-                <w:rFonts w:ascii="Calibri" w:hAnsi="Calibri"/>
-                <w:b/>
-                <w:color w:val="FFFFFF"/>
-                <w:sz w:val="17"/>
-              </w:rPr>
-              <w:t>Type</w:t>
-            </w:r>
-          </w:p>
-        </w:tc>
-        <w:tc>
-          <w:tcPr>
-            <w:tcW w:type="dxa" w:w="1872"/>
-            <w:tcMar>
-              <w:top w:w="60" w:type="dxa"/>
-              <w:bottom w:w="60" w:type="dxa"/>
-              <w:left w:w="80" w:type="dxa"/>
-              <w:right w:w="80" w:type="dxa"/>
-            </w:tcMar>
-            <w:shd w:fill="333F48"/>
-          </w:tcPr>
-          <w:p>
-            <w:pPr>
-              <w:spacing w:before="0" w:after="0"/>
-              <w:jc w:val="center"/>
-            </w:pPr>
-            <w:r>
-              <w:rPr>
-                <w:rFonts w:ascii="Calibri" w:hAnsi="Calibri"/>
-                <w:b/>
-                <w:color w:val="FFFFFF"/>
-                <w:sz w:val="17"/>
-              </w:rPr>
-              <w:t>Example</w:t>
-            </w:r>
-          </w:p>
-        </w:tc>
-        <w:tc>
-          <w:tcPr>
-            <w:tcW w:type="dxa" w:w="4464"/>
-            <w:tcMar>
-              <w:top w:w="60" w:type="dxa"/>
-              <w:bottom w:w="60" w:type="dxa"/>
-              <w:left w:w="80" w:type="dxa"/>
-              <w:right w:w="80" w:type="dxa"/>
-            </w:tcMar>
-            <w:shd w:fill="333F48"/>
-          </w:tcPr>
-          <w:p>
-            <w:pPr>
-              <w:spacing w:before="0" w:after="0"/>
-              <w:jc w:val="center"/>
-            </w:pPr>
-            <w:r>
-              <w:rPr>
-                <w:rFonts w:ascii="Calibri" w:hAnsi="Calibri"/>
-                <w:b/>
-                <w:color w:val="FFFFFF"/>
-                <w:sz w:val="17"/>
-              </w:rPr>
-              <w:t>Description</w:t>
-            </w:r>
-          </w:p>
-        </w:tc>
-      </w:tr>
-      <w:tr>
-        <w:tc>
-          <w:tcPr>
-            <w:tcW w:type="dxa" w:w="2016"/>
-            <w:tcMar>
-              <w:top w:w="60" w:type="dxa"/>
-              <w:bottom w:w="60" w:type="dxa"/>
-              <w:left w:w="80" w:type="dxa"/>
-              <w:right w:w="80" w:type="dxa"/>
-            </w:tcMar>
-            <w:shd w:fill="F2F5F9"/>
-          </w:tcPr>
-          <w:p>
-            <w:pPr>
-              <w:spacing w:before="0" w:after="0"/>
-            </w:pPr>
-            <w:r>
-              <w:rPr>
-                <w:rFonts w:ascii="Calibri" w:hAnsi="Calibri"/>
-                <w:sz w:val="17"/>
-              </w:rPr>
-              <w:t>facility_id</w:t>
-            </w:r>
-          </w:p>
-        </w:tc>
-        <w:tc>
-          <w:tcPr>
-            <w:tcW w:type="dxa" w:w="1008"/>
-            <w:tcMar>
-              <w:top w:w="60" w:type="dxa"/>
-              <w:bottom w:w="60" w:type="dxa"/>
-              <w:left w:w="80" w:type="dxa"/>
-              <w:right w:w="80" w:type="dxa"/>
-            </w:tcMar>
-            <w:shd w:fill="F2F5F9"/>
-          </w:tcPr>
-          <w:p>
-            <w:pPr>
-              <w:spacing w:before="0" w:after="0"/>
-            </w:pPr>
-            <w:r>
-              <w:rPr>
-                <w:rFonts w:ascii="Calibri" w:hAnsi="Calibri"/>
-                <w:sz w:val="17"/>
-              </w:rPr>
-              <w:t>String</w:t>
-            </w:r>
-          </w:p>
-        </w:tc>
-        <w:tc>
-          <w:tcPr>
-            <w:tcW w:type="dxa" w:w="1872"/>
-            <w:tcMar>
-              <w:top w:w="60" w:type="dxa"/>
-              <w:bottom w:w="60" w:type="dxa"/>
-              <w:left w:w="80" w:type="dxa"/>
-              <w:right w:w="80" w:type="dxa"/>
-            </w:tcMar>
-            <w:shd w:fill="F2F5F9"/>
-          </w:tcPr>
-          <w:p>
-            <w:pPr>
-              <w:spacing w:before="0" w:after="0"/>
-            </w:pPr>
-            <w:r>
-              <w:rPr>
-                <w:rFonts w:ascii="Calibri" w:hAnsi="Calibri"/>
-                <w:sz w:val="17"/>
-              </w:rPr>
-              <w:t>10002798</w:t>
-            </w:r>
-          </w:p>
-        </w:tc>
-        <w:tc>
-          <w:tcPr>
-            <w:tcW w:type="dxa" w:w="4464"/>
-            <w:tcMar>
-              <w:top w:w="60" w:type="dxa"/>
-              <w:bottom w:w="60" w:type="dxa"/>
-              <w:left w:w="80" w:type="dxa"/>
-              <w:right w:w="80" w:type="dxa"/>
-            </w:tcMar>
-            <w:shd w:fill="F2F5F9"/>
-          </w:tcPr>
-          <w:p>
-            <w:pPr>
-              <w:spacing w:before="0" w:after="0"/>
-            </w:pPr>
-            <w:r>
-              <w:rPr>
-                <w:rFonts w:ascii="Calibri" w:hAnsi="Calibri"/>
-                <w:sz w:val="17"/>
-              </w:rPr>
-              <w:t>Primary unique alphanumeric facility identifier (HIFLD ID / BOP Code).</w:t>
-            </w:r>
-          </w:p>
-        </w:tc>
-      </w:tr>
-      <w:tr>
-        <w:tc>
-          <w:tcPr>
-            <w:tcW w:type="dxa" w:w="2016"/>
-            <w:tcMar>
-              <w:top w:w="60" w:type="dxa"/>
-              <w:bottom w:w="60" w:type="dxa"/>
-              <w:left w:w="80" w:type="dxa"/>
-              <w:right w:w="80" w:type="dxa"/>
-            </w:tcMar>
-          </w:tcPr>
-          <w:p>
-            <w:pPr>
-              <w:spacing w:before="0" w:after="0"/>
-            </w:pPr>
-            <w:r>
-              <w:rPr>
-                <w:rFonts w:ascii="Calibri" w:hAnsi="Calibri"/>
-                <w:sz w:val="17"/>
-              </w:rPr>
-              <w:t>facility_name</w:t>
-            </w:r>
-          </w:p>
-        </w:tc>
-        <w:tc>
-          <w:tcPr>
-            <w:tcW w:type="dxa" w:w="1008"/>
-            <w:tcMar>
-              <w:top w:w="60" w:type="dxa"/>
-              <w:bottom w:w="60" w:type="dxa"/>
-              <w:left w:w="80" w:type="dxa"/>
-              <w:right w:w="80" w:type="dxa"/>
-            </w:tcMar>
-          </w:tcPr>
-          <w:p>
-            <w:pPr>
-              <w:spacing w:before="0" w:after="0"/>
-            </w:pPr>
-            <w:r>
-              <w:rPr>
-                <w:rFonts w:ascii="Calibri" w:hAnsi="Calibri"/>
-                <w:sz w:val="17"/>
-              </w:rPr>
-              <w:t>String</w:t>
-            </w:r>
-          </w:p>
-        </w:tc>
-        <w:tc>
-          <w:tcPr>
-            <w:tcW w:type="dxa" w:w="1872"/>
-            <w:tcMar>
-              <w:top w:w="60" w:type="dxa"/>
-              <w:bottom w:w="60" w:type="dxa"/>
-              <w:left w:w="80" w:type="dxa"/>
-              <w:right w:w="80" w:type="dxa"/>
-            </w:tcMar>
-          </w:tcPr>
-          <w:p>
-            <w:pPr>
-              <w:spacing w:before="0" w:after="0"/>
-            </w:pPr>
-            <w:r>
-              <w:rPr>
-                <w:rFonts w:ascii="Calibri" w:hAnsi="Calibri"/>
-                <w:sz w:val="17"/>
-              </w:rPr>
-              <w:t>Midland Co Central Det</w:t>
-            </w:r>
-          </w:p>
-        </w:tc>
-        <w:tc>
-          <w:tcPr>
-            <w:tcW w:type="dxa" w:w="4464"/>
-            <w:tcMar>
-              <w:top w:w="60" w:type="dxa"/>
-              <w:bottom w:w="60" w:type="dxa"/>
-              <w:left w:w="80" w:type="dxa"/>
-              <w:right w:w="80" w:type="dxa"/>
-            </w:tcMar>
-          </w:tcPr>
-          <w:p>
-            <w:pPr>
-              <w:spacing w:before="0" w:after="0"/>
-            </w:pPr>
-            <w:r>
-              <w:rPr>
-                <w:rFonts w:ascii="Calibri" w:hAnsi="Calibri"/>
-                <w:sz w:val="17"/>
-              </w:rPr>
-              <w:t>Official standardized title-cased facility name.</w:t>
-            </w:r>
-          </w:p>
-        </w:tc>
-      </w:tr>
-      <w:tr>
-        <w:tc>
-          <w:tcPr>
-            <w:tcW w:type="dxa" w:w="2016"/>
-            <w:tcMar>
-              <w:top w:w="60" w:type="dxa"/>
-              <w:bottom w:w="60" w:type="dxa"/>
-              <w:left w:w="80" w:type="dxa"/>
-              <w:right w:w="80" w:type="dxa"/>
-            </w:tcMar>
-            <w:shd w:fill="F2F5F9"/>
-          </w:tcPr>
-          <w:p>
-            <w:pPr>
-              <w:spacing w:before="0" w:after="0"/>
-            </w:pPr>
-            <w:r>
-              <w:rPr>
-                <w:rFonts w:ascii="Calibri" w:hAnsi="Calibri"/>
-                <w:sz w:val="17"/>
-              </w:rPr>
-              <w:t>jurisdiction</w:t>
-            </w:r>
-          </w:p>
-        </w:tc>
-        <w:tc>
-          <w:tcPr>
-            <w:tcW w:type="dxa" w:w="1008"/>
-            <w:tcMar>
-              <w:top w:w="60" w:type="dxa"/>
-              <w:bottom w:w="60" w:type="dxa"/>
-              <w:left w:w="80" w:type="dxa"/>
-              <w:right w:w="80" w:type="dxa"/>
-            </w:tcMar>
-            <w:shd w:fill="F2F5F9"/>
-          </w:tcPr>
-          <w:p>
-            <w:pPr>
-              <w:spacing w:before="0" w:after="0"/>
-            </w:pPr>
-            <w:r>
-              <w:rPr>
-                <w:rFonts w:ascii="Calibri" w:hAnsi="Calibri"/>
-                <w:sz w:val="17"/>
-              </w:rPr>
-              <w:t>String</w:t>
-            </w:r>
-          </w:p>
-        </w:tc>
-        <w:tc>
-          <w:tcPr>
-            <w:tcW w:type="dxa" w:w="1872"/>
-            <w:tcMar>
-              <w:top w:w="60" w:type="dxa"/>
-              <w:bottom w:w="60" w:type="dxa"/>
-              <w:left w:w="80" w:type="dxa"/>
-              <w:right w:w="80" w:type="dxa"/>
-            </w:tcMar>
-            <w:shd w:fill="F2F5F9"/>
-          </w:tcPr>
-          <w:p>
-            <w:pPr>
-              <w:spacing w:before="0" w:after="0"/>
-            </w:pPr>
-            <w:r>
-              <w:rPr>
-                <w:rFonts w:ascii="Calibri" w:hAnsi="Calibri"/>
-                <w:sz w:val="17"/>
-              </w:rPr>
-              <w:t>County / Local</w:t>
-            </w:r>
-          </w:p>
-        </w:tc>
-        <w:tc>
-          <w:tcPr>
-            <w:tcW w:type="dxa" w:w="4464"/>
-            <w:tcMar>
-              <w:top w:w="60" w:type="dxa"/>
-              <w:bottom w:w="60" w:type="dxa"/>
-              <w:left w:w="80" w:type="dxa"/>
-              <w:right w:w="80" w:type="dxa"/>
-            </w:tcMar>
-            <w:shd w:fill="F2F5F9"/>
-          </w:tcPr>
-          <w:p>
-            <w:pPr>
-              <w:spacing w:before="0" w:after="0"/>
-            </w:pPr>
-            <w:r>
-              <w:rPr>
-                <w:rFonts w:ascii="Calibri" w:hAnsi="Calibri"/>
-                <w:sz w:val="17"/>
-              </w:rPr>
-              <w:t>Authority level: Federal, State, County/Local, Municipal, Private.</w:t>
-            </w:r>
-          </w:p>
-        </w:tc>
-      </w:tr>
-      <w:tr>
-        <w:tc>
-          <w:tcPr>
-            <w:tcW w:type="dxa" w:w="2016"/>
-            <w:tcMar>
-              <w:top w:w="60" w:type="dxa"/>
-              <w:bottom w:w="60" w:type="dxa"/>
-              <w:left w:w="80" w:type="dxa"/>
-              <w:right w:w="80" w:type="dxa"/>
-            </w:tcMar>
-          </w:tcPr>
-          <w:p>
-            <w:pPr>
-              <w:spacing w:before="0" w:after="0"/>
-            </w:pPr>
-            <w:r>
-              <w:rPr>
-                <w:rFonts w:ascii="Calibri" w:hAnsi="Calibri"/>
-                <w:sz w:val="17"/>
-              </w:rPr>
-              <w:t>facility_type</w:t>
-            </w:r>
-          </w:p>
-        </w:tc>
-        <w:tc>
-          <w:tcPr>
-            <w:tcW w:type="dxa" w:w="1008"/>
-            <w:tcMar>
-              <w:top w:w="60" w:type="dxa"/>
-              <w:bottom w:w="60" w:type="dxa"/>
-              <w:left w:w="80" w:type="dxa"/>
-              <w:right w:w="80" w:type="dxa"/>
-            </w:tcMar>
-          </w:tcPr>
-          <w:p>
-            <w:pPr>
-              <w:spacing w:before="0" w:after="0"/>
-            </w:pPr>
-            <w:r>
-              <w:rPr>
-                <w:rFonts w:ascii="Calibri" w:hAnsi="Calibri"/>
-                <w:sz w:val="17"/>
-              </w:rPr>
-              <w:t>String</w:t>
-            </w:r>
-          </w:p>
-        </w:tc>
-        <w:tc>
-          <w:tcPr>
-            <w:tcW w:type="dxa" w:w="1872"/>
-            <w:tcMar>
-              <w:top w:w="60" w:type="dxa"/>
-              <w:bottom w:w="60" w:type="dxa"/>
-              <w:left w:w="80" w:type="dxa"/>
-              <w:right w:w="80" w:type="dxa"/>
-            </w:tcMar>
-          </w:tcPr>
-          <w:p>
-            <w:pPr>
-              <w:spacing w:before="0" w:after="0"/>
-            </w:pPr>
-            <w:r>
-              <w:rPr>
-                <w:rFonts w:ascii="Calibri" w:hAnsi="Calibri"/>
-                <w:sz w:val="17"/>
-              </w:rPr>
-              <w:t>County / Local Jail</w:t>
-            </w:r>
-          </w:p>
-        </w:tc>
-        <w:tc>
-          <w:tcPr>
-            <w:tcW w:type="dxa" w:w="4464"/>
-            <w:tcMar>
-              <w:top w:w="60" w:type="dxa"/>
-              <w:bottom w:w="60" w:type="dxa"/>
-              <w:left w:w="80" w:type="dxa"/>
-              <w:right w:w="80" w:type="dxa"/>
-            </w:tcMar>
-          </w:tcPr>
-          <w:p>
-            <w:pPr>
-              <w:spacing w:before="0" w:after="0"/>
-            </w:pPr>
-            <w:r>
-              <w:rPr>
-                <w:rFonts w:ascii="Calibri" w:hAnsi="Calibri"/>
-                <w:sz w:val="17"/>
-              </w:rPr>
-              <w:t>Operational classification (State/Federal Prison, Jail, Juvenile, etc.).</w:t>
-            </w:r>
-          </w:p>
-        </w:tc>
-      </w:tr>
-      <w:tr>
-        <w:tc>
-          <w:tcPr>
-            <w:tcW w:type="dxa" w:w="2016"/>
-            <w:tcMar>
-              <w:top w:w="60" w:type="dxa"/>
-              <w:bottom w:w="60" w:type="dxa"/>
-              <w:left w:w="80" w:type="dxa"/>
-              <w:right w:w="80" w:type="dxa"/>
-            </w:tcMar>
-            <w:shd w:fill="F2F5F9"/>
-          </w:tcPr>
-          <w:p>
-            <w:pPr>
-              <w:spacing w:before="0" w:after="0"/>
-            </w:pPr>
-            <w:r>
-              <w:rPr>
-                <w:rFonts w:ascii="Calibri" w:hAnsi="Calibri"/>
-                <w:sz w:val="17"/>
-              </w:rPr>
-              <w:t>security_level</w:t>
-            </w:r>
-          </w:p>
-        </w:tc>
-        <w:tc>
-          <w:tcPr>
-            <w:tcW w:type="dxa" w:w="1008"/>
-            <w:tcMar>
-              <w:top w:w="60" w:type="dxa"/>
-              <w:bottom w:w="60" w:type="dxa"/>
-              <w:left w:w="80" w:type="dxa"/>
-              <w:right w:w="80" w:type="dxa"/>
-            </w:tcMar>
-            <w:shd w:fill="F2F5F9"/>
-          </w:tcPr>
-          <w:p>
-            <w:pPr>
-              <w:spacing w:before="0" w:after="0"/>
-            </w:pPr>
-            <w:r>
-              <w:rPr>
-                <w:rFonts w:ascii="Calibri" w:hAnsi="Calibri"/>
-                <w:sz w:val="17"/>
-              </w:rPr>
-              <w:t>String</w:t>
-            </w:r>
-          </w:p>
-        </w:tc>
-        <w:tc>
-          <w:tcPr>
-            <w:tcW w:type="dxa" w:w="1872"/>
-            <w:tcMar>
-              <w:top w:w="60" w:type="dxa"/>
-              <w:bottom w:w="60" w:type="dxa"/>
-              <w:left w:w="80" w:type="dxa"/>
-              <w:right w:w="80" w:type="dxa"/>
-            </w:tcMar>
-            <w:shd w:fill="F2F5F9"/>
-          </w:tcPr>
-          <w:p>
-            <w:pPr>
-              <w:spacing w:before="0" w:after="0"/>
-            </w:pPr>
-            <w:r>
-              <w:rPr>
-                <w:rFonts w:ascii="Calibri" w:hAnsi="Calibri"/>
-                <w:sz w:val="17"/>
-              </w:rPr>
-              <w:t>Maximum</w:t>
-            </w:r>
-          </w:p>
-        </w:tc>
-        <w:tc>
-          <w:tcPr>
-            <w:tcW w:type="dxa" w:w="4464"/>
-            <w:tcMar>
-              <w:top w:w="60" w:type="dxa"/>
-              <w:bottom w:w="60" w:type="dxa"/>
-              <w:left w:w="80" w:type="dxa"/>
-              <w:right w:w="80" w:type="dxa"/>
-            </w:tcMar>
-            <w:shd w:fill="F2F5F9"/>
-          </w:tcPr>
-          <w:p>
-            <w:pPr>
-              <w:spacing w:before="0" w:after="0"/>
-            </w:pPr>
-            <w:r>
-              <w:rPr>
-                <w:rFonts w:ascii="Calibri" w:hAnsi="Calibri"/>
-                <w:sz w:val="17"/>
-              </w:rPr>
-              <w:t>Security level (Maximum, Close, Medium, Minimum, Juvenile, Admin).</w:t>
-            </w:r>
-          </w:p>
-        </w:tc>
-      </w:tr>
-      <w:tr>
-        <w:tc>
-          <w:tcPr>
-            <w:tcW w:type="dxa" w:w="2016"/>
-            <w:tcMar>
-              <w:top w:w="60" w:type="dxa"/>
-              <w:bottom w:w="60" w:type="dxa"/>
-              <w:left w:w="80" w:type="dxa"/>
-              <w:right w:w="80" w:type="dxa"/>
-            </w:tcMar>
-          </w:tcPr>
-          <w:p>
-            <w:pPr>
-              <w:spacing w:before="0" w:after="0"/>
-            </w:pPr>
-            <w:r>
-              <w:rPr>
-                <w:rFonts w:ascii="Calibri" w:hAnsi="Calibri"/>
-                <w:sz w:val="17"/>
-              </w:rPr>
-              <w:t>operational_status</w:t>
-            </w:r>
-          </w:p>
-        </w:tc>
-        <w:tc>
-          <w:tcPr>
-            <w:tcW w:type="dxa" w:w="1008"/>
-            <w:tcMar>
-              <w:top w:w="60" w:type="dxa"/>
-              <w:bottom w:w="60" w:type="dxa"/>
-              <w:left w:w="80" w:type="dxa"/>
-              <w:right w:w="80" w:type="dxa"/>
-            </w:tcMar>
-          </w:tcPr>
-          <w:p>
-            <w:pPr>
-              <w:spacing w:before="0" w:after="0"/>
-            </w:pPr>
-            <w:r>
-              <w:rPr>
-                <w:rFonts w:ascii="Calibri" w:hAnsi="Calibri"/>
-                <w:sz w:val="17"/>
-              </w:rPr>
-              <w:t>String</w:t>
-            </w:r>
-          </w:p>
-        </w:tc>
-        <w:tc>
-          <w:tcPr>
-            <w:tcW w:type="dxa" w:w="1872"/>
-            <w:tcMar>
-              <w:top w:w="60" w:type="dxa"/>
-              <w:bottom w:w="60" w:type="dxa"/>
-              <w:left w:w="80" w:type="dxa"/>
-              <w:right w:w="80" w:type="dxa"/>
-            </w:tcMar>
-          </w:tcPr>
-          <w:p>
-            <w:pPr>
-              <w:spacing w:before="0" w:after="0"/>
-            </w:pPr>
-            <w:r>
-              <w:rPr>
-                <w:rFonts w:ascii="Calibri" w:hAnsi="Calibri"/>
-                <w:sz w:val="17"/>
-              </w:rPr>
-              <w:t>Open</w:t>
-            </w:r>
-          </w:p>
-        </w:tc>
-        <w:tc>
-          <w:tcPr>
-            <w:tcW w:type="dxa" w:w="4464"/>
-            <w:tcMar>
-              <w:top w:w="60" w:type="dxa"/>
-              <w:bottom w:w="60" w:type="dxa"/>
-              <w:left w:w="80" w:type="dxa"/>
-              <w:right w:w="80" w:type="dxa"/>
-            </w:tcMar>
-          </w:tcPr>
-          <w:p>
-            <w:pPr>
-              <w:spacing w:before="0" w:after="0"/>
-            </w:pPr>
-            <w:r>
-              <w:rPr>
-                <w:rFonts w:ascii="Calibri" w:hAnsi="Calibri"/>
-                <w:sz w:val="17"/>
-              </w:rPr>
-              <w:t>Operational status: Open, Closed, Not Available.</w:t>
-            </w:r>
-          </w:p>
-        </w:tc>
-      </w:tr>
-      <w:tr>
-        <w:tc>
-          <w:tcPr>
-            <w:tcW w:type="dxa" w:w="2016"/>
-            <w:tcMar>
-              <w:top w:w="60" w:type="dxa"/>
-              <w:bottom w:w="60" w:type="dxa"/>
-              <w:left w:w="80" w:type="dxa"/>
-              <w:right w:w="80" w:type="dxa"/>
-            </w:tcMar>
-            <w:shd w:fill="F2F5F9"/>
-          </w:tcPr>
-          <w:p>
-            <w:pPr>
-              <w:spacing w:before="0" w:after="0"/>
-            </w:pPr>
-            <w:r>
-              <w:rPr>
-                <w:rFonts w:ascii="Calibri" w:hAnsi="Calibri"/>
-                <w:sz w:val="17"/>
-              </w:rPr>
-              <w:t>street_address</w:t>
-            </w:r>
-          </w:p>
-        </w:tc>
-        <w:tc>
-          <w:tcPr>
-            <w:tcW w:type="dxa" w:w="1008"/>
-            <w:tcMar>
-              <w:top w:w="60" w:type="dxa"/>
-              <w:bottom w:w="60" w:type="dxa"/>
-              <w:left w:w="80" w:type="dxa"/>
-              <w:right w:w="80" w:type="dxa"/>
-            </w:tcMar>
-            <w:shd w:fill="F2F5F9"/>
-          </w:tcPr>
-          <w:p>
-            <w:pPr>
-              <w:spacing w:before="0" w:after="0"/>
-            </w:pPr>
-            <w:r>
-              <w:rPr>
-                <w:rFonts w:ascii="Calibri" w:hAnsi="Calibri"/>
-                <w:sz w:val="17"/>
-              </w:rPr>
-              <w:t>String</w:t>
-            </w:r>
-          </w:p>
-        </w:tc>
-        <w:tc>
-          <w:tcPr>
-            <w:tcW w:type="dxa" w:w="1872"/>
-            <w:tcMar>
-              <w:top w:w="60" w:type="dxa"/>
-              <w:bottom w:w="60" w:type="dxa"/>
-              <w:left w:w="80" w:type="dxa"/>
-              <w:right w:w="80" w:type="dxa"/>
-            </w:tcMar>
-            <w:shd w:fill="F2F5F9"/>
-          </w:tcPr>
-          <w:p>
-            <w:pPr>
-              <w:spacing w:before="0" w:after="0"/>
-            </w:pPr>
-            <w:r>
-              <w:rPr>
-                <w:rFonts w:ascii="Calibri" w:hAnsi="Calibri"/>
-                <w:sz w:val="17"/>
-              </w:rPr>
-              <w:t>400 S Main St</w:t>
-            </w:r>
-          </w:p>
-        </w:tc>
-        <w:tc>
-          <w:tcPr>
-            <w:tcW w:type="dxa" w:w="4464"/>
-            <w:tcMar>
-              <w:top w:w="60" w:type="dxa"/>
-              <w:bottom w:w="60" w:type="dxa"/>
-              <w:left w:w="80" w:type="dxa"/>
-              <w:right w:w="80" w:type="dxa"/>
-            </w:tcMar>
-            <w:shd w:fill="F2F5F9"/>
-          </w:tcPr>
-          <w:p>
-            <w:pPr>
-              <w:spacing w:before="0" w:after="0"/>
-            </w:pPr>
-            <w:r>
-              <w:rPr>
-                <w:rFonts w:ascii="Calibri" w:hAnsi="Calibri"/>
-                <w:sz w:val="17"/>
-              </w:rPr>
-              <w:t>Physical street address of the facility.</w:t>
-            </w:r>
-          </w:p>
-        </w:tc>
-      </w:tr>
-      <w:tr>
-        <w:tc>
-          <w:tcPr>
-            <w:tcW w:type="dxa" w:w="2016"/>
-            <w:tcMar>
-              <w:top w:w="60" w:type="dxa"/>
-              <w:bottom w:w="60" w:type="dxa"/>
-              <w:left w:w="80" w:type="dxa"/>
-              <w:right w:w="80" w:type="dxa"/>
-            </w:tcMar>
-          </w:tcPr>
-          <w:p>
-            <w:pPr>
-              <w:spacing w:before="0" w:after="0"/>
-            </w:pPr>
-            <w:r>
-              <w:rPr>
-                <w:rFonts w:ascii="Calibri" w:hAnsi="Calibri"/>
-                <w:sz w:val="17"/>
-              </w:rPr>
-              <w:t>city</w:t>
-            </w:r>
-          </w:p>
-        </w:tc>
-        <w:tc>
-          <w:tcPr>
-            <w:tcW w:type="dxa" w:w="1008"/>
-            <w:tcMar>
-              <w:top w:w="60" w:type="dxa"/>
-              <w:bottom w:w="60" w:type="dxa"/>
-              <w:left w:w="80" w:type="dxa"/>
-              <w:right w:w="80" w:type="dxa"/>
-            </w:tcMar>
-          </w:tcPr>
-          <w:p>
-            <w:pPr>
-              <w:spacing w:before="0" w:after="0"/>
-            </w:pPr>
-            <w:r>
-              <w:rPr>
-                <w:rFonts w:ascii="Calibri" w:hAnsi="Calibri"/>
-                <w:sz w:val="17"/>
-              </w:rPr>
-              <w:t>String</w:t>
-            </w:r>
-          </w:p>
-        </w:tc>
-        <w:tc>
-          <w:tcPr>
-            <w:tcW w:type="dxa" w:w="1872"/>
-            <w:tcMar>
-              <w:top w:w="60" w:type="dxa"/>
-              <w:bottom w:w="60" w:type="dxa"/>
-              <w:left w:w="80" w:type="dxa"/>
-              <w:right w:w="80" w:type="dxa"/>
-            </w:tcMar>
-          </w:tcPr>
-          <w:p>
-            <w:pPr>
-              <w:spacing w:before="0" w:after="0"/>
-            </w:pPr>
-            <w:r>
-              <w:rPr>
-                <w:rFonts w:ascii="Calibri" w:hAnsi="Calibri"/>
-                <w:sz w:val="17"/>
-              </w:rPr>
-              <w:t>Midland</w:t>
-            </w:r>
-          </w:p>
-        </w:tc>
-        <w:tc>
-          <w:tcPr>
-            <w:tcW w:type="dxa" w:w="4464"/>
-            <w:tcMar>
-              <w:top w:w="60" w:type="dxa"/>
-              <w:bottom w:w="60" w:type="dxa"/>
-              <w:left w:w="80" w:type="dxa"/>
-              <w:right w:w="80" w:type="dxa"/>
-            </w:tcMar>
-          </w:tcPr>
-          <w:p>
-            <w:pPr>
-              <w:spacing w:before="0" w:after="0"/>
-            </w:pPr>
-            <w:r>
-              <w:rPr>
-                <w:rFonts w:ascii="Calibri" w:hAnsi="Calibri"/>
-                <w:sz w:val="17"/>
-              </w:rPr>
-              <w:t>City where the facility is located.</w:t>
-            </w:r>
-          </w:p>
-        </w:tc>
-      </w:tr>
-      <w:tr>
-        <w:tc>
-          <w:tcPr>
-            <w:tcW w:type="dxa" w:w="2016"/>
-            <w:tcMar>
-              <w:top w:w="60" w:type="dxa"/>
-              <w:bottom w:w="60" w:type="dxa"/>
-              <w:left w:w="80" w:type="dxa"/>
-              <w:right w:w="80" w:type="dxa"/>
-            </w:tcMar>
-            <w:shd w:fill="F2F5F9"/>
-          </w:tcPr>
-          <w:p>
-            <w:pPr>
-              <w:spacing w:before="0" w:after="0"/>
-            </w:pPr>
-            <w:r>
-              <w:rPr>
-                <w:rFonts w:ascii="Calibri" w:hAnsi="Calibri"/>
-                <w:sz w:val="17"/>
-              </w:rPr>
-              <w:t>state</w:t>
-            </w:r>
-          </w:p>
-        </w:tc>
-        <w:tc>
-          <w:tcPr>
-            <w:tcW w:type="dxa" w:w="1008"/>
-            <w:tcMar>
-              <w:top w:w="60" w:type="dxa"/>
-              <w:bottom w:w="60" w:type="dxa"/>
-              <w:left w:w="80" w:type="dxa"/>
-              <w:right w:w="80" w:type="dxa"/>
-            </w:tcMar>
-            <w:shd w:fill="F2F5F9"/>
-          </w:tcPr>
-          <w:p>
-            <w:pPr>
-              <w:spacing w:before="0" w:after="0"/>
-            </w:pPr>
-            <w:r>
-              <w:rPr>
-                <w:rFonts w:ascii="Calibri" w:hAnsi="Calibri"/>
-                <w:sz w:val="17"/>
-              </w:rPr>
-              <w:t>String</w:t>
-            </w:r>
-          </w:p>
-        </w:tc>
-        <w:tc>
-          <w:tcPr>
-            <w:tcW w:type="dxa" w:w="1872"/>
-            <w:tcMar>
-              <w:top w:w="60" w:type="dxa"/>
-              <w:bottom w:w="60" w:type="dxa"/>
-              <w:left w:w="80" w:type="dxa"/>
-              <w:right w:w="80" w:type="dxa"/>
-            </w:tcMar>
-            <w:shd w:fill="F2F5F9"/>
-          </w:tcPr>
-          <w:p>
-            <w:pPr>
-              <w:spacing w:before="0" w:after="0"/>
-            </w:pPr>
-            <w:r>
-              <w:rPr>
-                <w:rFonts w:ascii="Calibri" w:hAnsi="Calibri"/>
-                <w:sz w:val="17"/>
-              </w:rPr>
-              <w:t>TX</w:t>
-            </w:r>
-          </w:p>
-        </w:tc>
-        <w:tc>
-          <w:tcPr>
-            <w:tcW w:type="dxa" w:w="4464"/>
-            <w:tcMar>
-              <w:top w:w="60" w:type="dxa"/>
-              <w:bottom w:w="60" w:type="dxa"/>
-              <w:left w:w="80" w:type="dxa"/>
-              <w:right w:w="80" w:type="dxa"/>
-            </w:tcMar>
-            <w:shd w:fill="F2F5F9"/>
-          </w:tcPr>
-          <w:p>
-            <w:pPr>
-              <w:spacing w:before="0" w:after="0"/>
-            </w:pPr>
-            <w:r>
-              <w:rPr>
-                <w:rFonts w:ascii="Calibri" w:hAnsi="Calibri"/>
-                <w:sz w:val="17"/>
-              </w:rPr>
-              <w:t>Two-letter US postal state/territory abbreviation (55 total).</w:t>
-            </w:r>
-          </w:p>
-        </w:tc>
-      </w:tr>
-      <w:tr>
-        <w:tc>
-          <w:tcPr>
-            <w:tcW w:type="dxa" w:w="2016"/>
-            <w:tcMar>
-              <w:top w:w="60" w:type="dxa"/>
-              <w:bottom w:w="60" w:type="dxa"/>
-              <w:left w:w="80" w:type="dxa"/>
-              <w:right w:w="80" w:type="dxa"/>
-            </w:tcMar>
-          </w:tcPr>
-          <w:p>
-            <w:pPr>
-              <w:spacing w:before="0" w:after="0"/>
-            </w:pPr>
-            <w:r>
-              <w:rPr>
-                <w:rFonts w:ascii="Calibri" w:hAnsi="Calibri"/>
+                <w:color w:val="262626"/>
                 <w:sz w:val="17"/>
               </w:rPr>
               <w:t>zip_code</w:t>
@@ -4370,70 +2205,26 @@
         </w:tc>
         <w:tc>
           <w:tcPr>
-            <w:tcW w:type="dxa" w:w="1008"/>
+            <w:tcW w:type="dxa" w:w="3312"/>
             <w:tcMar>
-              <w:top w:w="60" w:type="dxa"/>
-              <w:bottom w:w="60" w:type="dxa"/>
-              <w:left w:w="80" w:type="dxa"/>
-              <w:right w:w="80" w:type="dxa"/>
+              <w:top w:w="80" w:type="dxa"/>
+              <w:bottom w:w="80" w:type="dxa"/>
+              <w:left w:w="100" w:type="dxa"/>
+              <w:right w:w="100" w:type="dxa"/>
             </w:tcMar>
+            <w:shd w:fill="FFFFFF"/>
           </w:tcPr>
           <w:p>
             <w:pPr>
-              <w:spacing w:before="0" w:after="0"/>
+              <w:jc w:val="left"/>
             </w:pPr>
             <w:r>
               <w:rPr>
                 <w:rFonts w:ascii="Calibri" w:hAnsi="Calibri"/>
+                <w:color w:val="262626"/>
                 <w:sz w:val="17"/>
               </w:rPr>
-              <w:t>String</w:t>
-            </w:r>
-          </w:p>
-        </w:tc>
-        <w:tc>
-          <w:tcPr>
-            <w:tcW w:type="dxa" w:w="1872"/>
-            <w:tcMar>
-              <w:top w:w="60" w:type="dxa"/>
-              <w:bottom w:w="60" w:type="dxa"/>
-              <w:left w:w="80" w:type="dxa"/>
-              <w:right w:w="80" w:type="dxa"/>
-            </w:tcMar>
-          </w:tcPr>
-          <w:p>
-            <w:pPr>
-              <w:spacing w:before="0" w:after="0"/>
-            </w:pPr>
-            <w:r>
-              <w:rPr>
-                <w:rFonts w:ascii="Calibri" w:hAnsi="Calibri"/>
-                <w:sz w:val="17"/>
-              </w:rPr>
-              <w:t>79701</w:t>
-            </w:r>
-          </w:p>
-        </w:tc>
-        <w:tc>
-          <w:tcPr>
-            <w:tcW w:type="dxa" w:w="4464"/>
-            <w:tcMar>
-              <w:top w:w="60" w:type="dxa"/>
-              <w:bottom w:w="60" w:type="dxa"/>
-              <w:left w:w="80" w:type="dxa"/>
-              <w:right w:w="80" w:type="dxa"/>
-            </w:tcMar>
-          </w:tcPr>
-          <w:p>
-            <w:pPr>
-              <w:spacing w:before="0" w:after="0"/>
-            </w:pPr>
-            <w:r>
-              <w:rPr>
-                <w:rFonts w:ascii="Calibri" w:hAnsi="Calibri"/>
-                <w:sz w:val="17"/>
-              </w:rPr>
-              <w:t>5-digit or 9-digit postal ZIP code (leading zeroes preserved).</w:t>
+              <w:t>String: 5-digit ZIP code with preserved leading zeros.</w:t>
             </w:r>
           </w:p>
         </w:tc>
@@ -4441,22 +2232,48 @@
       <w:tr>
         <w:tc>
           <w:tcPr>
-            <w:tcW w:type="dxa" w:w="2016"/>
+            <w:tcW w:type="dxa" w:w="3312"/>
             <w:tcMar>
-              <w:top w:w="60" w:type="dxa"/>
-              <w:bottom w:w="60" w:type="dxa"/>
-              <w:left w:w="80" w:type="dxa"/>
-              <w:right w:w="80" w:type="dxa"/>
+              <w:top w:w="80" w:type="dxa"/>
+              <w:bottom w:w="80" w:type="dxa"/>
+              <w:left w:w="100" w:type="dxa"/>
+              <w:right w:w="100" w:type="dxa"/>
             </w:tcMar>
             <w:shd w:fill="F2F5F9"/>
           </w:tcPr>
           <w:p>
             <w:pPr>
-              <w:spacing w:before="0" w:after="0"/>
+              <w:jc w:val="left"/>
             </w:pPr>
             <w:r>
               <w:rPr>
                 <w:rFonts w:ascii="Calibri" w:hAnsi="Calibri"/>
+                <w:color w:val="262626"/>
+                <w:sz w:val="17"/>
+              </w:rPr>
+              <w:t>County</w:t>
+            </w:r>
+          </w:p>
+        </w:tc>
+        <w:tc>
+          <w:tcPr>
+            <w:tcW w:type="dxa" w:w="3312"/>
+            <w:tcMar>
+              <w:top w:w="80" w:type="dxa"/>
+              <w:bottom w:w="80" w:type="dxa"/>
+              <w:left w:w="100" w:type="dxa"/>
+              <w:right w:w="100" w:type="dxa"/>
+            </w:tcMar>
+            <w:shd w:fill="F2F5F9"/>
+          </w:tcPr>
+          <w:p>
+            <w:pPr>
+              <w:jc w:val="left"/>
+            </w:pPr>
+            <w:r>
+              <w:rPr>
+                <w:rFonts w:ascii="Calibri" w:hAnsi="Calibri"/>
+                <w:color w:val="262626"/>
                 <w:sz w:val="17"/>
               </w:rPr>
               <w:t>county</w:t>
@@ -4465,73 +2282,26 @@
         </w:tc>
         <w:tc>
           <w:tcPr>
-            <w:tcW w:type="dxa" w:w="1008"/>
+            <w:tcW w:type="dxa" w:w="3312"/>
             <w:tcMar>
-              <w:top w:w="60" w:type="dxa"/>
-              <w:bottom w:w="60" w:type="dxa"/>
-              <w:left w:w="80" w:type="dxa"/>
-              <w:right w:w="80" w:type="dxa"/>
+              <w:top w:w="80" w:type="dxa"/>
+              <w:bottom w:w="80" w:type="dxa"/>
+              <w:left w:w="100" w:type="dxa"/>
+              <w:right w:w="100" w:type="dxa"/>
             </w:tcMar>
             <w:shd w:fill="F2F5F9"/>
           </w:tcPr>
           <w:p>
             <w:pPr>
-              <w:spacing w:before="0" w:after="0"/>
+              <w:jc w:val="left"/>
             </w:pPr>
             <w:r>
               <w:rPr>
                 <w:rFonts w:ascii="Calibri" w:hAnsi="Calibri"/>
+                <w:color w:val="262626"/>
                 <w:sz w:val="17"/>
               </w:rPr>
-              <w:t>String</w:t>
-            </w:r>
-          </w:p>
-        </w:tc>
-        <w:tc>
-          <w:tcPr>
-            <w:tcW w:type="dxa" w:w="1872"/>
-            <w:tcMar>
-              <w:top w:w="60" w:type="dxa"/>
-              <w:bottom w:w="60" w:type="dxa"/>
-              <w:left w:w="80" w:type="dxa"/>
-              <w:right w:w="80" w:type="dxa"/>
-            </w:tcMar>
-            <w:shd w:fill="F2F5F9"/>
-          </w:tcPr>
-          <w:p>
-            <w:pPr>
-              <w:spacing w:before="0" w:after="0"/>
-            </w:pPr>
-            <w:r>
-              <w:rPr>
-                <w:rFonts w:ascii="Calibri" w:hAnsi="Calibri"/>
-                <w:sz w:val="17"/>
-              </w:rPr>
-              <w:t>Midland</w:t>
-            </w:r>
-          </w:p>
-        </w:tc>
-        <w:tc>
-          <w:tcPr>
-            <w:tcW w:type="dxa" w:w="4464"/>
-            <w:tcMar>
-              <w:top w:w="60" w:type="dxa"/>
-              <w:bottom w:w="60" w:type="dxa"/>
-              <w:left w:w="80" w:type="dxa"/>
-              <w:right w:w="80" w:type="dxa"/>
-            </w:tcMar>
-            <w:shd w:fill="F2F5F9"/>
-          </w:tcPr>
-          <w:p>
-            <w:pPr>
-              <w:spacing w:before="0" w:after="0"/>
-            </w:pPr>
-            <w:r>
-              <w:rPr>
-                <w:rFonts w:ascii="Calibri" w:hAnsi="Calibri"/>
-                <w:sz w:val="17"/>
-              </w:rPr>
-              <w:t>County or parish name.</w:t>
+              <w:t>String: County, parish, or borough name.</w:t>
             </w:r>
           </w:p>
         </w:tc>
@@ -4539,21 +2309,48 @@
       <w:tr>
         <w:tc>
           <w:tcPr>
-            <w:tcW w:type="dxa" w:w="2016"/>
+            <w:tcW w:type="dxa" w:w="3312"/>
             <w:tcMar>
-              <w:top w:w="60" w:type="dxa"/>
-              <w:bottom w:w="60" w:type="dxa"/>
-              <w:left w:w="80" w:type="dxa"/>
-              <w:right w:w="80" w:type="dxa"/>
+              <w:top w:w="80" w:type="dxa"/>
+              <w:bottom w:w="80" w:type="dxa"/>
+              <w:left w:w="100" w:type="dxa"/>
+              <w:right w:w="100" w:type="dxa"/>
             </w:tcMar>
+            <w:shd w:fill="FFFFFF"/>
           </w:tcPr>
           <w:p>
             <w:pPr>
-              <w:spacing w:before="0" w:after="0"/>
+              <w:jc w:val="left"/>
             </w:pPr>
             <w:r>
               <w:rPr>
                 <w:rFonts w:ascii="Calibri" w:hAnsi="Calibri"/>
+                <w:color w:val="262626"/>
+                <w:sz w:val="17"/>
+              </w:rPr>
+              <w:t>County FIPS</w:t>
+            </w:r>
+          </w:p>
+        </w:tc>
+        <w:tc>
+          <w:tcPr>
+            <w:tcW w:type="dxa" w:w="3312"/>
+            <w:tcMar>
+              <w:top w:w="80" w:type="dxa"/>
+              <w:bottom w:w="80" w:type="dxa"/>
+              <w:left w:w="100" w:type="dxa"/>
+              <w:right w:w="100" w:type="dxa"/>
+            </w:tcMar>
+            <w:shd w:fill="FFFFFF"/>
+          </w:tcPr>
+          <w:p>
+            <w:pPr>
+              <w:jc w:val="left"/>
+            </w:pPr>
+            <w:r>
+              <w:rPr>
+                <w:rFonts w:ascii="Calibri" w:hAnsi="Calibri"/>
+                <w:color w:val="262626"/>
                 <w:sz w:val="17"/>
               </w:rPr>
               <w:t>county_fips</w:t>
@@ -4562,70 +2359,26 @@
         </w:tc>
         <w:tc>
           <w:tcPr>
-            <w:tcW w:type="dxa" w:w="1008"/>
+            <w:tcW w:type="dxa" w:w="3312"/>
             <w:tcMar>
-              <w:top w:w="60" w:type="dxa"/>
-              <w:bottom w:w="60" w:type="dxa"/>
-              <w:left w:w="80" w:type="dxa"/>
-              <w:right w:w="80" w:type="dxa"/>
+              <w:top w:w="80" w:type="dxa"/>
+              <w:bottom w:w="80" w:type="dxa"/>
+              <w:left w:w="100" w:type="dxa"/>
+              <w:right w:w="100" w:type="dxa"/>
             </w:tcMar>
+            <w:shd w:fill="FFFFFF"/>
           </w:tcPr>
           <w:p>
             <w:pPr>
-              <w:spacing w:before="0" w:after="0"/>
+              <w:jc w:val="left"/>
             </w:pPr>
             <w:r>
               <w:rPr>
                 <w:rFonts w:ascii="Calibri" w:hAnsi="Calibri"/>
+                <w:color w:val="262626"/>
                 <w:sz w:val="17"/>
               </w:rPr>
-              <w:t>String</w:t>
-            </w:r>
-          </w:p>
-        </w:tc>
-        <w:tc>
-          <w:tcPr>
-            <w:tcW w:type="dxa" w:w="1872"/>
-            <w:tcMar>
-              <w:top w:w="60" w:type="dxa"/>
-              <w:bottom w:w="60" w:type="dxa"/>
-              <w:left w:w="80" w:type="dxa"/>
-              <w:right w:w="80" w:type="dxa"/>
-            </w:tcMar>
-          </w:tcPr>
-          <w:p>
-            <w:pPr>
-              <w:spacing w:before="0" w:after="0"/>
-            </w:pPr>
-            <w:r>
-              <w:rPr>
-                <w:rFonts w:ascii="Calibri" w:hAnsi="Calibri"/>
-                <w:sz w:val="17"/>
-              </w:rPr>
-              <w:t>48329</w:t>
-            </w:r>
-          </w:p>
-        </w:tc>
-        <w:tc>
-          <w:tcPr>
-            <w:tcW w:type="dxa" w:w="4464"/>
-            <w:tcMar>
-              <w:top w:w="60" w:type="dxa"/>
-              <w:bottom w:w="60" w:type="dxa"/>
-              <w:left w:w="80" w:type="dxa"/>
-              <w:right w:w="80" w:type="dxa"/>
-            </w:tcMar>
-          </w:tcPr>
-          <w:p>
-            <w:pPr>
-              <w:spacing w:before="0" w:after="0"/>
-            </w:pPr>
-            <w:r>
-              <w:rPr>
-                <w:rFonts w:ascii="Calibri" w:hAnsi="Calibri"/>
-                <w:sz w:val="17"/>
-              </w:rPr>
-              <w:t>5-digit Federal Information Processing Standard county code.</w:t>
+              <w:t>String: 5-digit FIPS code with preserved leading zeros.</w:t>
             </w:r>
           </w:p>
         </w:tc>
@@ -4633,22 +2386,48 @@
       <w:tr>
         <w:tc>
           <w:tcPr>
-            <w:tcW w:type="dxa" w:w="2016"/>
+            <w:tcW w:type="dxa" w:w="3312"/>
             <w:tcMar>
-              <w:top w:w="60" w:type="dxa"/>
-              <w:bottom w:w="60" w:type="dxa"/>
-              <w:left w:w="80" w:type="dxa"/>
-              <w:right w:w="80" w:type="dxa"/>
+              <w:top w:w="80" w:type="dxa"/>
+              <w:bottom w:w="80" w:type="dxa"/>
+              <w:left w:w="100" w:type="dxa"/>
+              <w:right w:w="100" w:type="dxa"/>
             </w:tcMar>
             <w:shd w:fill="F2F5F9"/>
           </w:tcPr>
           <w:p>
             <w:pPr>
-              <w:spacing w:before="0" w:after="0"/>
+              <w:jc w:val="left"/>
             </w:pPr>
             <w:r>
               <w:rPr>
                 <w:rFonts w:ascii="Calibri" w:hAnsi="Calibri"/>
+                <w:color w:val="262626"/>
+                <w:sz w:val="17"/>
+              </w:rPr>
+              <w:t>Phone Number</w:t>
+            </w:r>
+          </w:p>
+        </w:tc>
+        <w:tc>
+          <w:tcPr>
+            <w:tcW w:type="dxa" w:w="3312"/>
+            <w:tcMar>
+              <w:top w:w="80" w:type="dxa"/>
+              <w:bottom w:w="80" w:type="dxa"/>
+              <w:left w:w="100" w:type="dxa"/>
+              <w:right w:w="100" w:type="dxa"/>
+            </w:tcMar>
+            <w:shd w:fill="F2F5F9"/>
+          </w:tcPr>
+          <w:p>
+            <w:pPr>
+              <w:jc w:val="left"/>
+            </w:pPr>
+            <w:r>
+              <w:rPr>
+                <w:rFonts w:ascii="Calibri" w:hAnsi="Calibri"/>
+                <w:color w:val="262626"/>
                 <w:sz w:val="17"/>
               </w:rPr>
               <w:t>phone_number</w:t>
@@ -4657,73 +2436,26 @@
         </w:tc>
         <w:tc>
           <w:tcPr>
-            <w:tcW w:type="dxa" w:w="1008"/>
+            <w:tcW w:type="dxa" w:w="3312"/>
             <w:tcMar>
-              <w:top w:w="60" w:type="dxa"/>
-              <w:bottom w:w="60" w:type="dxa"/>
-              <w:left w:w="80" w:type="dxa"/>
-              <w:right w:w="80" w:type="dxa"/>
+              <w:top w:w="80" w:type="dxa"/>
+              <w:bottom w:w="80" w:type="dxa"/>
+              <w:left w:w="100" w:type="dxa"/>
+              <w:right w:w="100" w:type="dxa"/>
             </w:tcMar>
             <w:shd w:fill="F2F5F9"/>
           </w:tcPr>
           <w:p>
             <w:pPr>
-              <w:spacing w:before="0" w:after="0"/>
+              <w:jc w:val="left"/>
             </w:pPr>
             <w:r>
               <w:rPr>
                 <w:rFonts w:ascii="Calibri" w:hAnsi="Calibri"/>
+                <w:color w:val="262626"/>
                 <w:sz w:val="17"/>
               </w:rPr>
-              <w:t>String</w:t>
-            </w:r>
-          </w:p>
-        </w:tc>
-        <w:tc>
-          <w:tcPr>
-            <w:tcW w:type="dxa" w:w="1872"/>
-            <w:tcMar>
-              <w:top w:w="60" w:type="dxa"/>
-              <w:bottom w:w="60" w:type="dxa"/>
-              <w:left w:w="80" w:type="dxa"/>
-              <w:right w:w="80" w:type="dxa"/>
-            </w:tcMar>
-            <w:shd w:fill="F2F5F9"/>
-          </w:tcPr>
-          <w:p>
-            <w:pPr>
-              <w:spacing w:before="0" w:after="0"/>
-            </w:pPr>
-            <w:r>
-              <w:rPr>
-                <w:rFonts w:ascii="Calibri" w:hAnsi="Calibri"/>
-                <w:sz w:val="17"/>
-              </w:rPr>
-              <w:t>(432) 688-4745</w:t>
-            </w:r>
-          </w:p>
-        </w:tc>
-        <w:tc>
-          <w:tcPr>
-            <w:tcW w:type="dxa" w:w="4464"/>
-            <w:tcMar>
-              <w:top w:w="60" w:type="dxa"/>
-              <w:bottom w:w="60" w:type="dxa"/>
-              <w:left w:w="80" w:type="dxa"/>
-              <w:right w:w="80" w:type="dxa"/>
-            </w:tcMar>
-            <w:shd w:fill="F2F5F9"/>
-          </w:tcPr>
-          <w:p>
-            <w:pPr>
-              <w:spacing w:before="0" w:after="0"/>
-            </w:pPr>
-            <w:r>
-              <w:rPr>
-                <w:rFonts w:ascii="Calibri" w:hAnsi="Calibri"/>
-                <w:sz w:val="17"/>
-              </w:rPr>
-              <w:t>Standardized 10-digit telephone contact number.</w:t>
+              <w:t>String: Standardized (XXX) XXX-XXXX phone number.</w:t>
             </w:r>
           </w:p>
         </w:tc>
@@ -4731,21 +2463,48 @@
       <w:tr>
         <w:tc>
           <w:tcPr>
-            <w:tcW w:type="dxa" w:w="2016"/>
+            <w:tcW w:type="dxa" w:w="3312"/>
             <w:tcMar>
-              <w:top w:w="60" w:type="dxa"/>
-              <w:bottom w:w="60" w:type="dxa"/>
-              <w:left w:w="80" w:type="dxa"/>
-              <w:right w:w="80" w:type="dxa"/>
+              <w:top w:w="80" w:type="dxa"/>
+              <w:bottom w:w="80" w:type="dxa"/>
+              <w:left w:w="100" w:type="dxa"/>
+              <w:right w:w="100" w:type="dxa"/>
             </w:tcMar>
+            <w:shd w:fill="FFFFFF"/>
           </w:tcPr>
           <w:p>
             <w:pPr>
-              <w:spacing w:before="0" w:after="0"/>
+              <w:jc w:val="left"/>
             </w:pPr>
             <w:r>
               <w:rPr>
                 <w:rFonts w:ascii="Calibri" w:hAnsi="Calibri"/>
+                <w:color w:val="262626"/>
+                <w:sz w:val="17"/>
+              </w:rPr>
+              <w:t>Website</w:t>
+            </w:r>
+          </w:p>
+        </w:tc>
+        <w:tc>
+          <w:tcPr>
+            <w:tcW w:type="dxa" w:w="3312"/>
+            <w:tcMar>
+              <w:top w:w="80" w:type="dxa"/>
+              <w:bottom w:w="80" w:type="dxa"/>
+              <w:left w:w="100" w:type="dxa"/>
+              <w:right w:w="100" w:type="dxa"/>
+            </w:tcMar>
+            <w:shd w:fill="FFFFFF"/>
+          </w:tcPr>
+          <w:p>
+            <w:pPr>
+              <w:jc w:val="left"/>
+            </w:pPr>
+            <w:r>
+              <w:rPr>
+                <w:rFonts w:ascii="Calibri" w:hAnsi="Calibri"/>
+                <w:color w:val="262626"/>
                 <w:sz w:val="17"/>
               </w:rPr>
               <w:t>website</w:t>
@@ -4754,70 +2513,26 @@
         </w:tc>
         <w:tc>
           <w:tcPr>
-            <w:tcW w:type="dxa" w:w="1008"/>
+            <w:tcW w:type="dxa" w:w="3312"/>
             <w:tcMar>
-              <w:top w:w="60" w:type="dxa"/>
-              <w:bottom w:w="60" w:type="dxa"/>
-              <w:left w:w="80" w:type="dxa"/>
-              <w:right w:w="80" w:type="dxa"/>
+              <w:top w:w="80" w:type="dxa"/>
+              <w:bottom w:w="80" w:type="dxa"/>
+              <w:left w:w="100" w:type="dxa"/>
+              <w:right w:w="100" w:type="dxa"/>
             </w:tcMar>
+            <w:shd w:fill="FFFFFF"/>
           </w:tcPr>
           <w:p>
             <w:pPr>
-              <w:spacing w:before="0" w:after="0"/>
+              <w:jc w:val="left"/>
             </w:pPr>
             <w:r>
               <w:rPr>
                 <w:rFonts w:ascii="Calibri" w:hAnsi="Calibri"/>
+                <w:color w:val="262626"/>
                 <w:sz w:val="17"/>
               </w:rPr>
-              <w:t>String</w:t>
-            </w:r>
-          </w:p>
-        </w:tc>
-        <w:tc>
-          <w:tcPr>
-            <w:tcW w:type="dxa" w:w="1872"/>
-            <w:tcMar>
-              <w:top w:w="60" w:type="dxa"/>
-              <w:bottom w:w="60" w:type="dxa"/>
-              <w:left w:w="80" w:type="dxa"/>
-              <w:right w:w="80" w:type="dxa"/>
-            </w:tcMar>
-          </w:tcPr>
-          <w:p>
-            <w:pPr>
-              <w:spacing w:before="0" w:after="0"/>
-            </w:pPr>
-            <w:r>
-              <w:rPr>
-                <w:rFonts w:ascii="Calibri" w:hAnsi="Calibri"/>
-                <w:sz w:val="17"/>
-              </w:rPr>
-              <w:t>https://...</w:t>
-            </w:r>
-          </w:p>
-        </w:tc>
-        <w:tc>
-          <w:tcPr>
-            <w:tcW w:type="dxa" w:w="4464"/>
-            <w:tcMar>
-              <w:top w:w="60" w:type="dxa"/>
-              <w:bottom w:w="60" w:type="dxa"/>
-              <w:left w:w="80" w:type="dxa"/>
-              <w:right w:w="80" w:type="dxa"/>
-            </w:tcMar>
-          </w:tcPr>
-          <w:p>
-            <w:pPr>
-              <w:spacing w:before="0" w:after="0"/>
-            </w:pPr>
-            <w:r>
-              <w:rPr>
-                <w:rFonts w:ascii="Calibri" w:hAnsi="Calibri"/>
-                <w:sz w:val="17"/>
-              </w:rPr>
-              <w:t>Official facility or department portal URL.</w:t>
+              <w:t>String: Official governing portal or institution URL.</w:t>
             </w:r>
           </w:p>
         </w:tc>
@@ -4825,22 +2540,48 @@
       <w:tr>
         <w:tc>
           <w:tcPr>
-            <w:tcW w:type="dxa" w:w="2016"/>
+            <w:tcW w:type="dxa" w:w="3312"/>
             <w:tcMar>
-              <w:top w:w="60" w:type="dxa"/>
-              <w:bottom w:w="60" w:type="dxa"/>
-              <w:left w:w="80" w:type="dxa"/>
-              <w:right w:w="80" w:type="dxa"/>
+              <w:top w:w="80" w:type="dxa"/>
+              <w:bottom w:w="80" w:type="dxa"/>
+              <w:left w:w="100" w:type="dxa"/>
+              <w:right w:w="100" w:type="dxa"/>
             </w:tcMar>
             <w:shd w:fill="F2F5F9"/>
           </w:tcPr>
           <w:p>
             <w:pPr>
-              <w:spacing w:before="0" w:after="0"/>
+              <w:jc w:val="left"/>
             </w:pPr>
             <w:r>
               <w:rPr>
                 <w:rFonts w:ascii="Calibri" w:hAnsi="Calibri"/>
+                <w:color w:val="262626"/>
+                <w:sz w:val="17"/>
+              </w:rPr>
+              <w:t>Latitude</w:t>
+            </w:r>
+          </w:p>
+        </w:tc>
+        <w:tc>
+          <w:tcPr>
+            <w:tcW w:type="dxa" w:w="3312"/>
+            <w:tcMar>
+              <w:top w:w="80" w:type="dxa"/>
+              <w:bottom w:w="80" w:type="dxa"/>
+              <w:left w:w="100" w:type="dxa"/>
+              <w:right w:w="100" w:type="dxa"/>
+            </w:tcMar>
+            <w:shd w:fill="F2F5F9"/>
+          </w:tcPr>
+          <w:p>
+            <w:pPr>
+              <w:jc w:val="left"/>
+            </w:pPr>
+            <w:r>
+              <w:rPr>
+                <w:rFonts w:ascii="Calibri" w:hAnsi="Calibri"/>
+                <w:color w:val="262626"/>
                 <w:sz w:val="17"/>
               </w:rPr>
               <w:t>latitude</w:t>
@@ -4849,73 +2590,26 @@
         </w:tc>
         <w:tc>
           <w:tcPr>
-            <w:tcW w:type="dxa" w:w="1008"/>
+            <w:tcW w:type="dxa" w:w="3312"/>
             <w:tcMar>
-              <w:top w:w="60" w:type="dxa"/>
-              <w:bottom w:w="60" w:type="dxa"/>
-              <w:left w:w="80" w:type="dxa"/>
-              <w:right w:w="80" w:type="dxa"/>
+              <w:top w:w="80" w:type="dxa"/>
+              <w:bottom w:w="80" w:type="dxa"/>
+              <w:left w:w="100" w:type="dxa"/>
+              <w:right w:w="100" w:type="dxa"/>
             </w:tcMar>
             <w:shd w:fill="F2F5F9"/>
           </w:tcPr>
           <w:p>
             <w:pPr>
-              <w:spacing w:before="0" w:after="0"/>
+              <w:jc w:val="left"/>
             </w:pPr>
             <w:r>
               <w:rPr>
                 <w:rFonts w:ascii="Calibri" w:hAnsi="Calibri"/>
+                <w:color w:val="262626"/>
                 <w:sz w:val="17"/>
               </w:rPr>
-              <w:t>Float</w:t>
-            </w:r>
-          </w:p>
-        </w:tc>
-        <w:tc>
-          <w:tcPr>
-            <w:tcW w:type="dxa" w:w="1872"/>
-            <w:tcMar>
-              <w:top w:w="60" w:type="dxa"/>
-              <w:bottom w:w="60" w:type="dxa"/>
-              <w:left w:w="80" w:type="dxa"/>
-              <w:right w:w="80" w:type="dxa"/>
-            </w:tcMar>
-            <w:shd w:fill="F2F5F9"/>
-          </w:tcPr>
-          <w:p>
-            <w:pPr>
-              <w:spacing w:before="0" w:after="0"/>
-            </w:pPr>
-            <w:r>
-              <w:rPr>
-                <w:rFonts w:ascii="Calibri" w:hAnsi="Calibri"/>
-                <w:sz w:val="17"/>
-              </w:rPr>
-              <w:t>31.993959</w:t>
-            </w:r>
-          </w:p>
-        </w:tc>
-        <w:tc>
-          <w:tcPr>
-            <w:tcW w:type="dxa" w:w="4464"/>
-            <w:tcMar>
-              <w:top w:w="60" w:type="dxa"/>
-              <w:bottom w:w="60" w:type="dxa"/>
-              <w:left w:w="80" w:type="dxa"/>
-              <w:right w:w="80" w:type="dxa"/>
-            </w:tcMar>
-            <w:shd w:fill="F2F5F9"/>
-          </w:tcPr>
-          <w:p>
-            <w:pPr>
-              <w:spacing w:before="0" w:after="0"/>
-            </w:pPr>
-            <w:r>
-              <w:rPr>
-                <w:rFonts w:ascii="Calibri" w:hAnsi="Calibri"/>
-                <w:sz w:val="17"/>
-              </w:rPr>
-              <w:t>WGS84 Decimal Degrees Latitude (North).</w:t>
+              <w:t>Float: WGS84 Decimal Degrees Latitude (North).</w:t>
             </w:r>
           </w:p>
         </w:tc>
@@ -4923,21 +2617,48 @@
       <w:tr>
         <w:tc>
           <w:tcPr>
-            <w:tcW w:type="dxa" w:w="2016"/>
+            <w:tcW w:type="dxa" w:w="3312"/>
             <w:tcMar>
-              <w:top w:w="60" w:type="dxa"/>
-              <w:bottom w:w="60" w:type="dxa"/>
-              <w:left w:w="80" w:type="dxa"/>
-              <w:right w:w="80" w:type="dxa"/>
+              <w:top w:w="80" w:type="dxa"/>
+              <w:bottom w:w="80" w:type="dxa"/>
+              <w:left w:w="100" w:type="dxa"/>
+              <w:right w:w="100" w:type="dxa"/>
             </w:tcMar>
+            <w:shd w:fill="FFFFFF"/>
           </w:tcPr>
           <w:p>
             <w:pPr>
-              <w:spacing w:before="0" w:after="0"/>
+              <w:jc w:val="left"/>
             </w:pPr>
             <w:r>
               <w:rPr>
                 <w:rFonts w:ascii="Calibri" w:hAnsi="Calibri"/>
+                <w:color w:val="262626"/>
+                <w:sz w:val="17"/>
+              </w:rPr>
+              <w:t>Longitude</w:t>
+            </w:r>
+          </w:p>
+        </w:tc>
+        <w:tc>
+          <w:tcPr>
+            <w:tcW w:type="dxa" w:w="3312"/>
+            <w:tcMar>
+              <w:top w:w="80" w:type="dxa"/>
+              <w:bottom w:w="80" w:type="dxa"/>
+              <w:left w:w="100" w:type="dxa"/>
+              <w:right w:w="100" w:type="dxa"/>
+            </w:tcMar>
+            <w:shd w:fill="FFFFFF"/>
+          </w:tcPr>
+          <w:p>
+            <w:pPr>
+              <w:jc w:val="left"/>
+            </w:pPr>
+            <w:r>
+              <w:rPr>
+                <w:rFonts w:ascii="Calibri" w:hAnsi="Calibri"/>
+                <w:color w:val="262626"/>
                 <w:sz w:val="17"/>
               </w:rPr>
               <w:t>longitude</w:t>
@@ -4946,70 +2667,26 @@
         </w:tc>
         <w:tc>
           <w:tcPr>
-            <w:tcW w:type="dxa" w:w="1008"/>
+            <w:tcW w:type="dxa" w:w="3312"/>
             <w:tcMar>
-              <w:top w:w="60" w:type="dxa"/>
-              <w:bottom w:w="60" w:type="dxa"/>
-              <w:left w:w="80" w:type="dxa"/>
-              <w:right w:w="80" w:type="dxa"/>
+              <w:top w:w="80" w:type="dxa"/>
+              <w:bottom w:w="80" w:type="dxa"/>
+              <w:left w:w="100" w:type="dxa"/>
+              <w:right w:w="100" w:type="dxa"/>
             </w:tcMar>
+            <w:shd w:fill="FFFFFF"/>
           </w:tcPr>
           <w:p>
             <w:pPr>
-              <w:spacing w:before="0" w:after="0"/>
+              <w:jc w:val="left"/>
             </w:pPr>
             <w:r>
               <w:rPr>
                 <w:rFonts w:ascii="Calibri" w:hAnsi="Calibri"/>
+                <w:color w:val="262626"/>
                 <w:sz w:val="17"/>
               </w:rPr>
-              <w:t>Float</w:t>
-            </w:r>
-          </w:p>
-        </w:tc>
-        <w:tc>
-          <w:tcPr>
-            <w:tcW w:type="dxa" w:w="1872"/>
-            <w:tcMar>
-              <w:top w:w="60" w:type="dxa"/>
-              <w:bottom w:w="60" w:type="dxa"/>
-              <w:left w:w="80" w:type="dxa"/>
-              <w:right w:w="80" w:type="dxa"/>
-            </w:tcMar>
-          </w:tcPr>
-          <w:p>
-            <w:pPr>
-              <w:spacing w:before="0" w:after="0"/>
-            </w:pPr>
-            <w:r>
-              <w:rPr>
-                <w:rFonts w:ascii="Calibri" w:hAnsi="Calibri"/>
-                <w:sz w:val="17"/>
-              </w:rPr>
-              <w:t>-102.075419</w:t>
-            </w:r>
-          </w:p>
-        </w:tc>
-        <w:tc>
-          <w:tcPr>
-            <w:tcW w:type="dxa" w:w="4464"/>
-            <w:tcMar>
-              <w:top w:w="60" w:type="dxa"/>
-              <w:bottom w:w="60" w:type="dxa"/>
-              <w:left w:w="80" w:type="dxa"/>
-              <w:right w:w="80" w:type="dxa"/>
-            </w:tcMar>
-          </w:tcPr>
-          <w:p>
-            <w:pPr>
-              <w:spacing w:before="0" w:after="0"/>
-            </w:pPr>
-            <w:r>
-              <w:rPr>
-                <w:rFonts w:ascii="Calibri" w:hAnsi="Calibri"/>
-                <w:sz w:val="17"/>
-              </w:rPr>
-              <w:t>WGS84 Decimal Degrees Longitude (West).</w:t>
+              <w:t>Float: WGS84 Decimal Degrees Longitude (West/East).</w:t>
             </w:r>
           </w:p>
         </w:tc>
@@ -5017,22 +2694,48 @@
       <w:tr>
         <w:tc>
           <w:tcPr>
-            <w:tcW w:type="dxa" w:w="2016"/>
+            <w:tcW w:type="dxa" w:w="3312"/>
             <w:tcMar>
-              <w:top w:w="60" w:type="dxa"/>
-              <w:bottom w:w="60" w:type="dxa"/>
-              <w:left w:w="80" w:type="dxa"/>
-              <w:right w:w="80" w:type="dxa"/>
+              <w:top w:w="80" w:type="dxa"/>
+              <w:bottom w:w="80" w:type="dxa"/>
+              <w:left w:w="100" w:type="dxa"/>
+              <w:right w:w="100" w:type="dxa"/>
             </w:tcMar>
             <w:shd w:fill="F2F5F9"/>
           </w:tcPr>
           <w:p>
             <w:pPr>
-              <w:spacing w:before="0" w:after="0"/>
+              <w:jc w:val="left"/>
             </w:pPr>
             <w:r>
               <w:rPr>
                 <w:rFonts w:ascii="Calibri" w:hAnsi="Calibri"/>
+                <w:color w:val="262626"/>
+                <w:sz w:val="17"/>
+              </w:rPr>
+              <w:t>Design Capacity</w:t>
+            </w:r>
+          </w:p>
+        </w:tc>
+        <w:tc>
+          <w:tcPr>
+            <w:tcW w:type="dxa" w:w="3312"/>
+            <w:tcMar>
+              <w:top w:w="80" w:type="dxa"/>
+              <w:bottom w:w="80" w:type="dxa"/>
+              <w:left w:w="100" w:type="dxa"/>
+              <w:right w:w="100" w:type="dxa"/>
+            </w:tcMar>
+            <w:shd w:fill="F2F5F9"/>
+          </w:tcPr>
+          <w:p>
+            <w:pPr>
+              <w:jc w:val="left"/>
+            </w:pPr>
+            <w:r>
+              <w:rPr>
+                <w:rFonts w:ascii="Calibri" w:hAnsi="Calibri"/>
+                <w:color w:val="262626"/>
                 <w:sz w:val="17"/>
               </w:rPr>
               <w:t>design_capacity</w:t>
@@ -5041,73 +2744,26 @@
         </w:tc>
         <w:tc>
           <w:tcPr>
-            <w:tcW w:type="dxa" w:w="1008"/>
+            <w:tcW w:type="dxa" w:w="3312"/>
             <w:tcMar>
-              <w:top w:w="60" w:type="dxa"/>
-              <w:bottom w:w="60" w:type="dxa"/>
-              <w:left w:w="80" w:type="dxa"/>
-              <w:right w:w="80" w:type="dxa"/>
+              <w:top w:w="80" w:type="dxa"/>
+              <w:bottom w:w="80" w:type="dxa"/>
+              <w:left w:w="100" w:type="dxa"/>
+              <w:right w:w="100" w:type="dxa"/>
             </w:tcMar>
             <w:shd w:fill="F2F5F9"/>
           </w:tcPr>
           <w:p>
             <w:pPr>
-              <w:spacing w:before="0" w:after="0"/>
+              <w:jc w:val="left"/>
             </w:pPr>
             <w:r>
               <w:rPr>
                 <w:rFonts w:ascii="Calibri" w:hAnsi="Calibri"/>
+                <w:color w:val="262626"/>
                 <w:sz w:val="17"/>
               </w:rPr>
-              <w:t>Integer</w:t>
-            </w:r>
-          </w:p>
-        </w:tc>
-        <w:tc>
-          <w:tcPr>
-            <w:tcW w:type="dxa" w:w="1872"/>
-            <w:tcMar>
-              <w:top w:w="60" w:type="dxa"/>
-              <w:bottom w:w="60" w:type="dxa"/>
-              <w:left w:w="80" w:type="dxa"/>
-              <w:right w:w="80" w:type="dxa"/>
-            </w:tcMar>
-            <w:shd w:fill="F2F5F9"/>
-          </w:tcPr>
-          <w:p>
-            <w:pPr>
-              <w:spacing w:before="0" w:after="0"/>
-            </w:pPr>
-            <w:r>
-              <w:rPr>
-                <w:rFonts w:ascii="Calibri" w:hAnsi="Calibri"/>
-                <w:sz w:val="17"/>
-              </w:rPr>
-              <w:t>498</w:t>
-            </w:r>
-          </w:p>
-        </w:tc>
-        <w:tc>
-          <w:tcPr>
-            <w:tcW w:type="dxa" w:w="4464"/>
-            <w:tcMar>
-              <w:top w:w="60" w:type="dxa"/>
-              <w:bottom w:w="60" w:type="dxa"/>
-              <w:left w:w="80" w:type="dxa"/>
-              <w:right w:w="80" w:type="dxa"/>
-            </w:tcMar>
-            <w:shd w:fill="F2F5F9"/>
-          </w:tcPr>
-          <w:p>
-            <w:pPr>
-              <w:spacing w:before="0" w:after="0"/>
-            </w:pPr>
-            <w:r>
-              <w:rPr>
-                <w:rFonts w:ascii="Calibri" w:hAnsi="Calibri"/>
-                <w:sz w:val="17"/>
-              </w:rPr>
-              <w:t>Official rated or design bed capacity.</w:t>
+              <w:t>Integer: Official rated design bed count.</w:t>
             </w:r>
           </w:p>
         </w:tc>
@@ -5115,21 +2771,48 @@
       <w:tr>
         <w:tc>
           <w:tcPr>
-            <w:tcW w:type="dxa" w:w="2016"/>
+            <w:tcW w:type="dxa" w:w="3312"/>
             <w:tcMar>
-              <w:top w:w="60" w:type="dxa"/>
-              <w:bottom w:w="60" w:type="dxa"/>
-              <w:left w:w="80" w:type="dxa"/>
-              <w:right w:w="80" w:type="dxa"/>
+              <w:top w:w="80" w:type="dxa"/>
+              <w:bottom w:w="80" w:type="dxa"/>
+              <w:left w:w="100" w:type="dxa"/>
+              <w:right w:w="100" w:type="dxa"/>
             </w:tcMar>
+            <w:shd w:fill="FFFFFF"/>
           </w:tcPr>
           <w:p>
             <w:pPr>
-              <w:spacing w:before="0" w:after="0"/>
+              <w:jc w:val="left"/>
             </w:pPr>
             <w:r>
               <w:rPr>
                 <w:rFonts w:ascii="Calibri" w:hAnsi="Calibri"/>
+                <w:color w:val="262626"/>
+                <w:sz w:val="17"/>
+              </w:rPr>
+              <w:t>Population</w:t>
+            </w:r>
+          </w:p>
+        </w:tc>
+        <w:tc>
+          <w:tcPr>
+            <w:tcW w:type="dxa" w:w="3312"/>
+            <w:tcMar>
+              <w:top w:w="80" w:type="dxa"/>
+              <w:bottom w:w="80" w:type="dxa"/>
+              <w:left w:w="100" w:type="dxa"/>
+              <w:right w:w="100" w:type="dxa"/>
+            </w:tcMar>
+            <w:shd w:fill="FFFFFF"/>
+          </w:tcPr>
+          <w:p>
+            <w:pPr>
+              <w:jc w:val="left"/>
+            </w:pPr>
+            <w:r>
+              <w:rPr>
+                <w:rFonts w:ascii="Calibri" w:hAnsi="Calibri"/>
+                <w:color w:val="262626"/>
                 <w:sz w:val="17"/>
               </w:rPr>
               <w:t>population</w:t>
@@ -5138,70 +2821,26 @@
         </w:tc>
         <w:tc>
           <w:tcPr>
-            <w:tcW w:type="dxa" w:w="1008"/>
+            <w:tcW w:type="dxa" w:w="3312"/>
             <w:tcMar>
-              <w:top w:w="60" w:type="dxa"/>
-              <w:bottom w:w="60" w:type="dxa"/>
-              <w:left w:w="80" w:type="dxa"/>
-              <w:right w:w="80" w:type="dxa"/>
+              <w:top w:w="80" w:type="dxa"/>
+              <w:bottom w:w="80" w:type="dxa"/>
+              <w:left w:w="100" w:type="dxa"/>
+              <w:right w:w="100" w:type="dxa"/>
             </w:tcMar>
+            <w:shd w:fill="FFFFFF"/>
           </w:tcPr>
           <w:p>
             <w:pPr>
-              <w:spacing w:before="0" w:after="0"/>
+              <w:jc w:val="left"/>
             </w:pPr>
             <w:r>
               <w:rPr>
                 <w:rFonts w:ascii="Calibri" w:hAnsi="Calibri"/>
+                <w:color w:val="262626"/>
                 <w:sz w:val="17"/>
               </w:rPr>
-              <w:t>Integer</w:t>
-            </w:r>
-          </w:p>
-        </w:tc>
-        <w:tc>
-          <w:tcPr>
-            <w:tcW w:type="dxa" w:w="1872"/>
-            <w:tcMar>
-              <w:top w:w="60" w:type="dxa"/>
-              <w:bottom w:w="60" w:type="dxa"/>
-              <w:left w:w="80" w:type="dxa"/>
-              <w:right w:w="80" w:type="dxa"/>
-            </w:tcMar>
-          </w:tcPr>
-          <w:p>
-            <w:pPr>
-              <w:spacing w:before="0" w:after="0"/>
-            </w:pPr>
-            <w:r>
-              <w:rPr>
-                <w:rFonts w:ascii="Calibri" w:hAnsi="Calibri"/>
-                <w:sz w:val="17"/>
-              </w:rPr>
-              <w:t>438</w:t>
-            </w:r>
-          </w:p>
-        </w:tc>
-        <w:tc>
-          <w:tcPr>
-            <w:tcW w:type="dxa" w:w="4464"/>
-            <w:tcMar>
-              <w:top w:w="60" w:type="dxa"/>
-              <w:bottom w:w="60" w:type="dxa"/>
-              <w:left w:w="80" w:type="dxa"/>
-              <w:right w:w="80" w:type="dxa"/>
-            </w:tcMar>
-          </w:tcPr>
-          <w:p>
-            <w:pPr>
-              <w:spacing w:before="0" w:after="0"/>
-            </w:pPr>
-            <w:r>
-              <w:rPr>
-                <w:rFonts w:ascii="Calibri" w:hAnsi="Calibri"/>
-                <w:sz w:val="17"/>
-              </w:rPr>
-              <w:t>Reported inmate population count.</w:t>
+              <w:t>Integer: Reported inmate population count.</w:t>
             </w:r>
           </w:p>
         </w:tc>
@@ -5209,22 +2848,48 @@
       <w:tr>
         <w:tc>
           <w:tcPr>
-            <w:tcW w:type="dxa" w:w="2016"/>
+            <w:tcW w:type="dxa" w:w="3312"/>
             <w:tcMar>
-              <w:top w:w="60" w:type="dxa"/>
-              <w:bottom w:w="60" w:type="dxa"/>
-              <w:left w:w="80" w:type="dxa"/>
-              <w:right w:w="80" w:type="dxa"/>
+              <w:top w:w="80" w:type="dxa"/>
+              <w:bottom w:w="80" w:type="dxa"/>
+              <w:left w:w="100" w:type="dxa"/>
+              <w:right w:w="100" w:type="dxa"/>
             </w:tcMar>
             <w:shd w:fill="F2F5F9"/>
           </w:tcPr>
           <w:p>
             <w:pPr>
-              <w:spacing w:before="0" w:after="0"/>
+              <w:jc w:val="left"/>
             </w:pPr>
             <w:r>
               <w:rPr>
                 <w:rFonts w:ascii="Calibri" w:hAnsi="Calibri"/>
+                <w:color w:val="262626"/>
+                <w:sz w:val="17"/>
+              </w:rPr>
+              <w:t>Gender</w:t>
+            </w:r>
+          </w:p>
+        </w:tc>
+        <w:tc>
+          <w:tcPr>
+            <w:tcW w:type="dxa" w:w="3312"/>
+            <w:tcMar>
+              <w:top w:w="80" w:type="dxa"/>
+              <w:bottom w:w="80" w:type="dxa"/>
+              <w:left w:w="100" w:type="dxa"/>
+              <w:right w:w="100" w:type="dxa"/>
+            </w:tcMar>
+            <w:shd w:fill="F2F5F9"/>
+          </w:tcPr>
+          <w:p>
+            <w:pPr>
+              <w:jc w:val="left"/>
+            </w:pPr>
+            <w:r>
+              <w:rPr>
+                <w:rFonts w:ascii="Calibri" w:hAnsi="Calibri"/>
+                <w:color w:val="262626"/>
                 <w:sz w:val="17"/>
               </w:rPr>
               <w:t>gender</w:t>
@@ -5233,73 +2898,26 @@
         </w:tc>
         <w:tc>
           <w:tcPr>
-            <w:tcW w:type="dxa" w:w="1008"/>
+            <w:tcW w:type="dxa" w:w="3312"/>
             <w:tcMar>
-              <w:top w:w="60" w:type="dxa"/>
-              <w:bottom w:w="60" w:type="dxa"/>
-              <w:left w:w="80" w:type="dxa"/>
-              <w:right w:w="80" w:type="dxa"/>
+              <w:top w:w="80" w:type="dxa"/>
+              <w:bottom w:w="80" w:type="dxa"/>
+              <w:left w:w="100" w:type="dxa"/>
+              <w:right w:w="100" w:type="dxa"/>
             </w:tcMar>
             <w:shd w:fill="F2F5F9"/>
           </w:tcPr>
           <w:p>
             <w:pPr>
-              <w:spacing w:before="0" w:after="0"/>
+              <w:jc w:val="left"/>
             </w:pPr>
             <w:r>
               <w:rPr>
                 <w:rFonts w:ascii="Calibri" w:hAnsi="Calibri"/>
+                <w:color w:val="262626"/>
                 <w:sz w:val="17"/>
               </w:rPr>
-              <w:t>String</w:t>
-            </w:r>
-          </w:p>
-        </w:tc>
-        <w:tc>
-          <w:tcPr>
-            <w:tcW w:type="dxa" w:w="1872"/>
-            <w:tcMar>
-              <w:top w:w="60" w:type="dxa"/>
-              <w:bottom w:w="60" w:type="dxa"/>
-              <w:left w:w="80" w:type="dxa"/>
-              <w:right w:w="80" w:type="dxa"/>
-            </w:tcMar>
-            <w:shd w:fill="F2F5F9"/>
-          </w:tcPr>
-          <w:p>
-            <w:pPr>
-              <w:spacing w:before="0" w:after="0"/>
-            </w:pPr>
-            <w:r>
-              <w:rPr>
-                <w:rFonts w:ascii="Calibri" w:hAnsi="Calibri"/>
-                <w:sz w:val="17"/>
-              </w:rPr>
-              <w:t>Male / Female</w:t>
-            </w:r>
-          </w:p>
-        </w:tc>
-        <w:tc>
-          <w:tcPr>
-            <w:tcW w:type="dxa" w:w="4464"/>
-            <w:tcMar>
-              <w:top w:w="60" w:type="dxa"/>
-              <w:bottom w:w="60" w:type="dxa"/>
-              <w:left w:w="80" w:type="dxa"/>
-              <w:right w:w="80" w:type="dxa"/>
-            </w:tcMar>
-            <w:shd w:fill="F2F5F9"/>
-          </w:tcPr>
-          <w:p>
-            <w:pPr>
-              <w:spacing w:before="0" w:after="0"/>
-            </w:pPr>
-            <w:r>
-              <w:rPr>
-                <w:rFonts w:ascii="Calibri" w:hAnsi="Calibri"/>
-                <w:sz w:val="17"/>
-              </w:rPr>
-              <w:t>Inmate gender housing designation.</w:t>
+              <w:t>String: Male, Female, Co-ed, or Not Specified.</w:t>
             </w:r>
           </w:p>
         </w:tc>
@@ -5307,21 +2925,48 @@
       <w:tr>
         <w:tc>
           <w:tcPr>
-            <w:tcW w:type="dxa" w:w="2016"/>
+            <w:tcW w:type="dxa" w:w="3312"/>
             <w:tcMar>
-              <w:top w:w="60" w:type="dxa"/>
-              <w:bottom w:w="60" w:type="dxa"/>
-              <w:left w:w="80" w:type="dxa"/>
-              <w:right w:w="80" w:type="dxa"/>
+              <w:top w:w="80" w:type="dxa"/>
+              <w:bottom w:w="80" w:type="dxa"/>
+              <w:left w:w="100" w:type="dxa"/>
+              <w:right w:w="100" w:type="dxa"/>
             </w:tcMar>
+            <w:shd w:fill="FFFFFF"/>
           </w:tcPr>
           <w:p>
             <w:pPr>
-              <w:spacing w:before="0" w:after="0"/>
+              <w:jc w:val="left"/>
             </w:pPr>
             <w:r>
               <w:rPr>
                 <w:rFonts w:ascii="Calibri" w:hAnsi="Calibri"/>
+                <w:color w:val="262626"/>
+                <w:sz w:val="17"/>
+              </w:rPr>
+              <w:t>Data Source</w:t>
+            </w:r>
+          </w:p>
+        </w:tc>
+        <w:tc>
+          <w:tcPr>
+            <w:tcW w:type="dxa" w:w="3312"/>
+            <w:tcMar>
+              <w:top w:w="80" w:type="dxa"/>
+              <w:bottom w:w="80" w:type="dxa"/>
+              <w:left w:w="100" w:type="dxa"/>
+              <w:right w:w="100" w:type="dxa"/>
+            </w:tcMar>
+            <w:shd w:fill="FFFFFF"/>
+          </w:tcPr>
+          <w:p>
+            <w:pPr>
+              <w:jc w:val="left"/>
+            </w:pPr>
+            <w:r>
+              <w:rPr>
+                <w:rFonts w:ascii="Calibri" w:hAnsi="Calibri"/>
+                <w:color w:val="262626"/>
                 <w:sz w:val="17"/>
               </w:rPr>
               <w:t>data_source</w:t>
@@ -5330,103 +2975,39 @@
         </w:tc>
         <w:tc>
           <w:tcPr>
-            <w:tcW w:type="dxa" w:w="1008"/>
+            <w:tcW w:type="dxa" w:w="3312"/>
             <w:tcMar>
-              <w:top w:w="60" w:type="dxa"/>
-              <w:bottom w:w="60" w:type="dxa"/>
-              <w:left w:w="80" w:type="dxa"/>
-              <w:right w:w="80" w:type="dxa"/>
+              <w:top w:w="80" w:type="dxa"/>
+              <w:bottom w:w="80" w:type="dxa"/>
+              <w:left w:w="100" w:type="dxa"/>
+              <w:right w:w="100" w:type="dxa"/>
             </w:tcMar>
+            <w:shd w:fill="FFFFFF"/>
           </w:tcPr>
           <w:p>
             <w:pPr>
-              <w:spacing w:before="0" w:after="0"/>
+              <w:jc w:val="left"/>
             </w:pPr>
             <w:r>
               <w:rPr>
                 <w:rFonts w:ascii="Calibri" w:hAnsi="Calibri"/>
+                <w:color w:val="262626"/>
                 <w:sz w:val="17"/>
               </w:rPr>
-              <w:t>String</w:t>
-            </w:r>
-          </w:p>
-        </w:tc>
-        <w:tc>
-          <w:tcPr>
-            <w:tcW w:type="dxa" w:w="1872"/>
-            <w:tcMar>
-              <w:top w:w="60" w:type="dxa"/>
-              <w:bottom w:w="60" w:type="dxa"/>
-              <w:left w:w="80" w:type="dxa"/>
-              <w:right w:w="80" w:type="dxa"/>
-            </w:tcMar>
-          </w:tcPr>
-          <w:p>
-            <w:pPr>
-              <w:spacing w:before="0" w:after="0"/>
-            </w:pPr>
-            <w:r>
-              <w:rPr>
-                <w:rFonts w:ascii="Calibri" w:hAnsi="Calibri"/>
-                <w:sz w:val="17"/>
-              </w:rPr>
-              <w:t>DHS HIFLD</w:t>
-            </w:r>
-          </w:p>
-        </w:tc>
-        <w:tc>
-          <w:tcPr>
-            <w:tcW w:type="dxa" w:w="4464"/>
-            <w:tcMar>
-              <w:top w:w="60" w:type="dxa"/>
-              <w:bottom w:w="60" w:type="dxa"/>
-              <w:left w:w="80" w:type="dxa"/>
-              <w:right w:w="80" w:type="dxa"/>
-            </w:tcMar>
-          </w:tcPr>
-          <w:p>
-            <w:pPr>
-              <w:spacing w:before="0" w:after="0"/>
-            </w:pPr>
-            <w:r>
-              <w:rPr>
-                <w:rFonts w:ascii="Calibri" w:hAnsi="Calibri"/>
-                <w:sz w:val="17"/>
-              </w:rPr>
-              <w:t>Origin agency of baseline record.</w:t>
+              <w:t>String: Primary origin source agency.</w:t>
             </w:r>
           </w:p>
         </w:tc>
       </w:tr>
     </w:tbl>
     <w:sectPr>
-      <w:footerReference w:type="default" r:id="rId9"/>
       <w:pgSz w:w="12240" w:h="15840"/>
-      <w:pgMar w:top="1440" w:right="1440" w:bottom="1440" w:left="1440" w:header="720" w:footer="720" w:gutter="0"/>
+      <w:pgMar w:top="1152" w:right="1152" w:bottom="1152" w:left="1152" w:header="720" w:footer="720" w:gutter="0"/>
       <w:cols w:space="720"/>
       <w:docGrid w:linePitch="360"/>
     </w:sectPr>
   </w:body>
 </w:document>
-</file>
-
-<file path=word/footer1.xml><?xml version="1.0" encoding="utf-8"?>
-<w:ftr xmlns:m="http://schemas.openxmlformats.org/officeDocument/2006/math" xmlns:mc="http://schemas.openxmlformats.org/markup-compatibility/2006" xmlns:mo="http://schemas.microsoft.com/office/mac/office/2008/main" xmlns:mv="urn:schemas-microsoft-com:mac:vml" xmlns:o="urn:schemas-microsoft-com:office:office" xmlns:r="http://schemas.openxmlformats.org/officeDocument/2006/relationships" xmlns:v="urn:schemas-microsoft-com:vml" xmlns:w10="urn:schemas-microsoft-com:office:word" xmlns:w14="http://schemas.microsoft.com/office/word/2010/wordml" xmlns:w="http://schemas.openxmlformats.org/wordprocessingml/2006/main" xmlns:wne="http://schemas.microsoft.com/office/word/2006/wordml" xmlns:wp14="http://schemas.microsoft.com/office/word/2010/wordprocessingDrawing" xmlns:wp="http://schemas.openxmlformats.org/drawingml/2006/wordprocessingDrawing" xmlns:wpc="http://schemas.microsoft.com/office/word/2010/wordprocessingCanvas" xmlns:wpg="http://schemas.microsoft.com/office/word/2010/wordprocessingGroup" xmlns:wpi="http://schemas.microsoft.com/office/word/2010/wordprocessingInk" xmlns:wps="http://schemas.microsoft.com/office/word/2010/wordprocessingShape" mc:Ignorable="w14 wp14">
-  <w:p>
-    <w:pPr>
-      <w:pStyle w:val="Footer"/>
-      <w:jc w:val="right"/>
-    </w:pPr>
-    <w:r>
-      <w:rPr>
-        <w:rFonts w:ascii="Calibri" w:hAnsi="Calibri"/>
-        <w:color w:val="808080"/>
-        <w:sz w:val="18"/>
-      </w:rPr>
-      <w:t xml:space="preserve">US Correctional Facilities Master Dataset • Page </w:t>
-    </w:r>
-  </w:p>
-</w:ftr>
 </file>
 
 <file path=word/numbering.xml><?xml version="1.0" encoding="utf-8"?>

--- a/output/US_Correctional_Facilities_Methodology_Report.docx
+++ b/output/US_Correctional_Facilities_Methodology_Report.docx
@@ -41,7 +41,7 @@
           <w:color w:val="203764"/>
           <w:sz w:val="19"/>
         </w:rPr>
-        <w:t>Publication Date: August 20, 2026  |  Coverage: All 50 States, DC, PR, GU, VI, MP (6,768 Facilities)  |  Version: 2.0 (Audited)</w:t>
+        <w:t>Publication Date: August 20, 2026  |  Coverage: All 50 States, DC, PR, GU, VI, MP (6,787 Facilities)  |  Version: 2.2 (Audited &amp; Verified)</w:t>
       </w:r>
     </w:p>
     <w:p>
@@ -79,7 +79,7 @@
           <w:color w:val="262626"/>
           <w:sz w:val="21"/>
         </w:rPr>
-        <w:t>This methodology report establishes the technical architecture, data provenance, cleaning rules, and deduplication logic utilized to build the United States Correctional Facilities Master Database. The resulting master dataset provides researchers, government agencies, and policy analysts with a unified, standardized repository of 6,768 physical correctional institutions operating across all 50 US states, the District of Columbia, and five US territories (Puerto Rico, Guam, US Virgin Islands, and Northern Mariana Islands).</w:t>
+        <w:t>This methodology report establishes the technical architecture, data provenance, cleaning rules, and deduplication logic utilized to build the United States Correctional Facilities Master Database. The resulting master dataset provides researchers, government agencies, and policy analysts with a unified, standardized repository of 6,787 physical correctional institutions operating across all 50 US states, the District of Columbia, and five US territories (Puerto Rico, Guam, US Virgin Islands, and Northern Mariana Islands).</w:t>
       </w:r>
     </w:p>
     <w:tbl>
@@ -220,7 +220,7 @@
                 <w:color w:val="262626"/>
                 <w:sz w:val="19"/>
               </w:rPr>
-              <w:t>6,768</w:t>
+              <w:t>6,787</w:t>
             </w:r>
           </w:p>
         </w:tc>
@@ -297,7 +297,7 @@
                 <w:color w:val="262626"/>
                 <w:sz w:val="19"/>
               </w:rPr>
-              <w:t>6,768</w:t>
+              <w:t>6,787</w:t>
             </w:r>
           </w:p>
         </w:tc>
@@ -687,14 +687,14 @@
           <w:b/>
           <w:sz w:val="20"/>
         </w:rPr>
-        <w:t xml:space="preserve">Type-Guarded BOP Entity Matching: </w:t>
+        <w:t xml:space="preserve">Type-Guarded &amp; Non-Colliding BOP Entity Matching: </w:t>
       </w:r>
       <w:r>
         <w:rPr>
           <w:rFonts w:ascii="Calibri" w:hAnsi="Calibri"/>
           <w:sz w:val="20"/>
         </w:rPr>
-        <w:t>To prevent false-positive collisions where short 3-letter BOP codes (e.g. 'LOS' or 'FOR') match county jail names (e.g. Los Angeles County Sybil Brand Institute), the pipeline requires an explicit Federal/Multi-jurisdiction type check before applying abbreviation matching.</w:t>
+        <w:t>To prevent false positives across both county facilities and intra-federal complexes (e.g. Beaumont, Atlanta, Coleman), the pipeline enforces strict federal type guards and separates administrative entities (RRM, Regional Offices, FCC complexes) into standalone records, while matching physical institutions (USP, FCI, FDC, MDC) strictly by core institution name and city.</w:t>
       </w:r>
     </w:p>
     <w:p>
@@ -715,7 +715,7 @@
           <w:rFonts w:ascii="Calibri" w:hAnsi="Calibri"/>
           <w:sz w:val="20"/>
         </w:rPr>
-        <w:t>Valid zero-population counts for brand-new, temporarily unpopulated, or specialized intake facilities are retained as 0, while negative sentinels (-999, -1, 99999) are scrubbed to null.</w:t>
+        <w:t>Valid zero-population counts for brand-new, temporarily unpopulated, or specialized intake facilities (625 records) are retained as 0, while negative sentinels (-999, -1, 99999) are scrubbed to null.</w:t>
       </w:r>
     </w:p>
     <w:p>
@@ -950,7 +950,7 @@
                 <w:color w:val="262626"/>
                 <w:sz w:val="19"/>
               </w:rPr>
-              <w:t>58.5%</w:t>
+              <w:t>58.3%</w:t>
             </w:r>
           </w:p>
         </w:tc>
@@ -1027,7 +1027,7 @@
                 <w:color w:val="262626"/>
                 <w:sz w:val="19"/>
               </w:rPr>
-              <w:t>33.6%</w:t>
+              <w:t>33.5%</w:t>
             </w:r>
           </w:p>
         </w:tc>
@@ -1079,7 +1079,7 @@
                 <w:color w:val="262626"/>
                 <w:sz w:val="19"/>
               </w:rPr>
-              <w:t>288</w:t>
+              <w:t>307</w:t>
             </w:r>
           </w:p>
         </w:tc>
@@ -1104,7 +1104,7 @@
                 <w:color w:val="262626"/>
                 <w:sz w:val="19"/>
               </w:rPr>
-              <w:t>4.3%</w:t>
+              <w:t>4.5%</w:t>
             </w:r>
           </w:p>
         </w:tc>

--- a/output/US_Correctional_Facilities_Methodology_Report.docx
+++ b/output/US_Correctional_Facilities_Methodology_Report.docx
@@ -41,7 +41,7 @@
           <w:color w:val="203764"/>
           <w:sz w:val="19"/>
         </w:rPr>
-        <w:t>Publication Date: August 20, 2026  |  Coverage: All 50 States, DC, PR, GU, VI, MP (6,787 Facilities)  |  Version: 2.2 (Audited &amp; Verified)</w:t>
+        <w:t>Publication Date: August 20, 2026  |  Coverage: All 50 States, DC, PR, GU, VI, MP (6,788 Facilities)  |  Version: 2.3 (Audited &amp; Verified)</w:t>
       </w:r>
     </w:p>
     <w:p>
@@ -79,7 +79,7 @@
           <w:color w:val="262626"/>
           <w:sz w:val="21"/>
         </w:rPr>
-        <w:t>This methodology report establishes the technical architecture, data provenance, cleaning rules, and deduplication logic utilized to build the United States Correctional Facilities Master Database. The resulting master dataset provides researchers, government agencies, and policy analysts with a unified, standardized repository of 6,787 physical correctional institutions operating across all 50 US states, the District of Columbia, and five US territories (Puerto Rico, Guam, US Virgin Islands, and Northern Mariana Islands).</w:t>
+        <w:t>This methodology report establishes the technical architecture, data provenance, cleaning rules, and deduplication logic utilized to build the United States Correctional Facilities Master Database. The resulting master dataset provides researchers, government agencies, and policy analysts with a unified, standardized repository of 6,788 physical correctional institutions operating across all 50 US states, the District of Columbia, and five US territories (Puerto Rico, Guam, US Virgin Islands, and Northern Mariana Islands).</w:t>
       </w:r>
     </w:p>
     <w:tbl>
@@ -220,7 +220,7 @@
                 <w:color w:val="262626"/>
                 <w:sz w:val="19"/>
               </w:rPr>
-              <w:t>6,787</w:t>
+              <w:t>6,788</w:t>
             </w:r>
           </w:p>
         </w:tc>
@@ -297,7 +297,7 @@
                 <w:color w:val="262626"/>
                 <w:sz w:val="19"/>
               </w:rPr>
-              <w:t>6,787</w:t>
+              <w:t>6,788</w:t>
             </w:r>
           </w:p>
         </w:tc>
@@ -687,14 +687,14 @@
           <w:b/>
           <w:sz w:val="20"/>
         </w:rPr>
-        <w:t xml:space="preserve">Type-Guarded &amp; Non-Colliding BOP Entity Matching: </w:t>
+        <w:t xml:space="preserve">Type-Guarded &amp; Camp-Parity BOP Entity Matching: </w:t>
       </w:r>
       <w:r>
         <w:rPr>
           <w:rFonts w:ascii="Calibri" w:hAnsi="Calibri"/>
           <w:sz w:val="20"/>
         </w:rPr>
-        <w:t>To prevent false positives across both county facilities and intra-federal complexes (e.g. Beaumont, Atlanta, Coleman), the pipeline enforces strict federal type guards and separates administrative entities (RRM, Regional Offices, FCC complexes) into standalone records, while matching physical institutions (USP, FCI, FDC, MDC) strictly by core institution name and city.</w:t>
+        <w:t>To prevent false positives across both county facilities and intra-federal complexes (e.g. Beaumont, Atlanta, Coleman), the pipeline enforces strict federal type guards, separates administrative entities (RRM, Regional Offices, FCC complexes) into standalone records, and enforces camp-to-camp matching parity so satellite camps do not steal parent institution URLs (e.g. USP Beaumont correctly receives /institutions/bmp/ while FCI Beaumont Low receives /institutions/bml/).</w:t>
       </w:r>
     </w:p>
     <w:p>
@@ -1079,7 +1079,7 @@
                 <w:color w:val="262626"/>
                 <w:sz w:val="19"/>
               </w:rPr>
-              <w:t>307</w:t>
+              <w:t>308</w:t>
             </w:r>
           </w:p>
         </w:tc>

--- a/output/US_Correctional_Facilities_Methodology_Report.docx
+++ b/output/US_Correctional_Facilities_Methodology_Report.docx
@@ -41,7 +41,7 @@
           <w:color w:val="203764"/>
           <w:sz w:val="19"/>
         </w:rPr>
-        <w:t>Publication Date: August 20, 2026  |  Coverage: All 50 States, DC, PR, GU, VI, MP (6,788 Facilities)  |  Version: 2.3 (Audited &amp; Verified)</w:t>
+        <w:t>Publication Date: August 20, 2026  |  Coverage: All 50 States, DC, PR, GU, VI, MP (6,788 Facilities)  |  Version: 2.4 (Audited &amp; Verified)</w:t>
       </w:r>
     </w:p>
     <w:p>
@@ -673,7 +673,7 @@
           <w:rFonts w:ascii="Calibri" w:hAnsi="Calibri"/>
           <w:sz w:val="20"/>
         </w:rPr>
-        <w:t>HIFLD polygon boundaries frequently export multiple geometry centroids for a single campus, resulting in 4,000 redundant rows. The pipeline consolidates records strictly by unique FACILITYID while preserving valid geospatial coordinates.</w:t>
+        <w:t>HIFLD polygon boundaries frequently export multiple geometry centroids for a single campus, resulting in 4,001 redundant rows. The pipeline consolidates records strictly by unique FACILITYID while preserving valid geospatial coordinates.</w:t>
       </w:r>
     </w:p>
     <w:p>
@@ -1352,7 +1352,97 @@
           <w:color w:val="1F4E78"/>
           <w:sz w:val="28"/>
         </w:rPr>
-        <w:t>5. Standardized Data Dictionary (20 Master Fields)</w:t>
+        <w:t>5. Known Data Limitations &amp; Upstream Source Anomalies</w:t>
+      </w:r>
+    </w:p>
+    <w:p>
+      <w:pPr>
+        <w:spacing w:after="120" w:line="276" w:lineRule="auto"/>
+      </w:pPr>
+      <w:r>
+        <w:rPr>
+          <w:rFonts w:ascii="Calibri" w:hAnsi="Calibri"/>
+          <w:color w:val="262626"/>
+          <w:sz w:val="21"/>
+        </w:rPr>
+        <w:t>Researchers, auditors, and policy analysts should take note of the following known characteristics and upstream data anomalies present in primary government source records:</w:t>
+      </w:r>
+    </w:p>
+    <w:p>
+      <w:pPr>
+        <w:pStyle w:val="ListBullet"/>
+        <w:spacing w:after="60" w:line="276" w:lineRule="auto"/>
+      </w:pPr>
+      <w:r>
+        <w:rPr>
+          <w:rFonts w:ascii="Calibri" w:hAnsi="Calibri"/>
+          <w:b/>
+          <w:sz w:val="20"/>
+        </w:rPr>
+        <w:t xml:space="preserve">Point-in-Time Census Variations: </w:t>
+      </w:r>
+      <w:r>
+        <w:rPr>
+          <w:rFonts w:ascii="Calibri" w:hAnsi="Calibri"/>
+          <w:sz w:val="20"/>
+        </w:rPr>
+        <w:t>Reported inmate populations reflect point-in-time census snapshots provided during individual state and federal reporting cycles rather than live real-time daily headcounts.</w:t>
+      </w:r>
+    </w:p>
+    <w:p>
+      <w:pPr>
+        <w:pStyle w:val="ListBullet"/>
+        <w:spacing w:after="60" w:line="276" w:lineRule="auto"/>
+      </w:pPr>
+      <w:r>
+        <w:rPr>
+          <w:rFonts w:ascii="Calibri" w:hAnsi="Calibri"/>
+          <w:b/>
+          <w:sz w:val="20"/>
+        </w:rPr>
+        <w:t xml:space="preserve">Upstream Population vs. Capacity Outliers: </w:t>
+      </w:r>
+      <w:r>
+        <w:rPr>
+          <w:rFonts w:ascii="Calibri" w:hAnsi="Calibri"/>
+          <w:sz w:val="20"/>
+        </w:rPr>
+        <w:t>There are 8 specific county/state facilities where reported population exceeds 3x rated design capacity (e.g., Woodman State Jail TX reporting population 6,478 vs design capacity 900; Fulton County Jail IN reporting 133 vs 35; Burke County Jail NC reporting 262 vs 66). These represent known upstream DHS HIFLD data artifacts preserved as recorded by the source agency.</w:t>
+      </w:r>
+    </w:p>
+    <w:p>
+      <w:pPr>
+        <w:pStyle w:val="ListBullet"/>
+        <w:spacing w:after="60" w:line="276" w:lineRule="auto"/>
+      </w:pPr>
+      <w:r>
+        <w:rPr>
+          <w:rFonts w:ascii="Calibri" w:hAnsi="Calibri"/>
+          <w:b/>
+          <w:sz w:val="20"/>
+        </w:rPr>
+        <w:t xml:space="preserve">Campus Co-Location of Distinct Agencies: </w:t>
+      </w:r>
+      <w:r>
+        <w:rPr>
+          <w:rFonts w:ascii="Calibri" w:hAnsi="Calibri"/>
+          <w:sz w:val="20"/>
+        </w:rPr>
+        <w:t>A small number of municipal and state facilities share identical street addresses or GPS coordinates due to co-located campuses (e.g., county sheriff dispatch and municipal jail in the same civic center, or psychiatric hospital and detention unit on one state hospital campus). These are preserved as separate records with unique primary IDs.</w:t>
+      </w:r>
+    </w:p>
+    <w:p>
+      <w:pPr>
+        <w:spacing w:before="280" w:after="120"/>
+      </w:pPr>
+      <w:r>
+        <w:rPr>
+          <w:rFonts w:ascii="Calibri" w:hAnsi="Calibri"/>
+          <w:b/>
+          <w:color w:val="1F4E78"/>
+          <w:sz w:val="28"/>
+        </w:rPr>
+        <w:t>6. Standardized Data Dictionary (20 Master Fields)</w:t>
       </w:r>
     </w:p>
     <w:p>

--- a/output/US_Correctional_Facilities_Methodology_Report.docx
+++ b/output/US_Correctional_Facilities_Methodology_Report.docx
@@ -41,7 +41,7 @@
           <w:color w:val="203764"/>
           <w:sz w:val="19"/>
         </w:rPr>
-        <w:t>Publication Date: August 20, 2026  |  Coverage: All 50 States, DC, PR, GU, VI, MP (6,788 Facilities)  |  Version: 2.4 (Audited &amp; Verified)</w:t>
+        <w:t>Publication Date: August 21, 2026  |  Coverage: All 50 States, DC, PR, GU, VI, MP (6,788 Facilities)  |  Version: 2.4 (Audited &amp; Verified)</w:t>
       </w:r>
     </w:p>
     <w:p>
